--- a/朵朵/6年级/记录/英语/错题集/Word/L001-英语错题订正本.docx
+++ b/朵朵/6年级/记录/英语/错题集/Word/L001-英语错题订正本.docx
@@ -4,1962 +4,5916 @@
   <w:body>
     <w:p>
       <w:pPr>
-        <w:spacing w:after="80"/>
+        <w:keepNext/>
+        <w:keepLines/>
+        <w:widowControl/>
+        <w:spacing w:before="0" w:after="40" w:line="264" w:lineRule="auto"/>
         <w:jc w:val="center"/>
       </w:pPr>
       <w:r>
         <w:rPr>
-          <w:rFonts w:ascii="等线" w:hAnsi="等线"/>
+          <w:rFonts w:ascii="Times New Roman" w:hAnsi="Times New Roman" w:eastAsia="宋体"/>
           <w:b/>
-          <w:sz w:val="32"/>
-        </w:rPr>
-        <w:t>朵朵英语错题订正本｜L001</w:t>
+          <w:color w:val="000000"/>
+          <w:sz w:val="26"/>
+          <w:u w:val="none"/>
+        </w:rPr>
+        <w:t>六年级第一学期英语练习 L001</w:t>
       </w:r>
     </w:p>
     <w:p>
       <w:pPr>
-        <w:spacing w:after="80"/>
-      </w:pPr>
-      <w:r>
-        <w:rPr>
-          <w:rFonts w:ascii="等线" w:hAnsi="等线"/>
-          <w:sz w:val="21"/>
-        </w:rPr>
-        <w:t>记录对象：朵朵</w:t>
+        <w:keepNext/>
+        <w:keepLines/>
+        <w:widowControl/>
+        <w:spacing w:before="0" w:after="100" w:line="264" w:lineRule="auto"/>
+        <w:jc w:val="center"/>
+      </w:pPr>
+      <w:r>
+        <w:rPr>
+          <w:rFonts w:ascii="Times New Roman" w:hAnsi="Times New Roman" w:eastAsia="宋体"/>
+          <w:b w:val="0"/>
+          <w:color w:val="000000"/>
+          <w:sz w:val="22"/>
+          <w:u w:val="none"/>
+        </w:rPr>
+        <w:t>错题订正与复习</w:t>
       </w:r>
     </w:p>
     <w:p>
       <w:pPr>
-        <w:spacing w:after="80"/>
-      </w:pPr>
-      <w:r>
-        <w:rPr>
-          <w:rFonts w:ascii="等线" w:hAnsi="等线"/>
-          <w:sz w:val="21"/>
-        </w:rPr>
-        <w:t>使用说明：每题保留原题和原作答，请在“订正”和“心得”处完成书写。</w:t>
+        <w:keepNext/>
+        <w:keepLines/>
+        <w:widowControl/>
+        <w:spacing w:before="100" w:after="40" w:line="264" w:lineRule="auto"/>
+      </w:pPr>
+      <w:r>
+        <w:rPr>
+          <w:rFonts w:ascii="Times New Roman" w:hAnsi="Times New Roman" w:eastAsia="宋体"/>
+          <w:b/>
+          <w:color w:val="000000"/>
+          <w:sz w:val="24"/>
+          <w:u w:val="none"/>
+        </w:rPr>
+        <w:t>基础练习</w:t>
       </w:r>
     </w:p>
     <w:p>
       <w:pPr>
-        <w:spacing w:after="80"/>
-      </w:pPr>
+        <w:keepNext/>
+        <w:keepLines/>
+        <w:widowControl/>
+        <w:spacing w:before="80" w:after="80" w:line="264" w:lineRule="auto"/>
+      </w:pPr>
+      <w:r>
+        <w:rPr>
+          <w:rFonts w:ascii="Times New Roman" w:hAnsi="Times New Roman" w:eastAsia="宋体"/>
+          <w:b/>
+          <w:color w:val="000000"/>
+          <w:sz w:val="22"/>
+          <w:u w:val="none"/>
+        </w:rPr>
+        <w:t>一、选出划线部分发音不同的单词。</w:t>
+      </w:r>
     </w:p>
     <w:p>
       <w:pPr>
         <w:keepNext/>
-        <w:spacing w:after="80"/>
-      </w:pPr>
-      <w:r>
-        <w:rPr>
-          <w:rFonts w:ascii="等线" w:hAnsi="等线"/>
+        <w:keepLines/>
+        <w:widowControl/>
+        <w:spacing w:before="0" w:after="40" w:line="264" w:lineRule="auto"/>
+      </w:pPr>
+      <w:r>
+        <w:rPr>
+          <w:rFonts w:ascii="Times New Roman" w:hAnsi="Times New Roman" w:eastAsia="宋体"/>
           <w:b/>
-          <w:sz w:val="24"/>
-        </w:rPr>
-        <w:t>第1题</w:t>
+          <w:color w:val="000000"/>
+          <w:sz w:val="21"/>
+          <w:u w:val="none"/>
+        </w:rPr>
+        <w:t>1.</w:t>
+      </w:r>
+      <w:r>
+        <w:rPr>
+          <w:rFonts w:ascii="Times New Roman" w:hAnsi="Times New Roman" w:eastAsia="宋体"/>
+          <w:b w:val="0"/>
+          <w:color w:val="000000"/>
+          <w:sz w:val="21"/>
+          <w:u w:val="none"/>
+        </w:rPr>
+        <w:t>（　）</w:t>
       </w:r>
     </w:p>
     <w:p>
       <w:pPr>
         <w:keepNext/>
-        <w:spacing w:after="80"/>
-      </w:pPr>
-      <w:r>
-        <w:rPr>
-          <w:rFonts w:ascii="等线" w:hAnsi="等线"/>
+        <w:keepLines/>
+        <w:widowControl/>
+        <w:tabs>
+          <w:tab w:pos="1814" w:val="left"/>
+          <w:tab w:pos="3628" w:val="left"/>
+          <w:tab w:pos="5443" w:val="left"/>
+        </w:tabs>
+        <w:spacing w:before="0" w:after="20" w:line="264" w:lineRule="auto"/>
+      </w:pPr>
+      <w:r>
+        <w:rPr>
+          <w:rFonts w:ascii="Times New Roman" w:hAnsi="Times New Roman" w:eastAsia="宋体"/>
+          <w:b w:val="0"/>
+          <w:color w:val="000000"/>
           <w:sz w:val="21"/>
-        </w:rPr>
-        <w:t>1.（　）</w:t>
-        <w:br/>
-        <w:t>A. e̲lephant</w:t>
-        <w:br/>
-        <w:t>B. le̲tter</w:t>
-        <w:br/>
-        <w:t>C. se̲ll</w:t>
-        <w:br/>
-        <w:t>D. re̲cite</w:t>
+          <w:u w:val="none"/>
+        </w:rPr>
+        <w:t xml:space="preserve">A. </w:t>
+      </w:r>
+      <w:r>
+        <w:rPr>
+          <w:rFonts w:ascii="Times New Roman" w:hAnsi="Times New Roman" w:eastAsia="宋体"/>
+          <w:b w:val="0"/>
+          <w:color w:val="000000"/>
+          <w:sz w:val="21"/>
+          <w:u w:val="single"/>
+        </w:rPr>
+        <w:t>e</w:t>
+      </w:r>
+      <w:r>
+        <w:rPr>
+          <w:rFonts w:ascii="Times New Roman" w:hAnsi="Times New Roman" w:eastAsia="宋体"/>
+          <w:b w:val="0"/>
+          <w:color w:val="000000"/>
+          <w:sz w:val="21"/>
+          <w:u w:val="none"/>
+        </w:rPr>
+        <w:t>lephant</w:t>
+        <w:tab/>
+        <w:t>B. l</w:t>
+      </w:r>
+      <w:r>
+        <w:rPr>
+          <w:rFonts w:ascii="Times New Roman" w:hAnsi="Times New Roman" w:eastAsia="宋体"/>
+          <w:b w:val="0"/>
+          <w:color w:val="000000"/>
+          <w:sz w:val="21"/>
+          <w:u w:val="single"/>
+        </w:rPr>
+        <w:t>e</w:t>
+      </w:r>
+      <w:r>
+        <w:rPr>
+          <w:rFonts w:ascii="Times New Roman" w:hAnsi="Times New Roman" w:eastAsia="宋体"/>
+          <w:b w:val="0"/>
+          <w:color w:val="000000"/>
+          <w:sz w:val="21"/>
+          <w:u w:val="none"/>
+        </w:rPr>
+        <w:t>tter</w:t>
+        <w:tab/>
+        <w:t>C. s</w:t>
+      </w:r>
+      <w:r>
+        <w:rPr>
+          <w:rFonts w:ascii="Times New Roman" w:hAnsi="Times New Roman" w:eastAsia="宋体"/>
+          <w:b w:val="0"/>
+          <w:color w:val="000000"/>
+          <w:sz w:val="21"/>
+          <w:u w:val="single"/>
+        </w:rPr>
+        <w:t>e</w:t>
+      </w:r>
+      <w:r>
+        <w:rPr>
+          <w:rFonts w:ascii="Times New Roman" w:hAnsi="Times New Roman" w:eastAsia="宋体"/>
+          <w:b w:val="0"/>
+          <w:color w:val="000000"/>
+          <w:sz w:val="21"/>
+          <w:u w:val="none"/>
+        </w:rPr>
+        <w:t>ll</w:t>
+        <w:tab/>
+        <w:t>D. r</w:t>
+      </w:r>
+      <w:r>
+        <w:rPr>
+          <w:rFonts w:ascii="Times New Roman" w:hAnsi="Times New Roman" w:eastAsia="宋体"/>
+          <w:b w:val="0"/>
+          <w:color w:val="000000"/>
+          <w:sz w:val="21"/>
+          <w:u w:val="single"/>
+        </w:rPr>
+        <w:t>e</w:t>
+      </w:r>
+      <w:r>
+        <w:rPr>
+          <w:rFonts w:ascii="Times New Roman" w:hAnsi="Times New Roman" w:eastAsia="宋体"/>
+          <w:b w:val="0"/>
+          <w:color w:val="000000"/>
+          <w:sz w:val="21"/>
+          <w:u w:val="none"/>
+        </w:rPr>
+        <w:t>cite</w:t>
       </w:r>
     </w:p>
     <w:p>
       <w:pPr>
-        <w:spacing w:after="80"/>
-      </w:pPr>
-      <w:r>
-        <w:rPr>
-          <w:rFonts w:ascii="等线" w:hAnsi="等线"/>
-          <w:sz w:val="21"/>
-        </w:rPr>
-        <w:t>朵朵原答案：A</w:t>
+        <w:keepNext/>
+        <w:keepLines/>
+        <w:widowControl/>
+        <w:spacing w:before="0" w:after="20" w:line="264" w:lineRule="auto"/>
+      </w:pPr>
+      <w:r>
+        <w:rPr>
+          <w:rFonts w:ascii="Times New Roman" w:hAnsi="Times New Roman" w:eastAsia="宋体"/>
+          <w:b/>
+          <w:color w:val="000000"/>
+          <w:sz w:val="20"/>
+          <w:u w:val="none"/>
+        </w:rPr>
+        <w:t>朵朵原答案：</w:t>
+      </w:r>
+      <w:r>
+        <w:rPr>
+          <w:rFonts w:ascii="Times New Roman" w:hAnsi="Times New Roman" w:eastAsia="宋体"/>
+          <w:b w:val="0"/>
+          <w:color w:val="000000"/>
+          <w:sz w:val="20"/>
+          <w:u w:val="none"/>
+        </w:rPr>
+        <w:t xml:space="preserve"> A</w:t>
       </w:r>
     </w:p>
     <w:p>
       <w:pPr>
-        <w:spacing w:after="80"/>
-      </w:pPr>
-      <w:r>
-        <w:rPr>
-          <w:rFonts w:ascii="等线" w:hAnsi="等线"/>
-          <w:sz w:val="21"/>
-        </w:rPr>
-        <w:t>订正：____________________________________________________________</w:t>
+        <w:keepNext/>
+        <w:keepLines/>
+        <w:widowControl/>
+        <w:tabs>
+          <w:tab w:pos="7200" w:val="left"/>
+        </w:tabs>
+        <w:spacing w:before="0" w:after="20" w:line="380" w:lineRule="exact"/>
+      </w:pPr>
+      <w:r>
+        <w:rPr>
+          <w:rFonts w:ascii="Times New Roman" w:hAnsi="Times New Roman" w:eastAsia="宋体"/>
+          <w:b w:val="0"/>
+          <w:color w:val="000000"/>
+          <w:sz w:val="20"/>
+          <w:u w:val="none"/>
+        </w:rPr>
+        <w:t>订正：</w:t>
+      </w:r>
+      <w:r>
+        <w:rPr>
+          <w:rFonts w:ascii="Times New Roman" w:hAnsi="Times New Roman" w:eastAsia="宋体"/>
+          <w:b w:val="0"/>
+          <w:color w:val="000000"/>
+          <w:sz w:val="20"/>
+          <w:u w:val="single"/>
+        </w:rPr>
+        <w:tab/>
       </w:r>
     </w:p>
     <w:p>
       <w:pPr>
-        <w:spacing w:after="80"/>
-      </w:pPr>
-      <w:r>
-        <w:rPr>
-          <w:rFonts w:ascii="等线" w:hAnsi="等线"/>
-          <w:sz w:val="21"/>
-        </w:rPr>
-        <w:t>心得：____________________________________________________________</w:t>
+        <w:keepNext w:val="0"/>
+        <w:keepLines/>
+        <w:widowControl/>
+        <w:tabs>
+          <w:tab w:pos="7200" w:val="left"/>
+        </w:tabs>
+        <w:spacing w:before="0" w:after="80" w:line="380" w:lineRule="exact"/>
+      </w:pPr>
+      <w:r>
+        <w:rPr>
+          <w:rFonts w:ascii="Times New Roman" w:hAnsi="Times New Roman" w:eastAsia="宋体"/>
+          <w:b w:val="0"/>
+          <w:color w:val="000000"/>
+          <w:sz w:val="20"/>
+          <w:u w:val="none"/>
+        </w:rPr>
+        <w:t>心得：</w:t>
+      </w:r>
+      <w:r>
+        <w:rPr>
+          <w:rFonts w:ascii="Times New Roman" w:hAnsi="Times New Roman" w:eastAsia="宋体"/>
+          <w:b w:val="0"/>
+          <w:color w:val="000000"/>
+          <w:sz w:val="20"/>
+          <w:u w:val="single"/>
+        </w:rPr>
+        <w:tab/>
       </w:r>
     </w:p>
     <w:p>
       <w:pPr>
-        <w:spacing w:after="80"/>
-      </w:pPr>
-      <w:r>
-        <w:rPr>
-          <w:rFonts w:ascii="等线" w:hAnsi="等线"/>
+        <w:keepNext/>
+        <w:keepLines/>
+        <w:widowControl/>
+        <w:spacing w:before="0" w:after="40" w:line="264" w:lineRule="auto"/>
+      </w:pPr>
+      <w:r>
+        <w:rPr>
+          <w:rFonts w:ascii="Times New Roman" w:hAnsi="Times New Roman" w:eastAsia="宋体"/>
+          <w:b/>
+          <w:color w:val="000000"/>
           <w:sz w:val="21"/>
-        </w:rPr>
-        <w:t>____________________________________________________________</w:t>
+          <w:u w:val="none"/>
+        </w:rPr>
+        <w:t>3.</w:t>
+      </w:r>
+      <w:r>
+        <w:rPr>
+          <w:rFonts w:ascii="Times New Roman" w:hAnsi="Times New Roman" w:eastAsia="宋体"/>
+          <w:b w:val="0"/>
+          <w:color w:val="000000"/>
+          <w:sz w:val="21"/>
+          <w:u w:val="none"/>
+        </w:rPr>
+        <w:t>（　）</w:t>
       </w:r>
     </w:p>
     <w:p>
       <w:pPr>
-        <w:spacing w:after="80"/>
-      </w:pPr>
+        <w:keepNext/>
+        <w:keepLines/>
+        <w:widowControl/>
+        <w:tabs>
+          <w:tab w:pos="1814" w:val="left"/>
+          <w:tab w:pos="3628" w:val="left"/>
+          <w:tab w:pos="5443" w:val="left"/>
+        </w:tabs>
+        <w:spacing w:before="0" w:after="20" w:line="264" w:lineRule="auto"/>
+      </w:pPr>
+      <w:r>
+        <w:rPr>
+          <w:rFonts w:ascii="Times New Roman" w:hAnsi="Times New Roman" w:eastAsia="宋体"/>
+          <w:b w:val="0"/>
+          <w:color w:val="000000"/>
+          <w:sz w:val="21"/>
+          <w:u w:val="none"/>
+        </w:rPr>
+        <w:t>A. p</w:t>
+      </w:r>
+      <w:r>
+        <w:rPr>
+          <w:rFonts w:ascii="Times New Roman" w:hAnsi="Times New Roman" w:eastAsia="宋体"/>
+          <w:b w:val="0"/>
+          <w:color w:val="000000"/>
+          <w:sz w:val="21"/>
+          <w:u w:val="single"/>
+        </w:rPr>
+        <w:t>i</w:t>
+      </w:r>
+      <w:r>
+        <w:rPr>
+          <w:rFonts w:ascii="Times New Roman" w:hAnsi="Times New Roman" w:eastAsia="宋体"/>
+          <w:b w:val="0"/>
+          <w:color w:val="000000"/>
+          <w:sz w:val="21"/>
+          <w:u w:val="none"/>
+        </w:rPr>
+        <w:t>lot</w:t>
+        <w:tab/>
+        <w:t>B. dr</w:t>
+      </w:r>
+      <w:r>
+        <w:rPr>
+          <w:rFonts w:ascii="Times New Roman" w:hAnsi="Times New Roman" w:eastAsia="宋体"/>
+          <w:b w:val="0"/>
+          <w:color w:val="000000"/>
+          <w:sz w:val="21"/>
+          <w:u w:val="single"/>
+        </w:rPr>
+        <w:t>i</w:t>
+      </w:r>
+      <w:r>
+        <w:rPr>
+          <w:rFonts w:ascii="Times New Roman" w:hAnsi="Times New Roman" w:eastAsia="宋体"/>
+          <w:b w:val="0"/>
+          <w:color w:val="000000"/>
+          <w:sz w:val="21"/>
+          <w:u w:val="none"/>
+        </w:rPr>
+        <w:t>ve</w:t>
+        <w:tab/>
+        <w:t>C. b</w:t>
+      </w:r>
+      <w:r>
+        <w:rPr>
+          <w:rFonts w:ascii="Times New Roman" w:hAnsi="Times New Roman" w:eastAsia="宋体"/>
+          <w:b w:val="0"/>
+          <w:color w:val="000000"/>
+          <w:sz w:val="21"/>
+          <w:u w:val="single"/>
+        </w:rPr>
+        <w:t>i</w:t>
+      </w:r>
+      <w:r>
+        <w:rPr>
+          <w:rFonts w:ascii="Times New Roman" w:hAnsi="Times New Roman" w:eastAsia="宋体"/>
+          <w:b w:val="0"/>
+          <w:color w:val="000000"/>
+          <w:sz w:val="21"/>
+          <w:u w:val="none"/>
+        </w:rPr>
+        <w:t>cycle</w:t>
+        <w:tab/>
+        <w:t>D. l</w:t>
+      </w:r>
+      <w:r>
+        <w:rPr>
+          <w:rFonts w:ascii="Times New Roman" w:hAnsi="Times New Roman" w:eastAsia="宋体"/>
+          <w:b w:val="0"/>
+          <w:color w:val="000000"/>
+          <w:sz w:val="21"/>
+          <w:u w:val="single"/>
+        </w:rPr>
+        <w:t>i</w:t>
+      </w:r>
+      <w:r>
+        <w:rPr>
+          <w:rFonts w:ascii="Times New Roman" w:hAnsi="Times New Roman" w:eastAsia="宋体"/>
+          <w:b w:val="0"/>
+          <w:color w:val="000000"/>
+          <w:sz w:val="21"/>
+          <w:u w:val="none"/>
+        </w:rPr>
+        <w:t>sten</w:t>
+      </w:r>
     </w:p>
     <w:p>
       <w:pPr>
         <w:keepNext/>
-        <w:spacing w:after="80"/>
-      </w:pPr>
-      <w:r>
-        <w:rPr>
-          <w:rFonts w:ascii="等线" w:hAnsi="等线"/>
+        <w:keepLines/>
+        <w:widowControl/>
+        <w:spacing w:before="0" w:after="20" w:line="264" w:lineRule="auto"/>
+      </w:pPr>
+      <w:r>
+        <w:rPr>
+          <w:rFonts w:ascii="Times New Roman" w:hAnsi="Times New Roman" w:eastAsia="宋体"/>
           <w:b/>
-          <w:sz w:val="24"/>
-        </w:rPr>
-        <w:t>第2题</w:t>
+          <w:color w:val="000000"/>
+          <w:sz w:val="20"/>
+          <w:u w:val="none"/>
+        </w:rPr>
+        <w:t>朵朵原答案：</w:t>
+      </w:r>
+      <w:r>
+        <w:rPr>
+          <w:rFonts w:ascii="Times New Roman" w:hAnsi="Times New Roman" w:eastAsia="宋体"/>
+          <w:b w:val="0"/>
+          <w:color w:val="000000"/>
+          <w:sz w:val="20"/>
+          <w:u w:val="none"/>
+        </w:rPr>
+        <w:t xml:space="preserve"> 原答案被覆盖，无法辨清</w:t>
       </w:r>
     </w:p>
     <w:p>
       <w:pPr>
         <w:keepNext/>
-        <w:spacing w:after="80"/>
-      </w:pPr>
-      <w:r>
-        <w:rPr>
-          <w:rFonts w:ascii="等线" w:hAnsi="等线"/>
-          <w:sz w:val="21"/>
-        </w:rPr>
-        <w:t>3.（　）</w:t>
-        <w:br/>
-        <w:t>A. pi̲lot</w:t>
-        <w:br/>
-        <w:t>B. dri̲ve</w:t>
-        <w:br/>
-        <w:t>C. bi̲cycle</w:t>
-        <w:br/>
-        <w:t>D. li̲sten</w:t>
+        <w:keepLines/>
+        <w:widowControl/>
+        <w:tabs>
+          <w:tab w:pos="7200" w:val="left"/>
+        </w:tabs>
+        <w:spacing w:before="0" w:after="20" w:line="380" w:lineRule="exact"/>
+      </w:pPr>
+      <w:r>
+        <w:rPr>
+          <w:rFonts w:ascii="Times New Roman" w:hAnsi="Times New Roman" w:eastAsia="宋体"/>
+          <w:b w:val="0"/>
+          <w:color w:val="000000"/>
+          <w:sz w:val="20"/>
+          <w:u w:val="none"/>
+        </w:rPr>
+        <w:t>订正：</w:t>
+      </w:r>
+      <w:r>
+        <w:rPr>
+          <w:rFonts w:ascii="Times New Roman" w:hAnsi="Times New Roman" w:eastAsia="宋体"/>
+          <w:b w:val="0"/>
+          <w:color w:val="000000"/>
+          <w:sz w:val="20"/>
+          <w:u w:val="single"/>
+        </w:rPr>
+        <w:tab/>
       </w:r>
     </w:p>
     <w:p>
       <w:pPr>
-        <w:spacing w:after="80"/>
-      </w:pPr>
-      <w:r>
-        <w:rPr>
-          <w:rFonts w:ascii="等线" w:hAnsi="等线"/>
-          <w:sz w:val="21"/>
-        </w:rPr>
-        <w:t>朵朵原答案：原答案被覆盖，无法辨清</w:t>
+        <w:keepNext w:val="0"/>
+        <w:keepLines/>
+        <w:widowControl/>
+        <w:tabs>
+          <w:tab w:pos="7200" w:val="left"/>
+        </w:tabs>
+        <w:spacing w:before="0" w:after="80" w:line="380" w:lineRule="exact"/>
+      </w:pPr>
+      <w:r>
+        <w:rPr>
+          <w:rFonts w:ascii="Times New Roman" w:hAnsi="Times New Roman" w:eastAsia="宋体"/>
+          <w:b w:val="0"/>
+          <w:color w:val="000000"/>
+          <w:sz w:val="20"/>
+          <w:u w:val="none"/>
+        </w:rPr>
+        <w:t>心得：</w:t>
+      </w:r>
+      <w:r>
+        <w:rPr>
+          <w:rFonts w:ascii="Times New Roman" w:hAnsi="Times New Roman" w:eastAsia="宋体"/>
+          <w:b w:val="0"/>
+          <w:color w:val="000000"/>
+          <w:sz w:val="20"/>
+          <w:u w:val="single"/>
+        </w:rPr>
+        <w:tab/>
       </w:r>
     </w:p>
     <w:p>
       <w:pPr>
-        <w:spacing w:after="80"/>
-      </w:pPr>
-      <w:r>
-        <w:rPr>
-          <w:rFonts w:ascii="等线" w:hAnsi="等线"/>
-          <w:sz w:val="21"/>
-        </w:rPr>
-        <w:t>订正：____________________________________________________________</w:t>
+        <w:keepNext/>
+        <w:keepLines/>
+        <w:widowControl/>
+        <w:spacing w:before="80" w:after="80" w:line="264" w:lineRule="auto"/>
+      </w:pPr>
+      <w:r>
+        <w:rPr>
+          <w:rFonts w:ascii="Times New Roman" w:hAnsi="Times New Roman" w:eastAsia="宋体"/>
+          <w:b/>
+          <w:color w:val="000000"/>
+          <w:sz w:val="22"/>
+          <w:u w:val="none"/>
+        </w:rPr>
+        <w:t>二、选出最恰当的答案。</w:t>
       </w:r>
     </w:p>
     <w:p>
       <w:pPr>
-        <w:spacing w:after="80"/>
-      </w:pPr>
-      <w:r>
-        <w:rPr>
-          <w:rFonts w:ascii="等线" w:hAnsi="等线"/>
+        <w:keepNext/>
+        <w:keepLines/>
+        <w:widowControl/>
+        <w:spacing w:before="0" w:after="40" w:line="264" w:lineRule="auto"/>
+      </w:pPr>
+      <w:r>
+        <w:rPr>
+          <w:rFonts w:ascii="Times New Roman" w:hAnsi="Times New Roman" w:eastAsia="宋体"/>
+          <w:b/>
+          <w:color w:val="000000"/>
           <w:sz w:val="21"/>
-        </w:rPr>
-        <w:t>心得：____________________________________________________________</w:t>
+          <w:u w:val="none"/>
+        </w:rPr>
+        <w:t>4.</w:t>
+      </w:r>
+      <w:r>
+        <w:rPr>
+          <w:rFonts w:ascii="Times New Roman" w:hAnsi="Times New Roman" w:eastAsia="宋体"/>
+          <w:b w:val="0"/>
+          <w:color w:val="000000"/>
+          <w:sz w:val="21"/>
+          <w:u w:val="none"/>
+        </w:rPr>
+        <w:t>（　）Mr. Li will teach ________ English next term.</w:t>
       </w:r>
     </w:p>
     <w:p>
       <w:pPr>
-        <w:spacing w:after="80"/>
-      </w:pPr>
-      <w:r>
-        <w:rPr>
-          <w:rFonts w:ascii="等线" w:hAnsi="等线"/>
+        <w:keepNext/>
+        <w:keepLines/>
+        <w:widowControl/>
+        <w:tabs>
+          <w:tab w:pos="1814" w:val="left"/>
+          <w:tab w:pos="3628" w:val="left"/>
+          <w:tab w:pos="5443" w:val="left"/>
+        </w:tabs>
+        <w:spacing w:before="0" w:after="20" w:line="264" w:lineRule="auto"/>
+      </w:pPr>
+      <w:r>
+        <w:rPr>
+          <w:rFonts w:ascii="Times New Roman" w:hAnsi="Times New Roman" w:eastAsia="宋体"/>
+          <w:b w:val="0"/>
+          <w:color w:val="000000"/>
           <w:sz w:val="21"/>
-        </w:rPr>
-        <w:t>____________________________________________________________</w:t>
+          <w:u w:val="none"/>
+        </w:rPr>
+        <w:t>A. we</w:t>
+        <w:tab/>
+        <w:t>B. us</w:t>
+        <w:tab/>
+        <w:t>C. our</w:t>
+        <w:tab/>
+        <w:t>D. ours</w:t>
       </w:r>
     </w:p>
     <w:p>
       <w:pPr>
-        <w:spacing w:after="80"/>
-      </w:pPr>
+        <w:keepNext/>
+        <w:keepLines/>
+        <w:widowControl/>
+        <w:spacing w:before="0" w:after="20" w:line="264" w:lineRule="auto"/>
+      </w:pPr>
+      <w:r>
+        <w:rPr>
+          <w:rFonts w:ascii="Times New Roman" w:hAnsi="Times New Roman" w:eastAsia="宋体"/>
+          <w:b/>
+          <w:color w:val="000000"/>
+          <w:sz w:val="20"/>
+          <w:u w:val="none"/>
+        </w:rPr>
+        <w:t>朵朵原答案：</w:t>
+      </w:r>
+      <w:r>
+        <w:rPr>
+          <w:rFonts w:ascii="Times New Roman" w:hAnsi="Times New Roman" w:eastAsia="宋体"/>
+          <w:b w:val="0"/>
+          <w:color w:val="000000"/>
+          <w:sz w:val="20"/>
+          <w:u w:val="none"/>
+        </w:rPr>
+        <w:t xml:space="preserve"> A（有划线覆盖）</w:t>
+      </w:r>
     </w:p>
     <w:p>
       <w:pPr>
         <w:keepNext/>
-        <w:spacing w:after="80"/>
-      </w:pPr>
-      <w:r>
-        <w:rPr>
-          <w:rFonts w:ascii="等线" w:hAnsi="等线"/>
-          <w:b/>
-          <w:sz w:val="24"/>
-        </w:rPr>
-        <w:t>第3题</w:t>
+        <w:keepLines/>
+        <w:widowControl/>
+        <w:tabs>
+          <w:tab w:pos="7200" w:val="left"/>
+        </w:tabs>
+        <w:spacing w:before="0" w:after="20" w:line="380" w:lineRule="exact"/>
+      </w:pPr>
+      <w:r>
+        <w:rPr>
+          <w:rFonts w:ascii="Times New Roman" w:hAnsi="Times New Roman" w:eastAsia="宋体"/>
+          <w:b w:val="0"/>
+          <w:color w:val="000000"/>
+          <w:sz w:val="20"/>
+          <w:u w:val="none"/>
+        </w:rPr>
+        <w:t>订正：</w:t>
+      </w:r>
+      <w:r>
+        <w:rPr>
+          <w:rFonts w:ascii="Times New Roman" w:hAnsi="Times New Roman" w:eastAsia="宋体"/>
+          <w:b w:val="0"/>
+          <w:color w:val="000000"/>
+          <w:sz w:val="20"/>
+          <w:u w:val="single"/>
+        </w:rPr>
+        <w:tab/>
       </w:r>
     </w:p>
     <w:p>
       <w:pPr>
-        <w:keepNext/>
-        <w:spacing w:after="80"/>
-      </w:pPr>
-      <w:r>
-        <w:rPr>
-          <w:rFonts w:ascii="等线" w:hAnsi="等线"/>
-          <w:sz w:val="21"/>
-        </w:rPr>
-        <w:t>4.（　）Mr. Li will teach ＿＿＿＿＿＿ English next term.</w:t>
-        <w:br/>
-        <w:t>A. we</w:t>
-        <w:br/>
-        <w:t>B. us</w:t>
-        <w:br/>
-        <w:t>C. our</w:t>
-        <w:br/>
-        <w:t>D. ours</w:t>
+        <w:keepNext w:val="0"/>
+        <w:keepLines/>
+        <w:widowControl/>
+        <w:tabs>
+          <w:tab w:pos="7200" w:val="left"/>
+        </w:tabs>
+        <w:spacing w:before="0" w:after="80" w:line="380" w:lineRule="exact"/>
+      </w:pPr>
+      <w:r>
+        <w:rPr>
+          <w:rFonts w:ascii="Times New Roman" w:hAnsi="Times New Roman" w:eastAsia="宋体"/>
+          <w:b w:val="0"/>
+          <w:color w:val="000000"/>
+          <w:sz w:val="20"/>
+          <w:u w:val="none"/>
+        </w:rPr>
+        <w:t>心得：</w:t>
+      </w:r>
+      <w:r>
+        <w:rPr>
+          <w:rFonts w:ascii="Times New Roman" w:hAnsi="Times New Roman" w:eastAsia="宋体"/>
+          <w:b w:val="0"/>
+          <w:color w:val="000000"/>
+          <w:sz w:val="20"/>
+          <w:u w:val="single"/>
+        </w:rPr>
+        <w:tab/>
       </w:r>
     </w:p>
     <w:p>
       <w:pPr>
-        <w:spacing w:after="80"/>
-      </w:pPr>
-      <w:r>
-        <w:rPr>
-          <w:rFonts w:ascii="等线" w:hAnsi="等线"/>
-          <w:sz w:val="21"/>
-        </w:rPr>
-        <w:t>朵朵原答案：A（有划线覆盖）</w:t>
+        <w:keepNext/>
+        <w:keepLines/>
+        <w:widowControl/>
+        <w:spacing w:before="80" w:after="80" w:line="264" w:lineRule="auto"/>
+      </w:pPr>
+      <w:r>
+        <w:rPr>
+          <w:rFonts w:ascii="Times New Roman" w:hAnsi="Times New Roman" w:eastAsia="宋体"/>
+          <w:b/>
+          <w:color w:val="000000"/>
+          <w:sz w:val="22"/>
+          <w:u w:val="none"/>
+        </w:rPr>
+        <w:t>三、用所给单词的适当形式填空。</w:t>
       </w:r>
     </w:p>
     <w:p>
       <w:pPr>
-        <w:spacing w:after="80"/>
-      </w:pPr>
-      <w:r>
-        <w:rPr>
-          <w:rFonts w:ascii="等线" w:hAnsi="等线"/>
+        <w:keepNext/>
+        <w:keepLines/>
+        <w:widowControl/>
+        <w:spacing w:before="0" w:after="40" w:line="264" w:lineRule="auto"/>
+      </w:pPr>
+      <w:r>
+        <w:rPr>
+          <w:rFonts w:ascii="Times New Roman" w:hAnsi="Times New Roman" w:eastAsia="宋体"/>
+          <w:b/>
+          <w:color w:val="000000"/>
           <w:sz w:val="21"/>
-        </w:rPr>
-        <w:t>订正：____________________________________________________________</w:t>
+          <w:u w:val="none"/>
+        </w:rPr>
+        <w:t>5.</w:t>
+      </w:r>
+      <w:r>
+        <w:rPr>
+          <w:rFonts w:ascii="Times New Roman" w:hAnsi="Times New Roman" w:eastAsia="宋体"/>
+          <w:b w:val="0"/>
+          <w:color w:val="000000"/>
+          <w:sz w:val="21"/>
+          <w:u w:val="none"/>
+        </w:rPr>
+        <w:t xml:space="preserve"> Tommy is a good ________ (sing).</w:t>
       </w:r>
     </w:p>
     <w:p>
       <w:pPr>
-        <w:spacing w:after="80"/>
-      </w:pPr>
-      <w:r>
-        <w:rPr>
-          <w:rFonts w:ascii="等线" w:hAnsi="等线"/>
-          <w:sz w:val="21"/>
-        </w:rPr>
-        <w:t>心得：____________________________________________________________</w:t>
+        <w:keepNext/>
+        <w:keepLines/>
+        <w:widowControl/>
+        <w:spacing w:before="0" w:after="20" w:line="264" w:lineRule="auto"/>
+      </w:pPr>
+      <w:r>
+        <w:rPr>
+          <w:rFonts w:ascii="Times New Roman" w:hAnsi="Times New Roman" w:eastAsia="宋体"/>
+          <w:b/>
+          <w:color w:val="000000"/>
+          <w:sz w:val="20"/>
+          <w:u w:val="none"/>
+        </w:rPr>
+        <w:t>朵朵原答案：</w:t>
+      </w:r>
+      <w:r>
+        <w:rPr>
+          <w:rFonts w:ascii="Times New Roman" w:hAnsi="Times New Roman" w:eastAsia="宋体"/>
+          <w:b w:val="0"/>
+          <w:color w:val="000000"/>
+          <w:sz w:val="20"/>
+          <w:u w:val="none"/>
+        </w:rPr>
+        <w:t xml:space="preserve"> singing</w:t>
       </w:r>
     </w:p>
     <w:p>
       <w:pPr>
-        <w:spacing w:after="80"/>
-      </w:pPr>
-      <w:r>
-        <w:rPr>
-          <w:rFonts w:ascii="等线" w:hAnsi="等线"/>
-          <w:sz w:val="21"/>
-        </w:rPr>
-        <w:t>____________________________________________________________</w:t>
+        <w:keepNext/>
+        <w:keepLines/>
+        <w:widowControl/>
+        <w:tabs>
+          <w:tab w:pos="7200" w:val="left"/>
+        </w:tabs>
+        <w:spacing w:before="0" w:after="20" w:line="380" w:lineRule="exact"/>
+      </w:pPr>
+      <w:r>
+        <w:rPr>
+          <w:rFonts w:ascii="Times New Roman" w:hAnsi="Times New Roman" w:eastAsia="宋体"/>
+          <w:b w:val="0"/>
+          <w:color w:val="000000"/>
+          <w:sz w:val="20"/>
+          <w:u w:val="none"/>
+        </w:rPr>
+        <w:t>订正：</w:t>
+      </w:r>
+      <w:r>
+        <w:rPr>
+          <w:rFonts w:ascii="Times New Roman" w:hAnsi="Times New Roman" w:eastAsia="宋体"/>
+          <w:b w:val="0"/>
+          <w:color w:val="000000"/>
+          <w:sz w:val="20"/>
+          <w:u w:val="single"/>
+        </w:rPr>
+        <w:tab/>
       </w:r>
     </w:p>
     <w:p>
       <w:pPr>
-        <w:spacing w:after="80"/>
-      </w:pPr>
+        <w:keepNext w:val="0"/>
+        <w:keepLines/>
+        <w:widowControl/>
+        <w:tabs>
+          <w:tab w:pos="7200" w:val="left"/>
+        </w:tabs>
+        <w:spacing w:before="0" w:after="80" w:line="380" w:lineRule="exact"/>
+      </w:pPr>
+      <w:r>
+        <w:rPr>
+          <w:rFonts w:ascii="Times New Roman" w:hAnsi="Times New Roman" w:eastAsia="宋体"/>
+          <w:b w:val="0"/>
+          <w:color w:val="000000"/>
+          <w:sz w:val="20"/>
+          <w:u w:val="none"/>
+        </w:rPr>
+        <w:t>心得：</w:t>
+      </w:r>
+      <w:r>
+        <w:rPr>
+          <w:rFonts w:ascii="Times New Roman" w:hAnsi="Times New Roman" w:eastAsia="宋体"/>
+          <w:b w:val="0"/>
+          <w:color w:val="000000"/>
+          <w:sz w:val="20"/>
+          <w:u w:val="single"/>
+        </w:rPr>
+        <w:tab/>
+      </w:r>
     </w:p>
     <w:p>
       <w:pPr>
         <w:keepNext/>
-        <w:spacing w:after="80"/>
-      </w:pPr>
-      <w:r>
-        <w:rPr>
-          <w:rFonts w:ascii="等线" w:hAnsi="等线"/>
+        <w:keepLines/>
+        <w:widowControl/>
+        <w:spacing w:before="0" w:after="40" w:line="264" w:lineRule="auto"/>
+      </w:pPr>
+      <w:r>
+        <w:rPr>
+          <w:rFonts w:ascii="Times New Roman" w:hAnsi="Times New Roman" w:eastAsia="宋体"/>
           <w:b/>
-          <w:sz w:val="24"/>
-        </w:rPr>
-        <w:t>第4题</w:t>
+          <w:color w:val="000000"/>
+          <w:sz w:val="21"/>
+          <w:u w:val="none"/>
+        </w:rPr>
+        <w:t>11.</w:t>
+      </w:r>
+      <w:r>
+        <w:rPr>
+          <w:rFonts w:ascii="Times New Roman" w:hAnsi="Times New Roman" w:eastAsia="宋体"/>
+          <w:b w:val="0"/>
+          <w:color w:val="000000"/>
+          <w:sz w:val="21"/>
+          <w:u w:val="none"/>
+        </w:rPr>
+        <w:t xml:space="preserve"> Those books are ________ (I). They are new.</w:t>
       </w:r>
     </w:p>
     <w:p>
       <w:pPr>
         <w:keepNext/>
-        <w:spacing w:after="80"/>
-      </w:pPr>
-      <w:r>
-        <w:rPr>
-          <w:rFonts w:ascii="等线" w:hAnsi="等线"/>
-          <w:sz w:val="21"/>
-        </w:rPr>
-        <w:t>5. Tommy is a good ＿＿＿＿＿＿ (sing).</w:t>
+        <w:keepLines/>
+        <w:widowControl/>
+        <w:spacing w:before="0" w:after="20" w:line="264" w:lineRule="auto"/>
+      </w:pPr>
+      <w:r>
+        <w:rPr>
+          <w:rFonts w:ascii="Times New Roman" w:hAnsi="Times New Roman" w:eastAsia="宋体"/>
+          <w:b/>
+          <w:color w:val="000000"/>
+          <w:sz w:val="20"/>
+          <w:u w:val="none"/>
+        </w:rPr>
+        <w:t>朵朵原答案：</w:t>
+      </w:r>
+      <w:r>
+        <w:rPr>
+          <w:rFonts w:ascii="Times New Roman" w:hAnsi="Times New Roman" w:eastAsia="宋体"/>
+          <w:b w:val="0"/>
+          <w:color w:val="000000"/>
+          <w:sz w:val="20"/>
+          <w:u w:val="none"/>
+        </w:rPr>
+        <w:t xml:space="preserve"> my</w:t>
       </w:r>
     </w:p>
     <w:p>
       <w:pPr>
-        <w:spacing w:after="80"/>
-      </w:pPr>
-      <w:r>
-        <w:rPr>
-          <w:rFonts w:ascii="等线" w:hAnsi="等线"/>
-          <w:sz w:val="21"/>
-        </w:rPr>
-        <w:t>朵朵原答案：singing</w:t>
+        <w:keepNext/>
+        <w:keepLines/>
+        <w:widowControl/>
+        <w:tabs>
+          <w:tab w:pos="7200" w:val="left"/>
+        </w:tabs>
+        <w:spacing w:before="0" w:after="20" w:line="380" w:lineRule="exact"/>
+      </w:pPr>
+      <w:r>
+        <w:rPr>
+          <w:rFonts w:ascii="Times New Roman" w:hAnsi="Times New Roman" w:eastAsia="宋体"/>
+          <w:b w:val="0"/>
+          <w:color w:val="000000"/>
+          <w:sz w:val="20"/>
+          <w:u w:val="none"/>
+        </w:rPr>
+        <w:t>订正：</w:t>
+      </w:r>
+      <w:r>
+        <w:rPr>
+          <w:rFonts w:ascii="Times New Roman" w:hAnsi="Times New Roman" w:eastAsia="宋体"/>
+          <w:b w:val="0"/>
+          <w:color w:val="000000"/>
+          <w:sz w:val="20"/>
+          <w:u w:val="single"/>
+        </w:rPr>
+        <w:tab/>
       </w:r>
     </w:p>
     <w:p>
       <w:pPr>
-        <w:spacing w:after="80"/>
-      </w:pPr>
-      <w:r>
-        <w:rPr>
-          <w:rFonts w:ascii="等线" w:hAnsi="等线"/>
-          <w:sz w:val="21"/>
-        </w:rPr>
-        <w:t>订正：____________________________________________________________</w:t>
+        <w:keepNext w:val="0"/>
+        <w:keepLines/>
+        <w:widowControl/>
+        <w:tabs>
+          <w:tab w:pos="7200" w:val="left"/>
+        </w:tabs>
+        <w:spacing w:before="0" w:after="80" w:line="380" w:lineRule="exact"/>
+      </w:pPr>
+      <w:r>
+        <w:rPr>
+          <w:rFonts w:ascii="Times New Roman" w:hAnsi="Times New Roman" w:eastAsia="宋体"/>
+          <w:b w:val="0"/>
+          <w:color w:val="000000"/>
+          <w:sz w:val="20"/>
+          <w:u w:val="none"/>
+        </w:rPr>
+        <w:t>心得：</w:t>
+      </w:r>
+      <w:r>
+        <w:rPr>
+          <w:rFonts w:ascii="Times New Roman" w:hAnsi="Times New Roman" w:eastAsia="宋体"/>
+          <w:b w:val="0"/>
+          <w:color w:val="000000"/>
+          <w:sz w:val="20"/>
+          <w:u w:val="single"/>
+        </w:rPr>
+        <w:tab/>
       </w:r>
     </w:p>
     <w:p>
       <w:pPr>
-        <w:spacing w:after="80"/>
-      </w:pPr>
-      <w:r>
-        <w:rPr>
-          <w:rFonts w:ascii="等线" w:hAnsi="等线"/>
+        <w:keepNext/>
+        <w:keepLines/>
+        <w:widowControl/>
+        <w:spacing w:before="0" w:after="40" w:line="264" w:lineRule="auto"/>
+      </w:pPr>
+      <w:r>
+        <w:rPr>
+          <w:rFonts w:ascii="Times New Roman" w:hAnsi="Times New Roman" w:eastAsia="宋体"/>
+          <w:b/>
+          <w:color w:val="000000"/>
           <w:sz w:val="21"/>
-        </w:rPr>
-        <w:t>心得：____________________________________________________________</w:t>
+          <w:u w:val="none"/>
+        </w:rPr>
+        <w:t>13.</w:t>
+      </w:r>
+      <w:r>
+        <w:rPr>
+          <w:rFonts w:ascii="Times New Roman" w:hAnsi="Times New Roman" w:eastAsia="宋体"/>
+          <w:b w:val="0"/>
+          <w:color w:val="000000"/>
+          <w:sz w:val="21"/>
+          <w:u w:val="none"/>
+        </w:rPr>
+        <w:t xml:space="preserve"> Let's ________ (do) the homework now.</w:t>
       </w:r>
     </w:p>
     <w:p>
       <w:pPr>
-        <w:spacing w:after="80"/>
-      </w:pPr>
-      <w:r>
-        <w:rPr>
-          <w:rFonts w:ascii="等线" w:hAnsi="等线"/>
-          <w:sz w:val="21"/>
-        </w:rPr>
-        <w:t>____________________________________________________________</w:t>
+        <w:keepNext/>
+        <w:keepLines/>
+        <w:widowControl/>
+        <w:spacing w:before="0" w:after="20" w:line="264" w:lineRule="auto"/>
+      </w:pPr>
+      <w:r>
+        <w:rPr>
+          <w:rFonts w:ascii="Times New Roman" w:hAnsi="Times New Roman" w:eastAsia="宋体"/>
+          <w:b/>
+          <w:color w:val="000000"/>
+          <w:sz w:val="20"/>
+          <w:u w:val="none"/>
+        </w:rPr>
+        <w:t>朵朵原答案：</w:t>
+      </w:r>
+      <w:r>
+        <w:rPr>
+          <w:rFonts w:ascii="Times New Roman" w:hAnsi="Times New Roman" w:eastAsia="宋体"/>
+          <w:b w:val="0"/>
+          <w:color w:val="000000"/>
+          <w:sz w:val="20"/>
+          <w:u w:val="none"/>
+        </w:rPr>
+        <w:t xml:space="preserve"> doing</w:t>
       </w:r>
     </w:p>
     <w:p>
       <w:pPr>
-        <w:spacing w:after="80"/>
-      </w:pPr>
+        <w:keepNext/>
+        <w:keepLines/>
+        <w:widowControl/>
+        <w:tabs>
+          <w:tab w:pos="7200" w:val="left"/>
+        </w:tabs>
+        <w:spacing w:before="0" w:after="20" w:line="380" w:lineRule="exact"/>
+      </w:pPr>
+      <w:r>
+        <w:rPr>
+          <w:rFonts w:ascii="Times New Roman" w:hAnsi="Times New Roman" w:eastAsia="宋体"/>
+          <w:b w:val="0"/>
+          <w:color w:val="000000"/>
+          <w:sz w:val="20"/>
+          <w:u w:val="none"/>
+        </w:rPr>
+        <w:t>订正：</w:t>
+      </w:r>
+      <w:r>
+        <w:rPr>
+          <w:rFonts w:ascii="Times New Roman" w:hAnsi="Times New Roman" w:eastAsia="宋体"/>
+          <w:b w:val="0"/>
+          <w:color w:val="000000"/>
+          <w:sz w:val="20"/>
+          <w:u w:val="single"/>
+        </w:rPr>
+        <w:tab/>
+      </w:r>
     </w:p>
     <w:p>
       <w:pPr>
-        <w:keepNext/>
-        <w:spacing w:after="80"/>
-      </w:pPr>
-      <w:r>
-        <w:rPr>
-          <w:rFonts w:ascii="等线" w:hAnsi="等线"/>
-          <w:b/>
-          <w:sz w:val="24"/>
-        </w:rPr>
-        <w:t>第5题</w:t>
+        <w:keepNext w:val="0"/>
+        <w:keepLines/>
+        <w:widowControl/>
+        <w:tabs>
+          <w:tab w:pos="7200" w:val="left"/>
+        </w:tabs>
+        <w:spacing w:before="0" w:after="80" w:line="380" w:lineRule="exact"/>
+      </w:pPr>
+      <w:r>
+        <w:rPr>
+          <w:rFonts w:ascii="Times New Roman" w:hAnsi="Times New Roman" w:eastAsia="宋体"/>
+          <w:b w:val="0"/>
+          <w:color w:val="000000"/>
+          <w:sz w:val="20"/>
+          <w:u w:val="none"/>
+        </w:rPr>
+        <w:t>心得：</w:t>
+      </w:r>
+      <w:r>
+        <w:rPr>
+          <w:rFonts w:ascii="Times New Roman" w:hAnsi="Times New Roman" w:eastAsia="宋体"/>
+          <w:b w:val="0"/>
+          <w:color w:val="000000"/>
+          <w:sz w:val="20"/>
+          <w:u w:val="single"/>
+        </w:rPr>
+        <w:tab/>
       </w:r>
     </w:p>
     <w:p>
       <w:pPr>
         <w:keepNext/>
-        <w:spacing w:after="80"/>
-      </w:pPr>
-      <w:r>
-        <w:rPr>
-          <w:rFonts w:ascii="等线" w:hAnsi="等线"/>
-          <w:sz w:val="21"/>
-        </w:rPr>
-        <w:t>11. Those books are ＿＿＿＿＿＿ (I). They are new.</w:t>
+        <w:keepLines/>
+        <w:widowControl/>
+        <w:spacing w:before="80" w:after="80" w:line="264" w:lineRule="auto"/>
+      </w:pPr>
+      <w:r>
+        <w:rPr>
+          <w:rFonts w:ascii="Times New Roman" w:hAnsi="Times New Roman" w:eastAsia="宋体"/>
+          <w:b/>
+          <w:color w:val="000000"/>
+          <w:sz w:val="22"/>
+          <w:u w:val="none"/>
+        </w:rPr>
+        <w:t>五、按要求改写句子。</w:t>
       </w:r>
     </w:p>
     <w:p>
       <w:pPr>
-        <w:spacing w:after="80"/>
-      </w:pPr>
-      <w:r>
-        <w:rPr>
-          <w:rFonts w:ascii="等线" w:hAnsi="等线"/>
+        <w:keepNext/>
+        <w:keepLines/>
+        <w:widowControl/>
+        <w:spacing w:before="0" w:after="40" w:line="264" w:lineRule="auto"/>
+      </w:pPr>
+      <w:r>
+        <w:rPr>
+          <w:rFonts w:ascii="Times New Roman" w:hAnsi="Times New Roman" w:eastAsia="宋体"/>
+          <w:b/>
+          <w:color w:val="000000"/>
           <w:sz w:val="21"/>
-        </w:rPr>
-        <w:t>朵朵原答案：my</w:t>
+          <w:u w:val="none"/>
+        </w:rPr>
+        <w:t>5.</w:t>
+      </w:r>
+      <w:r>
+        <w:rPr>
+          <w:rFonts w:ascii="Times New Roman" w:hAnsi="Times New Roman" w:eastAsia="宋体"/>
+          <w:b w:val="0"/>
+          <w:color w:val="000000"/>
+          <w:sz w:val="21"/>
+          <w:u w:val="none"/>
+        </w:rPr>
+        <w:t xml:space="preserve"> Ben often has lunch at home at weekends.（改为否定句）</w:t>
       </w:r>
     </w:p>
     <w:p>
       <w:pPr>
-        <w:spacing w:after="80"/>
-      </w:pPr>
-      <w:r>
-        <w:rPr>
-          <w:rFonts w:ascii="等线" w:hAnsi="等线"/>
-          <w:sz w:val="21"/>
-        </w:rPr>
-        <w:t>订正：____________________________________________________________</w:t>
+        <w:keepNext/>
+        <w:keepLines/>
+        <w:widowControl/>
+        <w:spacing w:before="0" w:after="20" w:line="264" w:lineRule="auto"/>
+      </w:pPr>
+      <w:r>
+        <w:rPr>
+          <w:rFonts w:ascii="Times New Roman" w:hAnsi="Times New Roman" w:eastAsia="宋体"/>
+          <w:b/>
+          <w:color w:val="000000"/>
+          <w:sz w:val="20"/>
+          <w:u w:val="none"/>
+        </w:rPr>
+        <w:t>朵朵原答案：</w:t>
+      </w:r>
+      <w:r>
+        <w:rPr>
+          <w:rFonts w:ascii="Times New Roman" w:hAnsi="Times New Roman" w:eastAsia="宋体"/>
+          <w:b w:val="0"/>
+          <w:color w:val="000000"/>
+          <w:sz w:val="20"/>
+          <w:u w:val="none"/>
+        </w:rPr>
+        <w:t xml:space="preserve"> Ben doesn't often have lunch at home at weekend.</w:t>
       </w:r>
     </w:p>
     <w:p>
       <w:pPr>
-        <w:spacing w:after="80"/>
-      </w:pPr>
-      <w:r>
-        <w:rPr>
-          <w:rFonts w:ascii="等线" w:hAnsi="等线"/>
-          <w:sz w:val="21"/>
-        </w:rPr>
-        <w:t>心得：____________________________________________________________</w:t>
+        <w:keepNext/>
+        <w:keepLines/>
+        <w:widowControl/>
+        <w:tabs>
+          <w:tab w:pos="7200" w:val="left"/>
+        </w:tabs>
+        <w:spacing w:before="0" w:after="20" w:line="380" w:lineRule="exact"/>
+      </w:pPr>
+      <w:r>
+        <w:rPr>
+          <w:rFonts w:ascii="Times New Roman" w:hAnsi="Times New Roman" w:eastAsia="宋体"/>
+          <w:b w:val="0"/>
+          <w:color w:val="000000"/>
+          <w:sz w:val="20"/>
+          <w:u w:val="none"/>
+        </w:rPr>
+        <w:t>订正：</w:t>
+      </w:r>
+      <w:r>
+        <w:rPr>
+          <w:rFonts w:ascii="Times New Roman" w:hAnsi="Times New Roman" w:eastAsia="宋体"/>
+          <w:b w:val="0"/>
+          <w:color w:val="000000"/>
+          <w:sz w:val="20"/>
+          <w:u w:val="single"/>
+        </w:rPr>
+        <w:tab/>
       </w:r>
     </w:p>
     <w:p>
       <w:pPr>
-        <w:spacing w:after="80"/>
-      </w:pPr>
-      <w:r>
-        <w:rPr>
-          <w:rFonts w:ascii="等线" w:hAnsi="等线"/>
-          <w:sz w:val="21"/>
-        </w:rPr>
-        <w:t>____________________________________________________________</w:t>
+        <w:keepNext/>
+        <w:keepLines/>
+        <w:widowControl/>
+        <w:tabs>
+          <w:tab w:pos="7200" w:val="left"/>
+        </w:tabs>
+        <w:spacing w:before="0" w:after="20" w:line="380" w:lineRule="exact"/>
+      </w:pPr>
+      <w:r>
+        <w:rPr>
+          <w:rFonts w:ascii="Times New Roman" w:hAnsi="Times New Roman" w:eastAsia="宋体"/>
+          <w:b w:val="0"/>
+          <w:color w:val="000000"/>
+          <w:sz w:val="20"/>
+          <w:u w:val="single"/>
+        </w:rPr>
+        <w:tab/>
       </w:r>
     </w:p>
     <w:p>
       <w:pPr>
-        <w:spacing w:after="80"/>
-      </w:pPr>
+        <w:keepNext w:val="0"/>
+        <w:keepLines/>
+        <w:widowControl/>
+        <w:tabs>
+          <w:tab w:pos="7200" w:val="left"/>
+        </w:tabs>
+        <w:spacing w:before="0" w:after="80" w:line="380" w:lineRule="exact"/>
+      </w:pPr>
+      <w:r>
+        <w:rPr>
+          <w:rFonts w:ascii="Times New Roman" w:hAnsi="Times New Roman" w:eastAsia="宋体"/>
+          <w:b w:val="0"/>
+          <w:color w:val="000000"/>
+          <w:sz w:val="20"/>
+          <w:u w:val="none"/>
+        </w:rPr>
+        <w:t>心得：</w:t>
+      </w:r>
+      <w:r>
+        <w:rPr>
+          <w:rFonts w:ascii="Times New Roman" w:hAnsi="Times New Roman" w:eastAsia="宋体"/>
+          <w:b w:val="0"/>
+          <w:color w:val="000000"/>
+          <w:sz w:val="20"/>
+          <w:u w:val="single"/>
+        </w:rPr>
+        <w:tab/>
+      </w:r>
     </w:p>
     <w:p>
       <w:pPr>
         <w:keepNext/>
-        <w:spacing w:after="80"/>
-      </w:pPr>
-      <w:r>
-        <w:rPr>
-          <w:rFonts w:ascii="等线" w:hAnsi="等线"/>
+        <w:keepLines/>
+        <w:widowControl/>
+        <w:spacing w:before="0" w:after="40" w:line="264" w:lineRule="auto"/>
+      </w:pPr>
+      <w:r>
+        <w:rPr>
+          <w:rFonts w:ascii="Times New Roman" w:hAnsi="Times New Roman" w:eastAsia="宋体"/>
           <w:b/>
-          <w:sz w:val="24"/>
-        </w:rPr>
-        <w:t>第6题</w:t>
+          <w:color w:val="000000"/>
+          <w:sz w:val="21"/>
+          <w:u w:val="none"/>
+        </w:rPr>
+        <w:t>6.</w:t>
+      </w:r>
+      <w:r>
+        <w:rPr>
+          <w:rFonts w:ascii="Times New Roman" w:hAnsi="Times New Roman" w:eastAsia="宋体"/>
+          <w:b w:val="0"/>
+          <w:color w:val="000000"/>
+          <w:sz w:val="21"/>
+          <w:u w:val="none"/>
+        </w:rPr>
+        <w:t xml:space="preserve"> I will go on a trip to Beijing.（改为否定句）</w:t>
       </w:r>
     </w:p>
     <w:p>
       <w:pPr>
         <w:keepNext/>
-        <w:spacing w:after="80"/>
-      </w:pPr>
-      <w:r>
-        <w:rPr>
-          <w:rFonts w:ascii="等线" w:hAnsi="等线"/>
-          <w:sz w:val="21"/>
-        </w:rPr>
-        <w:t>13. Let's ＿＿＿＿＿＿ (do) the homework now.</w:t>
+        <w:keepLines/>
+        <w:widowControl/>
+        <w:spacing w:before="0" w:after="20" w:line="264" w:lineRule="auto"/>
+      </w:pPr>
+      <w:r>
+        <w:rPr>
+          <w:rFonts w:ascii="Times New Roman" w:hAnsi="Times New Roman" w:eastAsia="宋体"/>
+          <w:b/>
+          <w:color w:val="000000"/>
+          <w:sz w:val="20"/>
+          <w:u w:val="none"/>
+        </w:rPr>
+        <w:t>朵朵原答案：</w:t>
+      </w:r>
+      <w:r>
+        <w:rPr>
+          <w:rFonts w:ascii="Times New Roman" w:hAnsi="Times New Roman" w:eastAsia="宋体"/>
+          <w:b w:val="0"/>
+          <w:color w:val="000000"/>
+          <w:sz w:val="20"/>
+          <w:u w:val="none"/>
+        </w:rPr>
+        <w:t xml:space="preserve"> I will go on a trip to Beijing.</w:t>
       </w:r>
     </w:p>
     <w:p>
       <w:pPr>
-        <w:spacing w:after="80"/>
-      </w:pPr>
-      <w:r>
-        <w:rPr>
-          <w:rFonts w:ascii="等线" w:hAnsi="等线"/>
-          <w:sz w:val="21"/>
-        </w:rPr>
-        <w:t>朵朵原答案：doing</w:t>
+        <w:keepNext/>
+        <w:keepLines/>
+        <w:widowControl/>
+        <w:tabs>
+          <w:tab w:pos="7200" w:val="left"/>
+        </w:tabs>
+        <w:spacing w:before="0" w:after="20" w:line="380" w:lineRule="exact"/>
+      </w:pPr>
+      <w:r>
+        <w:rPr>
+          <w:rFonts w:ascii="Times New Roman" w:hAnsi="Times New Roman" w:eastAsia="宋体"/>
+          <w:b w:val="0"/>
+          <w:color w:val="000000"/>
+          <w:sz w:val="20"/>
+          <w:u w:val="none"/>
+        </w:rPr>
+        <w:t>订正：</w:t>
+      </w:r>
+      <w:r>
+        <w:rPr>
+          <w:rFonts w:ascii="Times New Roman" w:hAnsi="Times New Roman" w:eastAsia="宋体"/>
+          <w:b w:val="0"/>
+          <w:color w:val="000000"/>
+          <w:sz w:val="20"/>
+          <w:u w:val="single"/>
+        </w:rPr>
+        <w:tab/>
       </w:r>
     </w:p>
     <w:p>
       <w:pPr>
-        <w:spacing w:after="80"/>
-      </w:pPr>
-      <w:r>
-        <w:rPr>
-          <w:rFonts w:ascii="等线" w:hAnsi="等线"/>
-          <w:sz w:val="21"/>
-        </w:rPr>
-        <w:t>订正：____________________________________________________________</w:t>
+        <w:keepNext/>
+        <w:keepLines/>
+        <w:widowControl/>
+        <w:tabs>
+          <w:tab w:pos="7200" w:val="left"/>
+        </w:tabs>
+        <w:spacing w:before="0" w:after="20" w:line="380" w:lineRule="exact"/>
+      </w:pPr>
+      <w:r>
+        <w:rPr>
+          <w:rFonts w:ascii="Times New Roman" w:hAnsi="Times New Roman" w:eastAsia="宋体"/>
+          <w:b w:val="0"/>
+          <w:color w:val="000000"/>
+          <w:sz w:val="20"/>
+          <w:u w:val="single"/>
+        </w:rPr>
+        <w:tab/>
       </w:r>
     </w:p>
     <w:p>
       <w:pPr>
-        <w:spacing w:after="80"/>
-      </w:pPr>
-      <w:r>
-        <w:rPr>
-          <w:rFonts w:ascii="等线" w:hAnsi="等线"/>
-          <w:sz w:val="21"/>
-        </w:rPr>
-        <w:t>心得：____________________________________________________________</w:t>
+        <w:keepNext w:val="0"/>
+        <w:keepLines/>
+        <w:widowControl/>
+        <w:tabs>
+          <w:tab w:pos="7200" w:val="left"/>
+        </w:tabs>
+        <w:spacing w:before="0" w:after="80" w:line="380" w:lineRule="exact"/>
+      </w:pPr>
+      <w:r>
+        <w:rPr>
+          <w:rFonts w:ascii="Times New Roman" w:hAnsi="Times New Roman" w:eastAsia="宋体"/>
+          <w:b w:val="0"/>
+          <w:color w:val="000000"/>
+          <w:sz w:val="20"/>
+          <w:u w:val="none"/>
+        </w:rPr>
+        <w:t>心得：</w:t>
+      </w:r>
+      <w:r>
+        <w:rPr>
+          <w:rFonts w:ascii="Times New Roman" w:hAnsi="Times New Roman" w:eastAsia="宋体"/>
+          <w:b w:val="0"/>
+          <w:color w:val="000000"/>
+          <w:sz w:val="20"/>
+          <w:u w:val="single"/>
+        </w:rPr>
+        <w:tab/>
       </w:r>
     </w:p>
     <w:p>
       <w:pPr>
-        <w:spacing w:after="80"/>
-      </w:pPr>
-      <w:r>
-        <w:rPr>
-          <w:rFonts w:ascii="等线" w:hAnsi="等线"/>
+        <w:keepNext/>
+        <w:keepLines/>
+        <w:widowControl/>
+        <w:spacing w:before="0" w:after="40" w:line="264" w:lineRule="auto"/>
+      </w:pPr>
+      <w:r>
+        <w:rPr>
+          <w:rFonts w:ascii="Times New Roman" w:hAnsi="Times New Roman" w:eastAsia="宋体"/>
+          <w:b/>
+          <w:color w:val="000000"/>
           <w:sz w:val="21"/>
-        </w:rPr>
-        <w:t>____________________________________________________________</w:t>
+          <w:u w:val="none"/>
+        </w:rPr>
+        <w:t>7.</w:t>
+      </w:r>
+      <w:r>
+        <w:rPr>
+          <w:rFonts w:ascii="Times New Roman" w:hAnsi="Times New Roman" w:eastAsia="宋体"/>
+          <w:b w:val="0"/>
+          <w:color w:val="000000"/>
+          <w:sz w:val="21"/>
+          <w:u w:val="none"/>
+        </w:rPr>
+        <w:t xml:space="preserve"> Ken and Kathy are my cousins.（改为一般疑问句）</w:t>
       </w:r>
     </w:p>
     <w:p>
       <w:pPr>
-        <w:spacing w:after="80"/>
-      </w:pPr>
+        <w:keepNext/>
+        <w:keepLines/>
+        <w:widowControl/>
+        <w:spacing w:before="0" w:after="20" w:line="264" w:lineRule="auto"/>
+      </w:pPr>
+      <w:r>
+        <w:rPr>
+          <w:rFonts w:ascii="Times New Roman" w:hAnsi="Times New Roman" w:eastAsia="宋体"/>
+          <w:b/>
+          <w:color w:val="000000"/>
+          <w:sz w:val="20"/>
+          <w:u w:val="none"/>
+        </w:rPr>
+        <w:t>朵朵原答案：</w:t>
+      </w:r>
+      <w:r>
+        <w:rPr>
+          <w:rFonts w:ascii="Times New Roman" w:hAnsi="Times New Roman" w:eastAsia="宋体"/>
+          <w:b w:val="0"/>
+          <w:color w:val="000000"/>
+          <w:sz w:val="20"/>
+          <w:u w:val="none"/>
+        </w:rPr>
+        <w:t xml:space="preserve"> Are Ken and Kathy are your cousins?</w:t>
+      </w:r>
     </w:p>
     <w:p>
       <w:pPr>
         <w:keepNext/>
-        <w:spacing w:after="80"/>
-      </w:pPr>
-      <w:r>
-        <w:rPr>
-          <w:rFonts w:ascii="等线" w:hAnsi="等线"/>
-          <w:b/>
-          <w:sz w:val="24"/>
-        </w:rPr>
-        <w:t>第7题</w:t>
+        <w:keepLines/>
+        <w:widowControl/>
+        <w:tabs>
+          <w:tab w:pos="7200" w:val="left"/>
+        </w:tabs>
+        <w:spacing w:before="0" w:after="20" w:line="380" w:lineRule="exact"/>
+      </w:pPr>
+      <w:r>
+        <w:rPr>
+          <w:rFonts w:ascii="Times New Roman" w:hAnsi="Times New Roman" w:eastAsia="宋体"/>
+          <w:b w:val="0"/>
+          <w:color w:val="000000"/>
+          <w:sz w:val="20"/>
+          <w:u w:val="none"/>
+        </w:rPr>
+        <w:t>订正：</w:t>
+      </w:r>
+      <w:r>
+        <w:rPr>
+          <w:rFonts w:ascii="Times New Roman" w:hAnsi="Times New Roman" w:eastAsia="宋体"/>
+          <w:b w:val="0"/>
+          <w:color w:val="000000"/>
+          <w:sz w:val="20"/>
+          <w:u w:val="single"/>
+        </w:rPr>
+        <w:tab/>
       </w:r>
     </w:p>
     <w:p>
       <w:pPr>
         <w:keepNext/>
-        <w:spacing w:after="80"/>
-      </w:pPr>
-      <w:r>
-        <w:rPr>
-          <w:rFonts w:ascii="等线" w:hAnsi="等线"/>
-          <w:sz w:val="21"/>
-        </w:rPr>
-        <w:t>5. Ben often has lunch at home at weekends.（改为否定句）</w:t>
-        <w:br/>
-        <w:t>＿＿＿＿＿＿＿＿＿＿＿＿＿＿＿＿＿＿＿＿＿＿＿＿</w:t>
+        <w:keepLines/>
+        <w:widowControl/>
+        <w:tabs>
+          <w:tab w:pos="7200" w:val="left"/>
+        </w:tabs>
+        <w:spacing w:before="0" w:after="20" w:line="380" w:lineRule="exact"/>
+      </w:pPr>
+      <w:r>
+        <w:rPr>
+          <w:rFonts w:ascii="Times New Roman" w:hAnsi="Times New Roman" w:eastAsia="宋体"/>
+          <w:b w:val="0"/>
+          <w:color w:val="000000"/>
+          <w:sz w:val="20"/>
+          <w:u w:val="single"/>
+        </w:rPr>
+        <w:tab/>
       </w:r>
     </w:p>
     <w:p>
       <w:pPr>
-        <w:spacing w:after="80"/>
-      </w:pPr>
-      <w:r>
-        <w:rPr>
-          <w:rFonts w:ascii="等线" w:hAnsi="等线"/>
-          <w:sz w:val="21"/>
-        </w:rPr>
-        <w:t>朵朵原答案：Ben doesn't often have lunch at home at weekend.</w:t>
+        <w:keepNext w:val="0"/>
+        <w:keepLines/>
+        <w:widowControl/>
+        <w:tabs>
+          <w:tab w:pos="7200" w:val="left"/>
+        </w:tabs>
+        <w:spacing w:before="0" w:after="80" w:line="380" w:lineRule="exact"/>
+      </w:pPr>
+      <w:r>
+        <w:rPr>
+          <w:rFonts w:ascii="Times New Roman" w:hAnsi="Times New Roman" w:eastAsia="宋体"/>
+          <w:b w:val="0"/>
+          <w:color w:val="000000"/>
+          <w:sz w:val="20"/>
+          <w:u w:val="none"/>
+        </w:rPr>
+        <w:t>心得：</w:t>
+      </w:r>
+      <w:r>
+        <w:rPr>
+          <w:rFonts w:ascii="Times New Roman" w:hAnsi="Times New Roman" w:eastAsia="宋体"/>
+          <w:b w:val="0"/>
+          <w:color w:val="000000"/>
+          <w:sz w:val="20"/>
+          <w:u w:val="single"/>
+        </w:rPr>
+        <w:tab/>
       </w:r>
     </w:p>
     <w:p>
       <w:pPr>
-        <w:spacing w:after="80"/>
-      </w:pPr>
-      <w:r>
-        <w:rPr>
-          <w:rFonts w:ascii="等线" w:hAnsi="等线"/>
+        <w:keepNext/>
+        <w:keepLines/>
+        <w:widowControl/>
+        <w:spacing w:before="0" w:after="40" w:line="264" w:lineRule="auto"/>
+      </w:pPr>
+      <w:r>
+        <w:rPr>
+          <w:rFonts w:ascii="Times New Roman" w:hAnsi="Times New Roman" w:eastAsia="宋体"/>
+          <w:b/>
+          <w:color w:val="000000"/>
           <w:sz w:val="21"/>
-        </w:rPr>
-        <w:t>订正：____________________________________________________________</w:t>
+          <w:u w:val="none"/>
+        </w:rPr>
+        <w:t>9.</w:t>
+      </w:r>
+      <w:r>
+        <w:rPr>
+          <w:rFonts w:ascii="Times New Roman" w:hAnsi="Times New Roman" w:eastAsia="宋体"/>
+          <w:b w:val="0"/>
+          <w:color w:val="000000"/>
+          <w:sz w:val="21"/>
+          <w:u w:val="none"/>
+        </w:rPr>
+        <w:t xml:space="preserve"> I can understand simple picture stories in English.（改为一般疑问句）</w:t>
       </w:r>
     </w:p>
     <w:p>
       <w:pPr>
-        <w:spacing w:after="80"/>
-      </w:pPr>
-      <w:r>
-        <w:rPr>
-          <w:rFonts w:ascii="等线" w:hAnsi="等线"/>
-          <w:sz w:val="21"/>
-        </w:rPr>
-        <w:t>心得：____________________________________________________________</w:t>
+        <w:keepNext/>
+        <w:keepLines/>
+        <w:widowControl/>
+        <w:spacing w:before="0" w:after="20" w:line="264" w:lineRule="auto"/>
+      </w:pPr>
+      <w:r>
+        <w:rPr>
+          <w:rFonts w:ascii="Times New Roman" w:hAnsi="Times New Roman" w:eastAsia="宋体"/>
+          <w:b/>
+          <w:color w:val="000000"/>
+          <w:sz w:val="20"/>
+          <w:u w:val="none"/>
+        </w:rPr>
+        <w:t>朵朵原答案：</w:t>
+      </w:r>
+      <w:r>
+        <w:rPr>
+          <w:rFonts w:ascii="Times New Roman" w:hAnsi="Times New Roman" w:eastAsia="宋体"/>
+          <w:b w:val="0"/>
+          <w:color w:val="000000"/>
+          <w:sz w:val="20"/>
+          <w:u w:val="none"/>
+        </w:rPr>
+        <w:t xml:space="preserve"> Can you understand simple stories in English?</w:t>
       </w:r>
     </w:p>
     <w:p>
       <w:pPr>
-        <w:spacing w:after="80"/>
-      </w:pPr>
-      <w:r>
-        <w:rPr>
-          <w:rFonts w:ascii="等线" w:hAnsi="等线"/>
-          <w:sz w:val="21"/>
-        </w:rPr>
-        <w:t>____________________________________________________________</w:t>
+        <w:keepNext/>
+        <w:keepLines/>
+        <w:widowControl/>
+        <w:tabs>
+          <w:tab w:pos="7200" w:val="left"/>
+        </w:tabs>
+        <w:spacing w:before="0" w:after="20" w:line="380" w:lineRule="exact"/>
+      </w:pPr>
+      <w:r>
+        <w:rPr>
+          <w:rFonts w:ascii="Times New Roman" w:hAnsi="Times New Roman" w:eastAsia="宋体"/>
+          <w:b w:val="0"/>
+          <w:color w:val="000000"/>
+          <w:sz w:val="20"/>
+          <w:u w:val="none"/>
+        </w:rPr>
+        <w:t>订正：</w:t>
+      </w:r>
+      <w:r>
+        <w:rPr>
+          <w:rFonts w:ascii="Times New Roman" w:hAnsi="Times New Roman" w:eastAsia="宋体"/>
+          <w:b w:val="0"/>
+          <w:color w:val="000000"/>
+          <w:sz w:val="20"/>
+          <w:u w:val="single"/>
+        </w:rPr>
+        <w:tab/>
       </w:r>
     </w:p>
     <w:p>
       <w:pPr>
-        <w:spacing w:after="80"/>
-      </w:pPr>
+        <w:keepNext/>
+        <w:keepLines/>
+        <w:widowControl/>
+        <w:tabs>
+          <w:tab w:pos="7200" w:val="left"/>
+        </w:tabs>
+        <w:spacing w:before="0" w:after="20" w:line="380" w:lineRule="exact"/>
+      </w:pPr>
+      <w:r>
+        <w:rPr>
+          <w:rFonts w:ascii="Times New Roman" w:hAnsi="Times New Roman" w:eastAsia="宋体"/>
+          <w:b w:val="0"/>
+          <w:color w:val="000000"/>
+          <w:sz w:val="20"/>
+          <w:u w:val="single"/>
+        </w:rPr>
+        <w:tab/>
+      </w:r>
     </w:p>
     <w:p>
       <w:pPr>
-        <w:keepNext/>
-        <w:spacing w:after="80"/>
-      </w:pPr>
-      <w:r>
-        <w:rPr>
-          <w:rFonts w:ascii="等线" w:hAnsi="等线"/>
-          <w:b/>
-          <w:sz w:val="24"/>
-        </w:rPr>
-        <w:t>第8题</w:t>
+        <w:keepNext w:val="0"/>
+        <w:keepLines/>
+        <w:widowControl/>
+        <w:tabs>
+          <w:tab w:pos="7200" w:val="left"/>
+        </w:tabs>
+        <w:spacing w:before="0" w:after="80" w:line="380" w:lineRule="exact"/>
+      </w:pPr>
+      <w:r>
+        <w:rPr>
+          <w:rFonts w:ascii="Times New Roman" w:hAnsi="Times New Roman" w:eastAsia="宋体"/>
+          <w:b w:val="0"/>
+          <w:color w:val="000000"/>
+          <w:sz w:val="20"/>
+          <w:u w:val="none"/>
+        </w:rPr>
+        <w:t>心得：</w:t>
+      </w:r>
+      <w:r>
+        <w:rPr>
+          <w:rFonts w:ascii="Times New Roman" w:hAnsi="Times New Roman" w:eastAsia="宋体"/>
+          <w:b w:val="0"/>
+          <w:color w:val="000000"/>
+          <w:sz w:val="20"/>
+          <w:u w:val="single"/>
+        </w:rPr>
+        <w:tab/>
       </w:r>
     </w:p>
     <w:p>
       <w:pPr>
         <w:keepNext/>
-        <w:spacing w:after="80"/>
-      </w:pPr>
-      <w:r>
-        <w:rPr>
-          <w:rFonts w:ascii="等线" w:hAnsi="等线"/>
+        <w:keepLines/>
+        <w:widowControl/>
+        <w:spacing w:before="0" w:after="40" w:line="264" w:lineRule="auto"/>
+      </w:pPr>
+      <w:r>
+        <w:rPr>
+          <w:rFonts w:ascii="Times New Roman" w:hAnsi="Times New Roman" w:eastAsia="宋体"/>
+          <w:b/>
+          <w:color w:val="000000"/>
           <w:sz w:val="21"/>
-        </w:rPr>
-        <w:t>6. I will go on a trip to Beijing.（改为否定句）</w:t>
-        <w:br/>
-        <w:t>＿＿＿＿＿＿＿＿＿＿＿＿＿＿＿＿＿＿＿＿＿＿＿＿</w:t>
+          <w:u w:val="none"/>
+        </w:rPr>
+        <w:t>10.</w:t>
+      </w:r>
+      <w:r>
+        <w:rPr>
+          <w:rFonts w:ascii="Times New Roman" w:hAnsi="Times New Roman" w:eastAsia="宋体"/>
+          <w:b w:val="0"/>
+          <w:color w:val="000000"/>
+          <w:sz w:val="21"/>
+          <w:u w:val="none"/>
+        </w:rPr>
+        <w:t xml:space="preserve"> My brother usually </w:t>
+      </w:r>
+      <w:r>
+        <w:rPr>
+          <w:rFonts w:ascii="Times New Roman" w:hAnsi="Times New Roman" w:eastAsia="宋体"/>
+          <w:b w:val="0"/>
+          <w:color w:val="000000"/>
+          <w:sz w:val="21"/>
+          <w:u w:val="single"/>
+        </w:rPr>
+        <w:t>takes a bus</w:t>
+      </w:r>
+      <w:r>
+        <w:rPr>
+          <w:rFonts w:ascii="Times New Roman" w:hAnsi="Times New Roman" w:eastAsia="宋体"/>
+          <w:b w:val="0"/>
+          <w:color w:val="000000"/>
+          <w:sz w:val="21"/>
+          <w:u w:val="none"/>
+        </w:rPr>
+        <w:t xml:space="preserve"> to school.（对划线部分提问）</w:t>
       </w:r>
     </w:p>
     <w:p>
       <w:pPr>
-        <w:spacing w:after="80"/>
-      </w:pPr>
-      <w:r>
-        <w:rPr>
-          <w:rFonts w:ascii="等线" w:hAnsi="等线"/>
-          <w:sz w:val="21"/>
-        </w:rPr>
-        <w:t>朵朵原答案：I will go on a trip to Beijing.</w:t>
+        <w:keepNext/>
+        <w:keepLines/>
+        <w:widowControl/>
+        <w:spacing w:before="0" w:after="20" w:line="264" w:lineRule="auto"/>
+      </w:pPr>
+      <w:r>
+        <w:rPr>
+          <w:rFonts w:ascii="Times New Roman" w:hAnsi="Times New Roman" w:eastAsia="宋体"/>
+          <w:b/>
+          <w:color w:val="000000"/>
+          <w:sz w:val="20"/>
+          <w:u w:val="none"/>
+        </w:rPr>
+        <w:t>朵朵原答案：</w:t>
+      </w:r>
+      <w:r>
+        <w:rPr>
+          <w:rFonts w:ascii="Times New Roman" w:hAnsi="Times New Roman" w:eastAsia="宋体"/>
+          <w:b w:val="0"/>
+          <w:color w:val="000000"/>
+          <w:sz w:val="20"/>
+          <w:u w:val="none"/>
+        </w:rPr>
+        <w:t xml:space="preserve"> How does your brother usually to school?</w:t>
       </w:r>
     </w:p>
     <w:p>
       <w:pPr>
-        <w:spacing w:after="80"/>
-      </w:pPr>
-      <w:r>
-        <w:rPr>
-          <w:rFonts w:ascii="等线" w:hAnsi="等线"/>
-          <w:sz w:val="21"/>
-        </w:rPr>
-        <w:t>订正：____________________________________________________________</w:t>
+        <w:keepNext/>
+        <w:keepLines/>
+        <w:widowControl/>
+        <w:tabs>
+          <w:tab w:pos="7200" w:val="left"/>
+        </w:tabs>
+        <w:spacing w:before="0" w:after="20" w:line="380" w:lineRule="exact"/>
+      </w:pPr>
+      <w:r>
+        <w:rPr>
+          <w:rFonts w:ascii="Times New Roman" w:hAnsi="Times New Roman" w:eastAsia="宋体"/>
+          <w:b w:val="0"/>
+          <w:color w:val="000000"/>
+          <w:sz w:val="20"/>
+          <w:u w:val="none"/>
+        </w:rPr>
+        <w:t>订正：</w:t>
+      </w:r>
+      <w:r>
+        <w:rPr>
+          <w:rFonts w:ascii="Times New Roman" w:hAnsi="Times New Roman" w:eastAsia="宋体"/>
+          <w:b w:val="0"/>
+          <w:color w:val="000000"/>
+          <w:sz w:val="20"/>
+          <w:u w:val="single"/>
+        </w:rPr>
+        <w:tab/>
       </w:r>
     </w:p>
     <w:p>
       <w:pPr>
-        <w:spacing w:after="80"/>
-      </w:pPr>
-      <w:r>
-        <w:rPr>
-          <w:rFonts w:ascii="等线" w:hAnsi="等线"/>
-          <w:sz w:val="21"/>
-        </w:rPr>
-        <w:t>心得：____________________________________________________________</w:t>
+        <w:keepNext/>
+        <w:keepLines/>
+        <w:widowControl/>
+        <w:tabs>
+          <w:tab w:pos="7200" w:val="left"/>
+        </w:tabs>
+        <w:spacing w:before="0" w:after="20" w:line="380" w:lineRule="exact"/>
+      </w:pPr>
+      <w:r>
+        <w:rPr>
+          <w:rFonts w:ascii="Times New Roman" w:hAnsi="Times New Roman" w:eastAsia="宋体"/>
+          <w:b w:val="0"/>
+          <w:color w:val="000000"/>
+          <w:sz w:val="20"/>
+          <w:u w:val="single"/>
+        </w:rPr>
+        <w:tab/>
       </w:r>
     </w:p>
     <w:p>
       <w:pPr>
-        <w:spacing w:after="80"/>
-      </w:pPr>
-      <w:r>
-        <w:rPr>
-          <w:rFonts w:ascii="等线" w:hAnsi="等线"/>
-          <w:sz w:val="21"/>
-        </w:rPr>
-        <w:t>____________________________________________________________</w:t>
+        <w:keepNext w:val="0"/>
+        <w:keepLines/>
+        <w:widowControl/>
+        <w:tabs>
+          <w:tab w:pos="7200" w:val="left"/>
+        </w:tabs>
+        <w:spacing w:before="0" w:after="80" w:line="380" w:lineRule="exact"/>
+      </w:pPr>
+      <w:r>
+        <w:rPr>
+          <w:rFonts w:ascii="Times New Roman" w:hAnsi="Times New Roman" w:eastAsia="宋体"/>
+          <w:b w:val="0"/>
+          <w:color w:val="000000"/>
+          <w:sz w:val="20"/>
+          <w:u w:val="none"/>
+        </w:rPr>
+        <w:t>心得：</w:t>
+      </w:r>
+      <w:r>
+        <w:rPr>
+          <w:rFonts w:ascii="Times New Roman" w:hAnsi="Times New Roman" w:eastAsia="宋体"/>
+          <w:b w:val="0"/>
+          <w:color w:val="000000"/>
+          <w:sz w:val="20"/>
+          <w:u w:val="single"/>
+        </w:rPr>
+        <w:tab/>
       </w:r>
     </w:p>
     <w:p>
       <w:pPr>
-        <w:spacing w:after="80"/>
-      </w:pPr>
+        <w:keepNext/>
+        <w:keepLines/>
+        <w:widowControl/>
+        <w:spacing w:before="0" w:after="40" w:line="264" w:lineRule="auto"/>
+      </w:pPr>
+      <w:r>
+        <w:rPr>
+          <w:rFonts w:ascii="Times New Roman" w:hAnsi="Times New Roman" w:eastAsia="宋体"/>
+          <w:b/>
+          <w:color w:val="000000"/>
+          <w:sz w:val="21"/>
+          <w:u w:val="none"/>
+        </w:rPr>
+        <w:t>11.</w:t>
+      </w:r>
+      <w:r>
+        <w:rPr>
+          <w:rFonts w:ascii="Times New Roman" w:hAnsi="Times New Roman" w:eastAsia="宋体"/>
+          <w:b w:val="0"/>
+          <w:color w:val="000000"/>
+          <w:sz w:val="21"/>
+          <w:u w:val="none"/>
+        </w:rPr>
+        <w:t xml:space="preserve"> Mr. Li is going to </w:t>
+      </w:r>
+      <w:r>
+        <w:rPr>
+          <w:rFonts w:ascii="Times New Roman" w:hAnsi="Times New Roman" w:eastAsia="宋体"/>
+          <w:b w:val="0"/>
+          <w:color w:val="000000"/>
+          <w:sz w:val="21"/>
+          <w:u w:val="single"/>
+        </w:rPr>
+        <w:t>visit the Space Museum</w:t>
+      </w:r>
+      <w:r>
+        <w:rPr>
+          <w:rFonts w:ascii="Times New Roman" w:hAnsi="Times New Roman" w:eastAsia="宋体"/>
+          <w:b w:val="0"/>
+          <w:color w:val="000000"/>
+          <w:sz w:val="21"/>
+          <w:u w:val="none"/>
+        </w:rPr>
+        <w:t xml:space="preserve"> this coming Sunday.（对划线部分提问）</w:t>
+      </w:r>
     </w:p>
     <w:p>
       <w:pPr>
         <w:keepNext/>
-        <w:spacing w:after="80"/>
-      </w:pPr>
-      <w:r>
-        <w:rPr>
-          <w:rFonts w:ascii="等线" w:hAnsi="等线"/>
+        <w:keepLines/>
+        <w:widowControl/>
+        <w:spacing w:before="0" w:after="20" w:line="264" w:lineRule="auto"/>
+      </w:pPr>
+      <w:r>
+        <w:rPr>
+          <w:rFonts w:ascii="Times New Roman" w:hAnsi="Times New Roman" w:eastAsia="宋体"/>
           <w:b/>
-          <w:sz w:val="24"/>
-        </w:rPr>
-        <w:t>第9题</w:t>
+          <w:color w:val="000000"/>
+          <w:sz w:val="20"/>
+          <w:u w:val="none"/>
+        </w:rPr>
+        <w:t>朵朵原答案：</w:t>
+      </w:r>
+      <w:r>
+        <w:rPr>
+          <w:rFonts w:ascii="Times New Roman" w:hAnsi="Times New Roman" w:eastAsia="宋体"/>
+          <w:b w:val="0"/>
+          <w:color w:val="000000"/>
+          <w:sz w:val="20"/>
+          <w:u w:val="none"/>
+        </w:rPr>
+        <w:t xml:space="preserve"> What is Mr Li going this coming Sunday?</w:t>
       </w:r>
     </w:p>
     <w:p>
       <w:pPr>
         <w:keepNext/>
-        <w:spacing w:after="80"/>
-      </w:pPr>
-      <w:r>
-        <w:rPr>
-          <w:rFonts w:ascii="等线" w:hAnsi="等线"/>
-          <w:sz w:val="21"/>
-        </w:rPr>
-        <w:t>7. Ken and Kathy are my cousins.（改为一般疑问句）</w:t>
-        <w:br/>
-        <w:t>＿＿＿＿＿＿＿＿＿＿＿＿＿＿＿＿＿＿＿＿＿＿＿＿</w:t>
+        <w:keepLines/>
+        <w:widowControl/>
+        <w:tabs>
+          <w:tab w:pos="7200" w:val="left"/>
+        </w:tabs>
+        <w:spacing w:before="0" w:after="20" w:line="380" w:lineRule="exact"/>
+      </w:pPr>
+      <w:r>
+        <w:rPr>
+          <w:rFonts w:ascii="Times New Roman" w:hAnsi="Times New Roman" w:eastAsia="宋体"/>
+          <w:b w:val="0"/>
+          <w:color w:val="000000"/>
+          <w:sz w:val="20"/>
+          <w:u w:val="none"/>
+        </w:rPr>
+        <w:t>订正：</w:t>
+      </w:r>
+      <w:r>
+        <w:rPr>
+          <w:rFonts w:ascii="Times New Roman" w:hAnsi="Times New Roman" w:eastAsia="宋体"/>
+          <w:b w:val="0"/>
+          <w:color w:val="000000"/>
+          <w:sz w:val="20"/>
+          <w:u w:val="single"/>
+        </w:rPr>
+        <w:tab/>
       </w:r>
     </w:p>
     <w:p>
       <w:pPr>
-        <w:spacing w:after="80"/>
-      </w:pPr>
-      <w:r>
-        <w:rPr>
-          <w:rFonts w:ascii="等线" w:hAnsi="等线"/>
-          <w:sz w:val="21"/>
-        </w:rPr>
-        <w:t>朵朵原答案：Are Ken and Kathy are your cousins?（my 已划去改为 your）</w:t>
+        <w:keepNext/>
+        <w:keepLines/>
+        <w:widowControl/>
+        <w:tabs>
+          <w:tab w:pos="7200" w:val="left"/>
+        </w:tabs>
+        <w:spacing w:before="0" w:after="20" w:line="380" w:lineRule="exact"/>
+      </w:pPr>
+      <w:r>
+        <w:rPr>
+          <w:rFonts w:ascii="Times New Roman" w:hAnsi="Times New Roman" w:eastAsia="宋体"/>
+          <w:b w:val="0"/>
+          <w:color w:val="000000"/>
+          <w:sz w:val="20"/>
+          <w:u w:val="single"/>
+        </w:rPr>
+        <w:tab/>
       </w:r>
     </w:p>
     <w:p>
       <w:pPr>
-        <w:spacing w:after="80"/>
-      </w:pPr>
-      <w:r>
-        <w:rPr>
-          <w:rFonts w:ascii="等线" w:hAnsi="等线"/>
-          <w:sz w:val="21"/>
-        </w:rPr>
-        <w:t>订正：____________________________________________________________</w:t>
+        <w:keepNext w:val="0"/>
+        <w:keepLines/>
+        <w:widowControl/>
+        <w:tabs>
+          <w:tab w:pos="7200" w:val="left"/>
+        </w:tabs>
+        <w:spacing w:before="0" w:after="80" w:line="380" w:lineRule="exact"/>
+      </w:pPr>
+      <w:r>
+        <w:rPr>
+          <w:rFonts w:ascii="Times New Roman" w:hAnsi="Times New Roman" w:eastAsia="宋体"/>
+          <w:b w:val="0"/>
+          <w:color w:val="000000"/>
+          <w:sz w:val="20"/>
+          <w:u w:val="none"/>
+        </w:rPr>
+        <w:t>心得：</w:t>
+      </w:r>
+      <w:r>
+        <w:rPr>
+          <w:rFonts w:ascii="Times New Roman" w:hAnsi="Times New Roman" w:eastAsia="宋体"/>
+          <w:b w:val="0"/>
+          <w:color w:val="000000"/>
+          <w:sz w:val="20"/>
+          <w:u w:val="single"/>
+        </w:rPr>
+        <w:tab/>
       </w:r>
     </w:p>
     <w:p>
       <w:pPr>
-        <w:spacing w:after="80"/>
-      </w:pPr>
-      <w:r>
-        <w:rPr>
-          <w:rFonts w:ascii="等线" w:hAnsi="等线"/>
+        <w:keepNext/>
+        <w:keepLines/>
+        <w:widowControl/>
+        <w:spacing w:before="0" w:after="40" w:line="264" w:lineRule="auto"/>
+      </w:pPr>
+      <w:r>
+        <w:rPr>
+          <w:rFonts w:ascii="Times New Roman" w:hAnsi="Times New Roman" w:eastAsia="宋体"/>
+          <w:b/>
+          <w:color w:val="000000"/>
           <w:sz w:val="21"/>
-        </w:rPr>
-        <w:t>心得：____________________________________________________________</w:t>
+          <w:u w:val="none"/>
+        </w:rPr>
+        <w:t>12.</w:t>
+      </w:r>
+      <w:r>
+        <w:rPr>
+          <w:rFonts w:ascii="Times New Roman" w:hAnsi="Times New Roman" w:eastAsia="宋体"/>
+          <w:b w:val="0"/>
+          <w:color w:val="000000"/>
+          <w:sz w:val="21"/>
+          <w:u w:val="none"/>
+        </w:rPr>
+        <w:t xml:space="preserve"> </w:t>
+      </w:r>
+      <w:r>
+        <w:rPr>
+          <w:rFonts w:ascii="Times New Roman" w:hAnsi="Times New Roman" w:eastAsia="宋体"/>
+          <w:b w:val="0"/>
+          <w:color w:val="000000"/>
+          <w:sz w:val="21"/>
+          <w:u w:val="single"/>
+        </w:rPr>
+        <w:t>I</w:t>
+      </w:r>
+      <w:r>
+        <w:rPr>
+          <w:rFonts w:ascii="Times New Roman" w:hAnsi="Times New Roman" w:eastAsia="宋体"/>
+          <w:b w:val="0"/>
+          <w:color w:val="000000"/>
+          <w:sz w:val="21"/>
+          <w:u w:val="none"/>
+        </w:rPr>
+        <w:t xml:space="preserve"> often get up the earliest in my family.（对划线部分提问）</w:t>
       </w:r>
     </w:p>
     <w:p>
       <w:pPr>
-        <w:spacing w:after="80"/>
-      </w:pPr>
-      <w:r>
-        <w:rPr>
-          <w:rFonts w:ascii="等线" w:hAnsi="等线"/>
-          <w:sz w:val="21"/>
-        </w:rPr>
-        <w:t>____________________________________________________________</w:t>
+        <w:keepNext/>
+        <w:keepLines/>
+        <w:widowControl/>
+        <w:spacing w:before="0" w:after="20" w:line="264" w:lineRule="auto"/>
+      </w:pPr>
+      <w:r>
+        <w:rPr>
+          <w:rFonts w:ascii="Times New Roman" w:hAnsi="Times New Roman" w:eastAsia="宋体"/>
+          <w:b/>
+          <w:color w:val="000000"/>
+          <w:sz w:val="20"/>
+          <w:u w:val="none"/>
+        </w:rPr>
+        <w:t>朵朵原答案：</w:t>
+      </w:r>
+      <w:r>
+        <w:rPr>
+          <w:rFonts w:ascii="Times New Roman" w:hAnsi="Times New Roman" w:eastAsia="宋体"/>
+          <w:b w:val="0"/>
+          <w:color w:val="000000"/>
+          <w:sz w:val="20"/>
+          <w:u w:val="none"/>
+        </w:rPr>
+        <w:t xml:space="preserve"> Who often get up the earliest in my family?</w:t>
       </w:r>
     </w:p>
     <w:p>
       <w:pPr>
-        <w:spacing w:after="80"/>
-      </w:pPr>
+        <w:keepNext/>
+        <w:keepLines/>
+        <w:widowControl/>
+        <w:tabs>
+          <w:tab w:pos="7200" w:val="left"/>
+        </w:tabs>
+        <w:spacing w:before="0" w:after="20" w:line="380" w:lineRule="exact"/>
+      </w:pPr>
+      <w:r>
+        <w:rPr>
+          <w:rFonts w:ascii="Times New Roman" w:hAnsi="Times New Roman" w:eastAsia="宋体"/>
+          <w:b w:val="0"/>
+          <w:color w:val="000000"/>
+          <w:sz w:val="20"/>
+          <w:u w:val="none"/>
+        </w:rPr>
+        <w:t>订正：</w:t>
+      </w:r>
+      <w:r>
+        <w:rPr>
+          <w:rFonts w:ascii="Times New Roman" w:hAnsi="Times New Roman" w:eastAsia="宋体"/>
+          <w:b w:val="0"/>
+          <w:color w:val="000000"/>
+          <w:sz w:val="20"/>
+          <w:u w:val="single"/>
+        </w:rPr>
+        <w:tab/>
+      </w:r>
     </w:p>
     <w:p>
       <w:pPr>
         <w:keepNext/>
-        <w:spacing w:after="80"/>
-      </w:pPr>
-      <w:r>
-        <w:rPr>
-          <w:rFonts w:ascii="等线" w:hAnsi="等线"/>
-          <w:b/>
-          <w:sz w:val="24"/>
-        </w:rPr>
-        <w:t>第10题</w:t>
+        <w:keepLines/>
+        <w:widowControl/>
+        <w:tabs>
+          <w:tab w:pos="7200" w:val="left"/>
+        </w:tabs>
+        <w:spacing w:before="0" w:after="20" w:line="380" w:lineRule="exact"/>
+      </w:pPr>
+      <w:r>
+        <w:rPr>
+          <w:rFonts w:ascii="Times New Roman" w:hAnsi="Times New Roman" w:eastAsia="宋体"/>
+          <w:b w:val="0"/>
+          <w:color w:val="000000"/>
+          <w:sz w:val="20"/>
+          <w:u w:val="single"/>
+        </w:rPr>
+        <w:tab/>
       </w:r>
     </w:p>
     <w:p>
       <w:pPr>
-        <w:keepNext/>
-        <w:spacing w:after="80"/>
-      </w:pPr>
-      <w:r>
-        <w:rPr>
-          <w:rFonts w:ascii="等线" w:hAnsi="等线"/>
-          <w:sz w:val="21"/>
-        </w:rPr>
-        <w:t>9. I can understand simple picture stories in English.（改为一般疑问句）</w:t>
-        <w:br/>
-        <w:t>＿＿＿＿＿＿＿＿＿＿＿＿＿＿＿＿＿＿＿＿＿＿＿＿</w:t>
+        <w:keepNext w:val="0"/>
+        <w:keepLines/>
+        <w:widowControl/>
+        <w:tabs>
+          <w:tab w:pos="7200" w:val="left"/>
+        </w:tabs>
+        <w:spacing w:before="0" w:after="80" w:line="380" w:lineRule="exact"/>
+      </w:pPr>
+      <w:r>
+        <w:rPr>
+          <w:rFonts w:ascii="Times New Roman" w:hAnsi="Times New Roman" w:eastAsia="宋体"/>
+          <w:b w:val="0"/>
+          <w:color w:val="000000"/>
+          <w:sz w:val="20"/>
+          <w:u w:val="none"/>
+        </w:rPr>
+        <w:t>心得：</w:t>
+      </w:r>
+      <w:r>
+        <w:rPr>
+          <w:rFonts w:ascii="Times New Roman" w:hAnsi="Times New Roman" w:eastAsia="宋体"/>
+          <w:b w:val="0"/>
+          <w:color w:val="000000"/>
+          <w:sz w:val="20"/>
+          <w:u w:val="single"/>
+        </w:rPr>
+        <w:tab/>
       </w:r>
     </w:p>
     <w:p>
       <w:pPr>
-        <w:spacing w:after="80"/>
-      </w:pPr>
-      <w:r>
-        <w:rPr>
-          <w:rFonts w:ascii="等线" w:hAnsi="等线"/>
+        <w:keepNext/>
+        <w:keepLines/>
+        <w:widowControl/>
+        <w:spacing w:before="0" w:after="40" w:line="264" w:lineRule="auto"/>
+      </w:pPr>
+      <w:r>
+        <w:rPr>
+          <w:rFonts w:ascii="Times New Roman" w:hAnsi="Times New Roman" w:eastAsia="宋体"/>
+          <w:b/>
+          <w:color w:val="000000"/>
           <w:sz w:val="21"/>
-        </w:rPr>
-        <w:t>朵朵原答案：Can you understand simple stories in English?</w:t>
+          <w:u w:val="none"/>
+        </w:rPr>
+        <w:t>13.</w:t>
+      </w:r>
+      <w:r>
+        <w:rPr>
+          <w:rFonts w:ascii="Times New Roman" w:hAnsi="Times New Roman" w:eastAsia="宋体"/>
+          <w:b w:val="0"/>
+          <w:color w:val="000000"/>
+          <w:sz w:val="21"/>
+          <w:u w:val="none"/>
+        </w:rPr>
+        <w:t xml:space="preserve"> Alice likes </w:t>
+      </w:r>
+      <w:r>
+        <w:rPr>
+          <w:rFonts w:ascii="Times New Roman" w:hAnsi="Times New Roman" w:eastAsia="宋体"/>
+          <w:b w:val="0"/>
+          <w:color w:val="000000"/>
+          <w:sz w:val="21"/>
+          <w:u w:val="single"/>
+        </w:rPr>
+        <w:t>playing volleyball</w:t>
+      </w:r>
+      <w:r>
+        <w:rPr>
+          <w:rFonts w:ascii="Times New Roman" w:hAnsi="Times New Roman" w:eastAsia="宋体"/>
+          <w:b w:val="0"/>
+          <w:color w:val="000000"/>
+          <w:sz w:val="21"/>
+          <w:u w:val="none"/>
+        </w:rPr>
+        <w:t>.（对划线部分提问）</w:t>
       </w:r>
     </w:p>
     <w:p>
       <w:pPr>
-        <w:spacing w:after="80"/>
-      </w:pPr>
-      <w:r>
-        <w:rPr>
-          <w:rFonts w:ascii="等线" w:hAnsi="等线"/>
-          <w:sz w:val="21"/>
-        </w:rPr>
-        <w:t>订正：____________________________________________________________</w:t>
+        <w:keepNext/>
+        <w:keepLines/>
+        <w:widowControl/>
+        <w:spacing w:before="0" w:after="20" w:line="264" w:lineRule="auto"/>
+      </w:pPr>
+      <w:r>
+        <w:rPr>
+          <w:rFonts w:ascii="Times New Roman" w:hAnsi="Times New Roman" w:eastAsia="宋体"/>
+          <w:b/>
+          <w:color w:val="000000"/>
+          <w:sz w:val="20"/>
+          <w:u w:val="none"/>
+        </w:rPr>
+        <w:t>朵朵原答案：</w:t>
+      </w:r>
+      <w:r>
+        <w:rPr>
+          <w:rFonts w:ascii="Times New Roman" w:hAnsi="Times New Roman" w:eastAsia="宋体"/>
+          <w:b w:val="0"/>
+          <w:color w:val="000000"/>
+          <w:sz w:val="20"/>
+          <w:u w:val="none"/>
+        </w:rPr>
+        <w:t xml:space="preserve"> What does Alice like do?</w:t>
       </w:r>
     </w:p>
     <w:p>
       <w:pPr>
-        <w:spacing w:after="80"/>
-      </w:pPr>
-      <w:r>
-        <w:rPr>
-          <w:rFonts w:ascii="等线" w:hAnsi="等线"/>
-          <w:sz w:val="21"/>
-        </w:rPr>
-        <w:t>心得：____________________________________________________________</w:t>
+        <w:keepNext/>
+        <w:keepLines/>
+        <w:widowControl/>
+        <w:tabs>
+          <w:tab w:pos="7200" w:val="left"/>
+        </w:tabs>
+        <w:spacing w:before="0" w:after="20" w:line="380" w:lineRule="exact"/>
+      </w:pPr>
+      <w:r>
+        <w:rPr>
+          <w:rFonts w:ascii="Times New Roman" w:hAnsi="Times New Roman" w:eastAsia="宋体"/>
+          <w:b w:val="0"/>
+          <w:color w:val="000000"/>
+          <w:sz w:val="20"/>
+          <w:u w:val="none"/>
+        </w:rPr>
+        <w:t>订正：</w:t>
+      </w:r>
+      <w:r>
+        <w:rPr>
+          <w:rFonts w:ascii="Times New Roman" w:hAnsi="Times New Roman" w:eastAsia="宋体"/>
+          <w:b w:val="0"/>
+          <w:color w:val="000000"/>
+          <w:sz w:val="20"/>
+          <w:u w:val="single"/>
+        </w:rPr>
+        <w:tab/>
       </w:r>
     </w:p>
     <w:p>
       <w:pPr>
-        <w:spacing w:after="80"/>
-      </w:pPr>
-      <w:r>
-        <w:rPr>
-          <w:rFonts w:ascii="等线" w:hAnsi="等线"/>
-          <w:sz w:val="21"/>
-        </w:rPr>
-        <w:t>____________________________________________________________</w:t>
+        <w:keepNext/>
+        <w:keepLines/>
+        <w:widowControl/>
+        <w:tabs>
+          <w:tab w:pos="7200" w:val="left"/>
+        </w:tabs>
+        <w:spacing w:before="0" w:after="20" w:line="380" w:lineRule="exact"/>
+      </w:pPr>
+      <w:r>
+        <w:rPr>
+          <w:rFonts w:ascii="Times New Roman" w:hAnsi="Times New Roman" w:eastAsia="宋体"/>
+          <w:b w:val="0"/>
+          <w:color w:val="000000"/>
+          <w:sz w:val="20"/>
+          <w:u w:val="single"/>
+        </w:rPr>
+        <w:tab/>
       </w:r>
     </w:p>
     <w:p>
       <w:pPr>
-        <w:spacing w:after="80"/>
-      </w:pPr>
+        <w:keepNext w:val="0"/>
+        <w:keepLines/>
+        <w:widowControl/>
+        <w:tabs>
+          <w:tab w:pos="7200" w:val="left"/>
+        </w:tabs>
+        <w:spacing w:before="0" w:after="80" w:line="380" w:lineRule="exact"/>
+      </w:pPr>
+      <w:r>
+        <w:rPr>
+          <w:rFonts w:ascii="Times New Roman" w:hAnsi="Times New Roman" w:eastAsia="宋体"/>
+          <w:b w:val="0"/>
+          <w:color w:val="000000"/>
+          <w:sz w:val="20"/>
+          <w:u w:val="none"/>
+        </w:rPr>
+        <w:t>心得：</w:t>
+      </w:r>
+      <w:r>
+        <w:rPr>
+          <w:rFonts w:ascii="Times New Roman" w:hAnsi="Times New Roman" w:eastAsia="宋体"/>
+          <w:b w:val="0"/>
+          <w:color w:val="000000"/>
+          <w:sz w:val="20"/>
+          <w:u w:val="single"/>
+        </w:rPr>
+        <w:tab/>
+      </w:r>
     </w:p>
     <w:p>
       <w:pPr>
         <w:keepNext/>
-        <w:spacing w:after="80"/>
-      </w:pPr>
-      <w:r>
-        <w:rPr>
-          <w:rFonts w:ascii="等线" w:hAnsi="等线"/>
+        <w:keepLines/>
+        <w:widowControl/>
+        <w:spacing w:before="0" w:after="40" w:line="264" w:lineRule="auto"/>
+      </w:pPr>
+      <w:r>
+        <w:rPr>
+          <w:rFonts w:ascii="Times New Roman" w:hAnsi="Times New Roman" w:eastAsia="宋体"/>
           <w:b/>
-          <w:sz w:val="24"/>
-        </w:rPr>
-        <w:t>第11题</w:t>
+          <w:color w:val="000000"/>
+          <w:sz w:val="21"/>
+          <w:u w:val="none"/>
+        </w:rPr>
+        <w:t>14.</w:t>
+      </w:r>
+      <w:r>
+        <w:rPr>
+          <w:rFonts w:ascii="Times New Roman" w:hAnsi="Times New Roman" w:eastAsia="宋体"/>
+          <w:b w:val="0"/>
+          <w:color w:val="000000"/>
+          <w:sz w:val="21"/>
+          <w:u w:val="none"/>
+        </w:rPr>
+        <w:t xml:space="preserve"> Christmas is </w:t>
+      </w:r>
+      <w:r>
+        <w:rPr>
+          <w:rFonts w:ascii="Times New Roman" w:hAnsi="Times New Roman" w:eastAsia="宋体"/>
+          <w:b w:val="0"/>
+          <w:color w:val="000000"/>
+          <w:sz w:val="21"/>
+          <w:u w:val="single"/>
+        </w:rPr>
+        <w:t>on the 25th of December</w:t>
+      </w:r>
+      <w:r>
+        <w:rPr>
+          <w:rFonts w:ascii="Times New Roman" w:hAnsi="Times New Roman" w:eastAsia="宋体"/>
+          <w:b w:val="0"/>
+          <w:color w:val="000000"/>
+          <w:sz w:val="21"/>
+          <w:u w:val="none"/>
+        </w:rPr>
+        <w:t>.（对划线部分提问）</w:t>
       </w:r>
     </w:p>
     <w:p>
       <w:pPr>
         <w:keepNext/>
-        <w:spacing w:after="80"/>
-      </w:pPr>
-      <w:r>
-        <w:rPr>
-          <w:rFonts w:ascii="等线" w:hAnsi="等线"/>
-          <w:sz w:val="21"/>
-        </w:rPr>
-        <w:t>10. My brother usually t̲a̲k̲e̲s̲ ̲a̲ ̲b̲u̲s̲ to school.（对划线部分提问）</w:t>
-        <w:br/>
-        <w:t>＿＿＿＿＿＿＿＿＿＿＿＿＿＿＿＿＿＿＿＿＿＿＿＿</w:t>
+        <w:keepLines/>
+        <w:widowControl/>
+        <w:spacing w:before="0" w:after="20" w:line="264" w:lineRule="auto"/>
+      </w:pPr>
+      <w:r>
+        <w:rPr>
+          <w:rFonts w:ascii="Times New Roman" w:hAnsi="Times New Roman" w:eastAsia="宋体"/>
+          <w:b/>
+          <w:color w:val="000000"/>
+          <w:sz w:val="20"/>
+          <w:u w:val="none"/>
+        </w:rPr>
+        <w:t>朵朵原答案：</w:t>
+      </w:r>
+      <w:r>
+        <w:rPr>
+          <w:rFonts w:ascii="Times New Roman" w:hAnsi="Times New Roman" w:eastAsia="宋体"/>
+          <w:b w:val="0"/>
+          <w:color w:val="000000"/>
+          <w:sz w:val="20"/>
+          <w:u w:val="none"/>
+        </w:rPr>
+        <w:t xml:space="preserve"> How is Christmas?</w:t>
       </w:r>
     </w:p>
     <w:p>
       <w:pPr>
-        <w:spacing w:after="80"/>
-      </w:pPr>
-      <w:r>
-        <w:rPr>
-          <w:rFonts w:ascii="等线" w:hAnsi="等线"/>
-          <w:sz w:val="21"/>
-        </w:rPr>
-        <w:t>朵朵原答案：How does your brother usually to school?</w:t>
+        <w:keepNext/>
+        <w:keepLines/>
+        <w:widowControl/>
+        <w:tabs>
+          <w:tab w:pos="7200" w:val="left"/>
+        </w:tabs>
+        <w:spacing w:before="0" w:after="20" w:line="380" w:lineRule="exact"/>
+      </w:pPr>
+      <w:r>
+        <w:rPr>
+          <w:rFonts w:ascii="Times New Roman" w:hAnsi="Times New Roman" w:eastAsia="宋体"/>
+          <w:b w:val="0"/>
+          <w:color w:val="000000"/>
+          <w:sz w:val="20"/>
+          <w:u w:val="none"/>
+        </w:rPr>
+        <w:t>订正：</w:t>
+      </w:r>
+      <w:r>
+        <w:rPr>
+          <w:rFonts w:ascii="Times New Roman" w:hAnsi="Times New Roman" w:eastAsia="宋体"/>
+          <w:b w:val="0"/>
+          <w:color w:val="000000"/>
+          <w:sz w:val="20"/>
+          <w:u w:val="single"/>
+        </w:rPr>
+        <w:tab/>
       </w:r>
     </w:p>
     <w:p>
       <w:pPr>
-        <w:spacing w:after="80"/>
-      </w:pPr>
-      <w:r>
-        <w:rPr>
-          <w:rFonts w:ascii="等线" w:hAnsi="等线"/>
-          <w:sz w:val="21"/>
-        </w:rPr>
-        <w:t>订正：____________________________________________________________</w:t>
+        <w:keepNext/>
+        <w:keepLines/>
+        <w:widowControl/>
+        <w:tabs>
+          <w:tab w:pos="7200" w:val="left"/>
+        </w:tabs>
+        <w:spacing w:before="0" w:after="20" w:line="380" w:lineRule="exact"/>
+      </w:pPr>
+      <w:r>
+        <w:rPr>
+          <w:rFonts w:ascii="Times New Roman" w:hAnsi="Times New Roman" w:eastAsia="宋体"/>
+          <w:b w:val="0"/>
+          <w:color w:val="000000"/>
+          <w:sz w:val="20"/>
+          <w:u w:val="single"/>
+        </w:rPr>
+        <w:tab/>
       </w:r>
     </w:p>
     <w:p>
       <w:pPr>
-        <w:spacing w:after="80"/>
-      </w:pPr>
-      <w:r>
-        <w:rPr>
-          <w:rFonts w:ascii="等线" w:hAnsi="等线"/>
-          <w:sz w:val="21"/>
-        </w:rPr>
-        <w:t>心得：____________________________________________________________</w:t>
+        <w:keepNext w:val="0"/>
+        <w:keepLines/>
+        <w:widowControl/>
+        <w:tabs>
+          <w:tab w:pos="7200" w:val="left"/>
+        </w:tabs>
+        <w:spacing w:before="0" w:after="80" w:line="380" w:lineRule="exact"/>
+      </w:pPr>
+      <w:r>
+        <w:rPr>
+          <w:rFonts w:ascii="Times New Roman" w:hAnsi="Times New Roman" w:eastAsia="宋体"/>
+          <w:b w:val="0"/>
+          <w:color w:val="000000"/>
+          <w:sz w:val="20"/>
+          <w:u w:val="none"/>
+        </w:rPr>
+        <w:t>心得：</w:t>
+      </w:r>
+      <w:r>
+        <w:rPr>
+          <w:rFonts w:ascii="Times New Roman" w:hAnsi="Times New Roman" w:eastAsia="宋体"/>
+          <w:b w:val="0"/>
+          <w:color w:val="000000"/>
+          <w:sz w:val="20"/>
+          <w:u w:val="single"/>
+        </w:rPr>
+        <w:tab/>
       </w:r>
     </w:p>
     <w:p>
       <w:pPr>
-        <w:spacing w:after="80"/>
-      </w:pPr>
-      <w:r>
-        <w:rPr>
-          <w:rFonts w:ascii="等线" w:hAnsi="等线"/>
+        <w:keepNext/>
+        <w:keepLines/>
+        <w:widowControl/>
+        <w:spacing w:before="0" w:after="40" w:line="264" w:lineRule="auto"/>
+      </w:pPr>
+      <w:r>
+        <w:rPr>
+          <w:rFonts w:ascii="Times New Roman" w:hAnsi="Times New Roman" w:eastAsia="宋体"/>
+          <w:b/>
+          <w:color w:val="000000"/>
           <w:sz w:val="21"/>
-        </w:rPr>
-        <w:t>____________________________________________________________</w:t>
+          <w:u w:val="none"/>
+        </w:rPr>
+        <w:t>15.</w:t>
+      </w:r>
+      <w:r>
+        <w:rPr>
+          <w:rFonts w:ascii="Times New Roman" w:hAnsi="Times New Roman" w:eastAsia="宋体"/>
+          <w:b w:val="0"/>
+          <w:color w:val="000000"/>
+          <w:sz w:val="21"/>
+          <w:u w:val="none"/>
+        </w:rPr>
+        <w:t xml:space="preserve"> I go </w:t>
+      </w:r>
+      <w:r>
+        <w:rPr>
+          <w:rFonts w:ascii="Times New Roman" w:hAnsi="Times New Roman" w:eastAsia="宋体"/>
+          <w:b w:val="0"/>
+          <w:color w:val="000000"/>
+          <w:sz w:val="21"/>
+          <w:u w:val="single"/>
+        </w:rPr>
+        <w:t>to</w:t>
+      </w:r>
+      <w:r>
+        <w:rPr>
+          <w:rFonts w:ascii="Times New Roman" w:hAnsi="Times New Roman" w:eastAsia="宋体"/>
+          <w:b w:val="0"/>
+          <w:color w:val="000000"/>
+          <w:sz w:val="21"/>
+          <w:u w:val="none"/>
+        </w:rPr>
+        <w:t xml:space="preserve"> </w:t>
+      </w:r>
+      <w:r>
+        <w:rPr>
+          <w:rFonts w:ascii="Times New Roman" w:hAnsi="Times New Roman" w:eastAsia="宋体"/>
+          <w:b w:val="0"/>
+          <w:color w:val="000000"/>
+          <w:sz w:val="21"/>
+          <w:u w:val="single"/>
+        </w:rPr>
+        <w:t>the Car Museum</w:t>
+      </w:r>
+      <w:r>
+        <w:rPr>
+          <w:rFonts w:ascii="Times New Roman" w:hAnsi="Times New Roman" w:eastAsia="宋体"/>
+          <w:b w:val="0"/>
+          <w:color w:val="000000"/>
+          <w:sz w:val="21"/>
+          <w:u w:val="none"/>
+        </w:rPr>
+        <w:t>.（对划线部分提问）</w:t>
       </w:r>
     </w:p>
     <w:p>
       <w:pPr>
-        <w:spacing w:after="80"/>
-      </w:pPr>
+        <w:keepNext/>
+        <w:keepLines/>
+        <w:widowControl/>
+        <w:spacing w:before="0" w:after="20" w:line="264" w:lineRule="auto"/>
+      </w:pPr>
+      <w:r>
+        <w:rPr>
+          <w:rFonts w:ascii="Times New Roman" w:hAnsi="Times New Roman" w:eastAsia="宋体"/>
+          <w:b/>
+          <w:color w:val="000000"/>
+          <w:sz w:val="20"/>
+          <w:u w:val="none"/>
+        </w:rPr>
+        <w:t>朵朵原答案：</w:t>
+      </w:r>
+      <w:r>
+        <w:rPr>
+          <w:rFonts w:ascii="Times New Roman" w:hAnsi="Times New Roman" w:eastAsia="宋体"/>
+          <w:b w:val="0"/>
+          <w:color w:val="000000"/>
+          <w:sz w:val="20"/>
+          <w:u w:val="none"/>
+        </w:rPr>
+        <w:t xml:space="preserve"> When do you go?</w:t>
+      </w:r>
     </w:p>
     <w:p>
       <w:pPr>
         <w:keepNext/>
-        <w:spacing w:after="80"/>
-      </w:pPr>
-      <w:r>
-        <w:rPr>
-          <w:rFonts w:ascii="等线" w:hAnsi="等线"/>
-          <w:b/>
-          <w:sz w:val="24"/>
-        </w:rPr>
-        <w:t>第12题</w:t>
+        <w:keepLines/>
+        <w:widowControl/>
+        <w:tabs>
+          <w:tab w:pos="7200" w:val="left"/>
+        </w:tabs>
+        <w:spacing w:before="0" w:after="20" w:line="380" w:lineRule="exact"/>
+      </w:pPr>
+      <w:r>
+        <w:rPr>
+          <w:rFonts w:ascii="Times New Roman" w:hAnsi="Times New Roman" w:eastAsia="宋体"/>
+          <w:b w:val="0"/>
+          <w:color w:val="000000"/>
+          <w:sz w:val="20"/>
+          <w:u w:val="none"/>
+        </w:rPr>
+        <w:t>订正：</w:t>
+      </w:r>
+      <w:r>
+        <w:rPr>
+          <w:rFonts w:ascii="Times New Roman" w:hAnsi="Times New Roman" w:eastAsia="宋体"/>
+          <w:b w:val="0"/>
+          <w:color w:val="000000"/>
+          <w:sz w:val="20"/>
+          <w:u w:val="single"/>
+        </w:rPr>
+        <w:tab/>
       </w:r>
     </w:p>
     <w:p>
       <w:pPr>
         <w:keepNext/>
-        <w:spacing w:after="80"/>
-      </w:pPr>
-      <w:r>
-        <w:rPr>
-          <w:rFonts w:ascii="等线" w:hAnsi="等线"/>
-          <w:sz w:val="21"/>
-        </w:rPr>
-        <w:t>11. Mr. Li is going to visit t̲h̲e̲ ̲S̲p̲a̲c̲e̲ ̲M̲u̲s̲e̲u̲m̲ this coming Sunday.（对划线部分提问）</w:t>
-        <w:br/>
-        <w:t>＿＿＿＿＿＿＿＿＿＿＿＿＿＿＿＿＿＿＿＿＿＿＿＿</w:t>
+        <w:keepLines/>
+        <w:widowControl/>
+        <w:tabs>
+          <w:tab w:pos="7200" w:val="left"/>
+        </w:tabs>
+        <w:spacing w:before="0" w:after="20" w:line="380" w:lineRule="exact"/>
+      </w:pPr>
+      <w:r>
+        <w:rPr>
+          <w:rFonts w:ascii="Times New Roman" w:hAnsi="Times New Roman" w:eastAsia="宋体"/>
+          <w:b w:val="0"/>
+          <w:color w:val="000000"/>
+          <w:sz w:val="20"/>
+          <w:u w:val="single"/>
+        </w:rPr>
+        <w:tab/>
       </w:r>
     </w:p>
     <w:p>
       <w:pPr>
-        <w:spacing w:after="80"/>
-      </w:pPr>
-      <w:r>
-        <w:rPr>
-          <w:rFonts w:ascii="等线" w:hAnsi="等线"/>
-          <w:sz w:val="21"/>
-        </w:rPr>
-        <w:t>朵朵原答案：What is Mr Li going this coming Sunday?</w:t>
+        <w:keepNext w:val="0"/>
+        <w:keepLines/>
+        <w:widowControl/>
+        <w:tabs>
+          <w:tab w:pos="7200" w:val="left"/>
+        </w:tabs>
+        <w:spacing w:before="0" w:after="80" w:line="380" w:lineRule="exact"/>
+      </w:pPr>
+      <w:r>
+        <w:rPr>
+          <w:rFonts w:ascii="Times New Roman" w:hAnsi="Times New Roman" w:eastAsia="宋体"/>
+          <w:b w:val="0"/>
+          <w:color w:val="000000"/>
+          <w:sz w:val="20"/>
+          <w:u w:val="none"/>
+        </w:rPr>
+        <w:t>心得：</w:t>
+      </w:r>
+      <w:r>
+        <w:rPr>
+          <w:rFonts w:ascii="Times New Roman" w:hAnsi="Times New Roman" w:eastAsia="宋体"/>
+          <w:b w:val="0"/>
+          <w:color w:val="000000"/>
+          <w:sz w:val="20"/>
+          <w:u w:val="single"/>
+        </w:rPr>
+        <w:tab/>
       </w:r>
     </w:p>
     <w:p>
       <w:pPr>
-        <w:spacing w:after="80"/>
-      </w:pPr>
-      <w:r>
-        <w:rPr>
-          <w:rFonts w:ascii="等线" w:hAnsi="等线"/>
-          <w:sz w:val="21"/>
-        </w:rPr>
-        <w:t>订正：____________________________________________________________</w:t>
+        <w:keepNext/>
+        <w:keepLines/>
+        <w:widowControl/>
+        <w:spacing w:before="100" w:after="40" w:line="264" w:lineRule="auto"/>
+      </w:pPr>
+      <w:r>
+        <w:rPr>
+          <w:rFonts w:ascii="Times New Roman" w:hAnsi="Times New Roman" w:eastAsia="宋体"/>
+          <w:b/>
+          <w:color w:val="000000"/>
+          <w:sz w:val="24"/>
+          <w:u w:val="none"/>
+        </w:rPr>
+        <w:t>阅读训练</w:t>
       </w:r>
     </w:p>
     <w:p>
       <w:pPr>
-        <w:spacing w:after="80"/>
-      </w:pPr>
-      <w:r>
-        <w:rPr>
-          <w:rFonts w:ascii="等线" w:hAnsi="等线"/>
-          <w:sz w:val="21"/>
-        </w:rPr>
-        <w:t>心得：____________________________________________________________</w:t>
+        <w:keepNext/>
+        <w:keepLines/>
+        <w:widowControl/>
+        <w:spacing w:before="80" w:after="80" w:line="264" w:lineRule="auto"/>
+      </w:pPr>
+      <w:r>
+        <w:rPr>
+          <w:rFonts w:ascii="Times New Roman" w:hAnsi="Times New Roman" w:eastAsia="宋体"/>
+          <w:b/>
+          <w:color w:val="000000"/>
+          <w:sz w:val="22"/>
+          <w:u w:val="none"/>
+        </w:rPr>
+        <w:t>A　Choose the best answer.</w:t>
       </w:r>
     </w:p>
     <w:p>
       <w:pPr>
-        <w:spacing w:after="80"/>
-      </w:pPr>
-      <w:r>
-        <w:rPr>
-          <w:rFonts w:ascii="等线" w:hAnsi="等线"/>
+        <w:keepNext/>
+        <w:keepLines/>
+        <w:widowControl/>
+        <w:spacing w:before="0" w:after="60" w:line="264" w:lineRule="auto"/>
+      </w:pPr>
+      <w:r>
+        <w:rPr>
+          <w:rFonts w:ascii="Times New Roman" w:hAnsi="Times New Roman" w:eastAsia="宋体"/>
+          <w:b/>
+          <w:color w:val="000000"/>
           <w:sz w:val="21"/>
-        </w:rPr>
-        <w:t>____________________________________________________________</w:t>
+          <w:u w:val="none"/>
+        </w:rPr>
+        <w:t>Tana Ciné</w:t>
       </w:r>
     </w:p>
     <w:p>
       <w:pPr>
-        <w:spacing w:after="80"/>
-      </w:pPr>
+        <w:keepNext w:val="0"/>
+        <w:keepLines/>
+        <w:widowControl/>
+        <w:spacing w:before="0" w:after="60" w:line="264" w:lineRule="auto"/>
+      </w:pPr>
+      <w:r>
+        <w:rPr>
+          <w:rFonts w:ascii="Times New Roman" w:hAnsi="Times New Roman" w:eastAsia="宋体"/>
+          <w:b w:val="0"/>
+          <w:color w:val="000000"/>
+          <w:sz w:val="21"/>
+          <w:u w:val="none"/>
+        </w:rPr>
+        <w:t>Tana Ciné is the best place to see a movie on Salmon Street. You can enjoy many great 2D or 3D movies here with your friends or family.</w:t>
+      </w:r>
     </w:p>
     <w:p>
       <w:pPr>
         <w:keepNext/>
-        <w:spacing w:after="80"/>
-      </w:pPr>
-      <w:r>
-        <w:rPr>
-          <w:rFonts w:ascii="等线" w:hAnsi="等线"/>
+        <w:keepLines/>
+        <w:widowControl/>
+        <w:spacing w:before="0" w:after="60" w:line="264" w:lineRule="auto"/>
+      </w:pPr>
+      <w:r>
+        <w:rPr>
+          <w:rFonts w:ascii="Times New Roman" w:hAnsi="Times New Roman" w:eastAsia="宋体"/>
           <w:b/>
-          <w:sz w:val="24"/>
-        </w:rPr>
-        <w:t>第13题</w:t>
-      </w:r>
+          <w:color w:val="000000"/>
+          <w:sz w:val="21"/>
+          <w:u w:val="none"/>
+        </w:rPr>
+        <w:t>Price</w:t>
+      </w:r>
+    </w:p>
+    <w:tbl>
+      <w:tblPr>
+        <w:tblStyle w:val="TableGrid"/>
+        <w:tblW w:type="auto" w:w="0"/>
+        <w:tblLayout w:type="fixed"/>
+        <w:tblLook w:firstColumn="1" w:firstRow="1" w:lastColumn="0" w:lastRow="0" w:noHBand="0" w:noVBand="1" w:val="04A0"/>
+      </w:tblPr>
+      <w:tblGrid>
+        <w:gridCol w:w="1814"/>
+        <w:gridCol w:w="1814"/>
+        <w:gridCol w:w="1814"/>
+        <w:gridCol w:w="1814"/>
+      </w:tblGrid>
+      <w:tr>
+        <w:trPr>
+          <w:cantSplit/>
+          <w:tblHeader/>
+        </w:trPr>
+        <w:tc>
+          <w:tcPr>
+            <w:tcW w:type="dxa" w:w="1814"/>
+          </w:tcPr>
+          <w:p>
+            <w:pPr>
+              <w:spacing w:after="40" w:before="40" w:line="252" w:lineRule="auto"/>
+            </w:pPr>
+            <w:r>
+              <w:rPr>
+                <w:rFonts w:ascii="Times New Roman" w:hAnsi="Times New Roman" w:eastAsia="宋体"/>
+                <w:b/>
+                <w:color w:val="000000"/>
+                <w:sz w:val="19"/>
+                <w:u w:val="none"/>
+              </w:rPr>
+              <w:t>类型</w:t>
+            </w:r>
+          </w:p>
+        </w:tc>
+        <w:tc>
+          <w:tcPr>
+            <w:tcW w:type="dxa" w:w="1814"/>
+          </w:tcPr>
+          <w:p>
+            <w:pPr>
+              <w:spacing w:after="40" w:before="40" w:line="252" w:lineRule="auto"/>
+            </w:pPr>
+            <w:r>
+              <w:rPr>
+                <w:rFonts w:ascii="Times New Roman" w:hAnsi="Times New Roman" w:eastAsia="宋体"/>
+                <w:b/>
+                <w:color w:val="000000"/>
+                <w:sz w:val="19"/>
+                <w:u w:val="none"/>
+              </w:rPr>
+              <w:t>Adult</w:t>
+            </w:r>
+          </w:p>
+        </w:tc>
+        <w:tc>
+          <w:tcPr>
+            <w:tcW w:type="dxa" w:w="1814"/>
+          </w:tcPr>
+          <w:p>
+            <w:pPr>
+              <w:spacing w:after="40" w:before="40" w:line="252" w:lineRule="auto"/>
+            </w:pPr>
+            <w:r>
+              <w:rPr>
+                <w:rFonts w:ascii="Times New Roman" w:hAnsi="Times New Roman" w:eastAsia="宋体"/>
+                <w:b/>
+                <w:color w:val="000000"/>
+                <w:sz w:val="19"/>
+                <w:u w:val="none"/>
+              </w:rPr>
+              <w:t>Teen（13—17 years）</w:t>
+            </w:r>
+          </w:p>
+        </w:tc>
+        <w:tc>
+          <w:tcPr>
+            <w:tcW w:type="dxa" w:w="1814"/>
+          </w:tcPr>
+          <w:p>
+            <w:pPr>
+              <w:spacing w:after="40" w:before="40" w:line="252" w:lineRule="auto"/>
+            </w:pPr>
+            <w:r>
+              <w:rPr>
+                <w:rFonts w:ascii="Times New Roman" w:hAnsi="Times New Roman" w:eastAsia="宋体"/>
+                <w:b/>
+                <w:color w:val="000000"/>
+                <w:sz w:val="19"/>
+                <w:u w:val="none"/>
+              </w:rPr>
+              <w:t>Child（12 years and under）</w:t>
+            </w:r>
+          </w:p>
+        </w:tc>
+      </w:tr>
+      <w:tr>
+        <w:trPr>
+          <w:cantSplit/>
+        </w:trPr>
+        <w:tc>
+          <w:tcPr>
+            <w:tcW w:type="dxa" w:w="1814"/>
+          </w:tcPr>
+          <w:p>
+            <w:pPr>
+              <w:spacing w:after="40" w:before="40" w:line="252" w:lineRule="auto"/>
+            </w:pPr>
+            <w:r>
+              <w:rPr>
+                <w:rFonts w:ascii="Times New Roman" w:hAnsi="Times New Roman" w:eastAsia="宋体"/>
+                <w:b w:val="0"/>
+                <w:color w:val="000000"/>
+                <w:sz w:val="19"/>
+                <w:u w:val="none"/>
+              </w:rPr>
+              <w:t>2D</w:t>
+            </w:r>
+          </w:p>
+        </w:tc>
+        <w:tc>
+          <w:tcPr>
+            <w:tcW w:type="dxa" w:w="1814"/>
+          </w:tcPr>
+          <w:p>
+            <w:pPr>
+              <w:spacing w:after="40" w:before="40" w:line="252" w:lineRule="auto"/>
+            </w:pPr>
+            <w:r>
+              <w:rPr>
+                <w:rFonts w:ascii="Times New Roman" w:hAnsi="Times New Roman" w:eastAsia="宋体"/>
+                <w:b w:val="0"/>
+                <w:color w:val="000000"/>
+                <w:sz w:val="19"/>
+                <w:u w:val="none"/>
+              </w:rPr>
+              <w:t>$11</w:t>
+            </w:r>
+          </w:p>
+        </w:tc>
+        <w:tc>
+          <w:tcPr>
+            <w:tcW w:type="dxa" w:w="1814"/>
+          </w:tcPr>
+          <w:p>
+            <w:pPr>
+              <w:spacing w:after="40" w:before="40" w:line="252" w:lineRule="auto"/>
+            </w:pPr>
+            <w:r>
+              <w:rPr>
+                <w:rFonts w:ascii="Times New Roman" w:hAnsi="Times New Roman" w:eastAsia="宋体"/>
+                <w:b w:val="0"/>
+                <w:color w:val="000000"/>
+                <w:sz w:val="19"/>
+                <w:u w:val="none"/>
+              </w:rPr>
+              <w:t>$10</w:t>
+            </w:r>
+          </w:p>
+        </w:tc>
+        <w:tc>
+          <w:tcPr>
+            <w:tcW w:type="dxa" w:w="1814"/>
+          </w:tcPr>
+          <w:p>
+            <w:pPr>
+              <w:spacing w:after="40" w:before="40" w:line="252" w:lineRule="auto"/>
+            </w:pPr>
+            <w:r>
+              <w:rPr>
+                <w:rFonts w:ascii="Times New Roman" w:hAnsi="Times New Roman" w:eastAsia="宋体"/>
+                <w:b w:val="0"/>
+                <w:color w:val="000000"/>
+                <w:sz w:val="19"/>
+                <w:u w:val="none"/>
+              </w:rPr>
+              <w:t>$8</w:t>
+            </w:r>
+          </w:p>
+        </w:tc>
+      </w:tr>
+      <w:tr>
+        <w:trPr>
+          <w:cantSplit/>
+        </w:trPr>
+        <w:tc>
+          <w:tcPr>
+            <w:tcW w:type="dxa" w:w="1814"/>
+          </w:tcPr>
+          <w:p>
+            <w:pPr>
+              <w:spacing w:after="40" w:before="40" w:line="252" w:lineRule="auto"/>
+            </w:pPr>
+            <w:r>
+              <w:rPr>
+                <w:rFonts w:ascii="Times New Roman" w:hAnsi="Times New Roman" w:eastAsia="宋体"/>
+                <w:b w:val="0"/>
+                <w:color w:val="000000"/>
+                <w:sz w:val="19"/>
+                <w:u w:val="none"/>
+              </w:rPr>
+              <w:t>3D</w:t>
+            </w:r>
+          </w:p>
+        </w:tc>
+        <w:tc>
+          <w:tcPr>
+            <w:tcW w:type="dxa" w:w="1814"/>
+          </w:tcPr>
+          <w:p>
+            <w:pPr>
+              <w:spacing w:after="40" w:before="40" w:line="252" w:lineRule="auto"/>
+            </w:pPr>
+            <w:r>
+              <w:rPr>
+                <w:rFonts w:ascii="Times New Roman" w:hAnsi="Times New Roman" w:eastAsia="宋体"/>
+                <w:b w:val="0"/>
+                <w:color w:val="000000"/>
+                <w:sz w:val="19"/>
+                <w:u w:val="none"/>
+              </w:rPr>
+              <w:t>$14</w:t>
+            </w:r>
+          </w:p>
+        </w:tc>
+        <w:tc>
+          <w:tcPr>
+            <w:tcW w:type="dxa" w:w="1814"/>
+          </w:tcPr>
+          <w:p>
+            <w:pPr>
+              <w:spacing w:after="40" w:before="40" w:line="252" w:lineRule="auto"/>
+            </w:pPr>
+            <w:r>
+              <w:rPr>
+                <w:rFonts w:ascii="Times New Roman" w:hAnsi="Times New Roman" w:eastAsia="宋体"/>
+                <w:b w:val="0"/>
+                <w:color w:val="000000"/>
+                <w:sz w:val="19"/>
+                <w:u w:val="none"/>
+              </w:rPr>
+              <w:t>$13</w:t>
+            </w:r>
+          </w:p>
+        </w:tc>
+        <w:tc>
+          <w:tcPr>
+            <w:tcW w:type="dxa" w:w="1814"/>
+          </w:tcPr>
+          <w:p>
+            <w:pPr>
+              <w:spacing w:after="40" w:before="40" w:line="252" w:lineRule="auto"/>
+            </w:pPr>
+            <w:r>
+              <w:rPr>
+                <w:rFonts w:ascii="Times New Roman" w:hAnsi="Times New Roman" w:eastAsia="宋体"/>
+                <w:b w:val="0"/>
+                <w:color w:val="000000"/>
+                <w:sz w:val="19"/>
+                <w:u w:val="none"/>
+              </w:rPr>
+              <w:t>$10</w:t>
+            </w:r>
+          </w:p>
+        </w:tc>
+      </w:tr>
+    </w:tbl>
+    <w:p>
+      <w:pPr>
+        <w:keepNext w:val="0"/>
+        <w:keepLines/>
+        <w:widowControl/>
+        <w:spacing w:before="0" w:after="20" w:line="264" w:lineRule="auto"/>
+      </w:pPr>
     </w:p>
     <w:p>
       <w:pPr>
         <w:keepNext/>
-        <w:spacing w:after="80"/>
-      </w:pPr>
-      <w:r>
-        <w:rPr>
-          <w:rFonts w:ascii="等线" w:hAnsi="等线"/>
+        <w:keepLines/>
+        <w:widowControl/>
+        <w:spacing w:before="0" w:after="60" w:line="264" w:lineRule="auto"/>
+      </w:pPr>
+      <w:r>
+        <w:rPr>
+          <w:rFonts w:ascii="Times New Roman" w:hAnsi="Times New Roman" w:eastAsia="宋体"/>
+          <w:b/>
+          <w:color w:val="000000"/>
           <w:sz w:val="21"/>
-        </w:rPr>
-        <w:t>12. I̲ often get up the earliest in my family.（对划线部分提问）</w:t>
-        <w:br/>
-        <w:t>＿＿＿＿＿＿＿＿＿＿＿＿＿＿＿＿＿＿＿＿＿＿＿＿</w:t>
-      </w:r>
+          <w:u w:val="none"/>
+        </w:rPr>
+        <w:t>Opening time</w:t>
+      </w:r>
+    </w:p>
+    <w:tbl>
+      <w:tblPr>
+        <w:tblStyle w:val="TableGrid"/>
+        <w:tblW w:type="auto" w:w="0"/>
+        <w:tblLayout w:type="fixed"/>
+        <w:tblLook w:firstColumn="1" w:firstRow="1" w:lastColumn="0" w:lastRow="0" w:noHBand="0" w:noVBand="1" w:val="04A0"/>
+      </w:tblPr>
+      <w:tblGrid>
+        <w:gridCol w:w="4789"/>
+        <w:gridCol w:w="2467"/>
+      </w:tblGrid>
+      <w:tr>
+        <w:trPr>
+          <w:cantSplit/>
+          <w:tblHeader/>
+        </w:trPr>
+        <w:tc>
+          <w:tcPr>
+            <w:tcW w:type="dxa" w:w="4789"/>
+          </w:tcPr>
+          <w:p>
+            <w:pPr>
+              <w:spacing w:after="40" w:before="40" w:line="252" w:lineRule="auto"/>
+            </w:pPr>
+            <w:r>
+              <w:rPr>
+                <w:rFonts w:ascii="Times New Roman" w:hAnsi="Times New Roman" w:eastAsia="宋体"/>
+                <w:b/>
+                <w:color w:val="000000"/>
+                <w:sz w:val="19"/>
+                <w:u w:val="none"/>
+              </w:rPr>
+              <w:t>日期</w:t>
+            </w:r>
+          </w:p>
+        </w:tc>
+        <w:tc>
+          <w:tcPr>
+            <w:tcW w:type="dxa" w:w="2467"/>
+          </w:tcPr>
+          <w:p>
+            <w:pPr>
+              <w:spacing w:after="40" w:before="40" w:line="252" w:lineRule="auto"/>
+            </w:pPr>
+            <w:r>
+              <w:rPr>
+                <w:rFonts w:ascii="Times New Roman" w:hAnsi="Times New Roman" w:eastAsia="宋体"/>
+                <w:b/>
+                <w:color w:val="000000"/>
+                <w:sz w:val="19"/>
+                <w:u w:val="none"/>
+              </w:rPr>
+              <w:t>时间</w:t>
+            </w:r>
+          </w:p>
+        </w:tc>
+      </w:tr>
+      <w:tr>
+        <w:trPr>
+          <w:cantSplit/>
+        </w:trPr>
+        <w:tc>
+          <w:tcPr>
+            <w:tcW w:type="dxa" w:w="4789"/>
+          </w:tcPr>
+          <w:p>
+            <w:pPr>
+              <w:spacing w:after="40" w:before="40" w:line="252" w:lineRule="auto"/>
+            </w:pPr>
+            <w:r>
+              <w:rPr>
+                <w:rFonts w:ascii="Times New Roman" w:hAnsi="Times New Roman" w:eastAsia="宋体"/>
+                <w:b w:val="0"/>
+                <w:color w:val="000000"/>
+                <w:sz w:val="19"/>
+                <w:u w:val="none"/>
+              </w:rPr>
+              <w:t>Mon.—Fri.</w:t>
+            </w:r>
+          </w:p>
+        </w:tc>
+        <w:tc>
+          <w:tcPr>
+            <w:tcW w:type="dxa" w:w="2467"/>
+          </w:tcPr>
+          <w:p>
+            <w:pPr>
+              <w:spacing w:after="40" w:before="40" w:line="252" w:lineRule="auto"/>
+            </w:pPr>
+            <w:r>
+              <w:rPr>
+                <w:rFonts w:ascii="Times New Roman" w:hAnsi="Times New Roman" w:eastAsia="宋体"/>
+                <w:b w:val="0"/>
+                <w:color w:val="000000"/>
+                <w:sz w:val="19"/>
+                <w:u w:val="none"/>
+              </w:rPr>
+              <w:t>9:00 a.m.—8:00 p.m.</w:t>
+            </w:r>
+          </w:p>
+        </w:tc>
+      </w:tr>
+      <w:tr>
+        <w:trPr>
+          <w:cantSplit/>
+        </w:trPr>
+        <w:tc>
+          <w:tcPr>
+            <w:tcW w:type="dxa" w:w="4789"/>
+          </w:tcPr>
+          <w:p>
+            <w:pPr>
+              <w:spacing w:after="40" w:before="40" w:line="252" w:lineRule="auto"/>
+            </w:pPr>
+            <w:r>
+              <w:rPr>
+                <w:rFonts w:ascii="Times New Roman" w:hAnsi="Times New Roman" w:eastAsia="宋体"/>
+                <w:b w:val="0"/>
+                <w:color w:val="000000"/>
+                <w:sz w:val="19"/>
+                <w:u w:val="none"/>
+              </w:rPr>
+              <w:t>Sat.—Sun.</w:t>
+            </w:r>
+          </w:p>
+        </w:tc>
+        <w:tc>
+          <w:tcPr>
+            <w:tcW w:type="dxa" w:w="2467"/>
+          </w:tcPr>
+          <w:p>
+            <w:pPr>
+              <w:spacing w:after="40" w:before="40" w:line="252" w:lineRule="auto"/>
+            </w:pPr>
+            <w:r>
+              <w:rPr>
+                <w:rFonts w:ascii="Times New Roman" w:hAnsi="Times New Roman" w:eastAsia="宋体"/>
+                <w:b w:val="0"/>
+                <w:color w:val="000000"/>
+                <w:sz w:val="19"/>
+                <w:u w:val="none"/>
+              </w:rPr>
+              <w:t>8:00 a.m.—10:00 p.m.</w:t>
+            </w:r>
+          </w:p>
+        </w:tc>
+      </w:tr>
+    </w:tbl>
+    <w:p>
+      <w:pPr>
+        <w:keepNext w:val="0"/>
+        <w:keepLines/>
+        <w:widowControl/>
+        <w:spacing w:before="0" w:after="20" w:line="264" w:lineRule="auto"/>
+      </w:pPr>
     </w:p>
     <w:p>
       <w:pPr>
-        <w:spacing w:after="80"/>
-      </w:pPr>
-      <w:r>
-        <w:rPr>
-          <w:rFonts w:ascii="等线" w:hAnsi="等线"/>
+        <w:keepNext w:val="0"/>
+        <w:keepLines w:val="0"/>
+        <w:widowControl/>
+        <w:spacing w:before="0" w:after="60" w:line="264" w:lineRule="auto"/>
+      </w:pPr>
+      <w:r>
+        <w:rPr>
+          <w:rFonts w:ascii="Times New Roman" w:hAnsi="Times New Roman" w:eastAsia="宋体"/>
+          <w:b w:val="0"/>
+          <w:color w:val="000000"/>
           <w:sz w:val="21"/>
-        </w:rPr>
-        <w:t>朵朵原答案：Who often get up the earliest in my family?</w:t>
+          <w:u w:val="none"/>
+        </w:rPr>
+        <w:t>For a better experience（体验）, go to our cinema shop. Cakes, candies, different drinks and many other delicious things can be found there. And when you're waiting for the movie, you can play exciting games on our computers for free there.</w:t>
       </w:r>
     </w:p>
     <w:p>
       <w:pPr>
-        <w:spacing w:after="80"/>
-      </w:pPr>
-      <w:r>
-        <w:rPr>
-          <w:rFonts w:ascii="等线" w:hAnsi="等线"/>
+        <w:keepNext/>
+        <w:keepLines/>
+        <w:widowControl/>
+        <w:spacing w:before="0" w:after="40" w:line="264" w:lineRule="auto"/>
+      </w:pPr>
+      <w:r>
+        <w:rPr>
+          <w:rFonts w:ascii="Times New Roman" w:hAnsi="Times New Roman" w:eastAsia="宋体"/>
+          <w:b/>
+          <w:color w:val="000000"/>
           <w:sz w:val="21"/>
-        </w:rPr>
-        <w:t>订正：____________________________________________________________</w:t>
+          <w:u w:val="none"/>
+        </w:rPr>
+        <w:t>1.</w:t>
+      </w:r>
+      <w:r>
+        <w:rPr>
+          <w:rFonts w:ascii="Times New Roman" w:hAnsi="Times New Roman" w:eastAsia="宋体"/>
+          <w:b w:val="0"/>
+          <w:color w:val="000000"/>
+          <w:sz w:val="21"/>
+          <w:u w:val="none"/>
+        </w:rPr>
+        <w:t>（　）Where is Tana Ciné?</w:t>
       </w:r>
     </w:p>
     <w:p>
       <w:pPr>
-        <w:spacing w:after="80"/>
-      </w:pPr>
-      <w:r>
-        <w:rPr>
-          <w:rFonts w:ascii="等线" w:hAnsi="等线"/>
+        <w:keepNext/>
+        <w:keepLines/>
+        <w:widowControl/>
+        <w:tabs>
+          <w:tab w:pos="3628" w:val="left"/>
+        </w:tabs>
+        <w:spacing w:before="0" w:after="20" w:line="264" w:lineRule="auto"/>
+      </w:pPr>
+      <w:r>
+        <w:rPr>
+          <w:rFonts w:ascii="Times New Roman" w:hAnsi="Times New Roman" w:eastAsia="宋体"/>
+          <w:b w:val="0"/>
+          <w:color w:val="000000"/>
           <w:sz w:val="21"/>
-        </w:rPr>
-        <w:t>心得：____________________________________________________________</w:t>
+          <w:u w:val="none"/>
+        </w:rPr>
+        <w:t>A. On Tana Street.</w:t>
+        <w:tab/>
+        <w:t>B. On Salmon Street.</w:t>
       </w:r>
     </w:p>
     <w:p>
       <w:pPr>
-        <w:spacing w:after="80"/>
-      </w:pPr>
-      <w:r>
-        <w:rPr>
-          <w:rFonts w:ascii="等线" w:hAnsi="等线"/>
+        <w:keepNext/>
+        <w:keepLines/>
+        <w:widowControl/>
+        <w:tabs>
+          <w:tab w:pos="3628" w:val="left"/>
+        </w:tabs>
+        <w:spacing w:before="0" w:after="20" w:line="264" w:lineRule="auto"/>
+      </w:pPr>
+      <w:r>
+        <w:rPr>
+          <w:rFonts w:ascii="Times New Roman" w:hAnsi="Times New Roman" w:eastAsia="宋体"/>
+          <w:b w:val="0"/>
+          <w:color w:val="000000"/>
           <w:sz w:val="21"/>
-        </w:rPr>
-        <w:t>____________________________________________________________</w:t>
+          <w:u w:val="none"/>
+        </w:rPr>
+        <w:t>C. On Cinema Street.</w:t>
+        <w:tab/>
+        <w:t>D. On Centre Street.</w:t>
       </w:r>
     </w:p>
     <w:p>
       <w:pPr>
-        <w:spacing w:after="80"/>
-      </w:pPr>
+        <w:keepNext/>
+        <w:keepLines/>
+        <w:widowControl/>
+        <w:tabs>
+          <w:tab w:pos="7200" w:val="left"/>
+        </w:tabs>
+        <w:spacing w:before="0" w:after="20" w:line="380" w:lineRule="exact"/>
+      </w:pPr>
+      <w:r>
+        <w:rPr>
+          <w:rFonts w:ascii="Times New Roman" w:hAnsi="Times New Roman" w:eastAsia="宋体"/>
+          <w:b w:val="0"/>
+          <w:color w:val="000000"/>
+          <w:sz w:val="20"/>
+          <w:u w:val="none"/>
+        </w:rPr>
+        <w:t>订正：</w:t>
+      </w:r>
+      <w:r>
+        <w:rPr>
+          <w:rFonts w:ascii="Times New Roman" w:hAnsi="Times New Roman" w:eastAsia="宋体"/>
+          <w:b w:val="0"/>
+          <w:color w:val="000000"/>
+          <w:sz w:val="20"/>
+          <w:u w:val="single"/>
+        </w:rPr>
+        <w:tab/>
+      </w:r>
     </w:p>
     <w:p>
       <w:pPr>
-        <w:keepNext/>
-        <w:spacing w:after="80"/>
-      </w:pPr>
-      <w:r>
-        <w:rPr>
-          <w:rFonts w:ascii="等线" w:hAnsi="等线"/>
-          <w:b/>
-          <w:sz w:val="24"/>
-        </w:rPr>
-        <w:t>第14题</w:t>
+        <w:keepNext w:val="0"/>
+        <w:keepLines/>
+        <w:widowControl/>
+        <w:tabs>
+          <w:tab w:pos="7200" w:val="left"/>
+        </w:tabs>
+        <w:spacing w:before="0" w:after="80" w:line="380" w:lineRule="exact"/>
+      </w:pPr>
+      <w:r>
+        <w:rPr>
+          <w:rFonts w:ascii="Times New Roman" w:hAnsi="Times New Roman" w:eastAsia="宋体"/>
+          <w:b w:val="0"/>
+          <w:color w:val="000000"/>
+          <w:sz w:val="20"/>
+          <w:u w:val="none"/>
+        </w:rPr>
+        <w:t>心得：</w:t>
+      </w:r>
+      <w:r>
+        <w:rPr>
+          <w:rFonts w:ascii="Times New Roman" w:hAnsi="Times New Roman" w:eastAsia="宋体"/>
+          <w:b w:val="0"/>
+          <w:color w:val="000000"/>
+          <w:sz w:val="20"/>
+          <w:u w:val="single"/>
+        </w:rPr>
+        <w:tab/>
       </w:r>
     </w:p>
     <w:p>
       <w:pPr>
         <w:keepNext/>
-        <w:spacing w:after="80"/>
-      </w:pPr>
-      <w:r>
-        <w:rPr>
-          <w:rFonts w:ascii="等线" w:hAnsi="等线"/>
+        <w:keepLines/>
+        <w:widowControl/>
+        <w:spacing w:before="0" w:after="40" w:line="264" w:lineRule="auto"/>
+      </w:pPr>
+      <w:r>
+        <w:rPr>
+          <w:rFonts w:ascii="Times New Roman" w:hAnsi="Times New Roman" w:eastAsia="宋体"/>
+          <w:b/>
+          <w:color w:val="000000"/>
           <w:sz w:val="21"/>
-        </w:rPr>
-        <w:t>13. Alice likes p̲l̲a̲y̲i̲n̲g̲ ̲v̲o̲l̲l̲e̲y̲b̲a̲l̲l̲.（对划线部分提问）</w:t>
-        <w:br/>
-        <w:t>＿＿＿＿＿＿＿＿＿＿＿＿＿＿＿＿＿＿＿＿＿＿＿＿</w:t>
+          <w:u w:val="none"/>
+        </w:rPr>
+        <w:t>2.</w:t>
+      </w:r>
+      <w:r>
+        <w:rPr>
+          <w:rFonts w:ascii="Times New Roman" w:hAnsi="Times New Roman" w:eastAsia="宋体"/>
+          <w:b w:val="0"/>
+          <w:color w:val="000000"/>
+          <w:sz w:val="21"/>
+          <w:u w:val="none"/>
+        </w:rPr>
+        <w:t>（　）How much should 15-year-old Jim and his parents pay for a 3D movie at Tana Ciné?</w:t>
       </w:r>
     </w:p>
     <w:p>
       <w:pPr>
-        <w:spacing w:after="80"/>
-      </w:pPr>
-      <w:r>
-        <w:rPr>
-          <w:rFonts w:ascii="等线" w:hAnsi="等线"/>
+        <w:keepNext/>
+        <w:keepLines/>
+        <w:widowControl/>
+        <w:tabs>
+          <w:tab w:pos="1814" w:val="left"/>
+          <w:tab w:pos="3628" w:val="left"/>
+          <w:tab w:pos="5443" w:val="left"/>
+        </w:tabs>
+        <w:spacing w:before="0" w:after="20" w:line="264" w:lineRule="auto"/>
+      </w:pPr>
+      <w:r>
+        <w:rPr>
+          <w:rFonts w:ascii="Times New Roman" w:hAnsi="Times New Roman" w:eastAsia="宋体"/>
+          <w:b w:val="0"/>
+          <w:color w:val="000000"/>
           <w:sz w:val="21"/>
-        </w:rPr>
-        <w:t>朵朵原答案：What does Alice like do?</w:t>
+          <w:u w:val="none"/>
+        </w:rPr>
+        <w:t>A. $30.</w:t>
+        <w:tab/>
+        <w:t>B. $32.</w:t>
+        <w:tab/>
+        <w:t>C. $39.</w:t>
+        <w:tab/>
+        <w:t>D. $41.</w:t>
       </w:r>
     </w:p>
     <w:p>
       <w:pPr>
-        <w:spacing w:after="80"/>
-      </w:pPr>
-      <w:r>
-        <w:rPr>
-          <w:rFonts w:ascii="等线" w:hAnsi="等线"/>
-          <w:sz w:val="21"/>
-        </w:rPr>
-        <w:t>订正：____________________________________________________________</w:t>
+        <w:keepNext/>
+        <w:keepLines/>
+        <w:widowControl/>
+        <w:spacing w:before="0" w:after="20" w:line="264" w:lineRule="auto"/>
+      </w:pPr>
+      <w:r>
+        <w:rPr>
+          <w:rFonts w:ascii="Times New Roman" w:hAnsi="Times New Roman" w:eastAsia="宋体"/>
+          <w:b/>
+          <w:color w:val="000000"/>
+          <w:sz w:val="20"/>
+          <w:u w:val="none"/>
+        </w:rPr>
+        <w:t>朵朵原答案：</w:t>
+      </w:r>
+      <w:r>
+        <w:rPr>
+          <w:rFonts w:ascii="Times New Roman" w:hAnsi="Times New Roman" w:eastAsia="宋体"/>
+          <w:b w:val="0"/>
+          <w:color w:val="000000"/>
+          <w:sz w:val="20"/>
+          <w:u w:val="none"/>
+        </w:rPr>
+        <w:t xml:space="preserve"> A</w:t>
       </w:r>
     </w:p>
     <w:p>
       <w:pPr>
-        <w:spacing w:after="80"/>
-      </w:pPr>
-      <w:r>
-        <w:rPr>
-          <w:rFonts w:ascii="等线" w:hAnsi="等线"/>
-          <w:sz w:val="21"/>
-        </w:rPr>
-        <w:t>心得：____________________________________________________________</w:t>
+        <w:keepNext/>
+        <w:keepLines/>
+        <w:widowControl/>
+        <w:tabs>
+          <w:tab w:pos="7200" w:val="left"/>
+        </w:tabs>
+        <w:spacing w:before="0" w:after="20" w:line="380" w:lineRule="exact"/>
+      </w:pPr>
+      <w:r>
+        <w:rPr>
+          <w:rFonts w:ascii="Times New Roman" w:hAnsi="Times New Roman" w:eastAsia="宋体"/>
+          <w:b w:val="0"/>
+          <w:color w:val="000000"/>
+          <w:sz w:val="20"/>
+          <w:u w:val="none"/>
+        </w:rPr>
+        <w:t>订正：</w:t>
+      </w:r>
+      <w:r>
+        <w:rPr>
+          <w:rFonts w:ascii="Times New Roman" w:hAnsi="Times New Roman" w:eastAsia="宋体"/>
+          <w:b w:val="0"/>
+          <w:color w:val="000000"/>
+          <w:sz w:val="20"/>
+          <w:u w:val="single"/>
+        </w:rPr>
+        <w:tab/>
       </w:r>
     </w:p>
     <w:p>
       <w:pPr>
-        <w:spacing w:after="80"/>
-      </w:pPr>
-      <w:r>
-        <w:rPr>
-          <w:rFonts w:ascii="等线" w:hAnsi="等线"/>
-          <w:sz w:val="21"/>
-        </w:rPr>
-        <w:t>____________________________________________________________</w:t>
+        <w:keepNext w:val="0"/>
+        <w:keepLines/>
+        <w:widowControl/>
+        <w:tabs>
+          <w:tab w:pos="7200" w:val="left"/>
+        </w:tabs>
+        <w:spacing w:before="0" w:after="80" w:line="380" w:lineRule="exact"/>
+      </w:pPr>
+      <w:r>
+        <w:rPr>
+          <w:rFonts w:ascii="Times New Roman" w:hAnsi="Times New Roman" w:eastAsia="宋体"/>
+          <w:b w:val="0"/>
+          <w:color w:val="000000"/>
+          <w:sz w:val="20"/>
+          <w:u w:val="none"/>
+        </w:rPr>
+        <w:t>心得：</w:t>
+      </w:r>
+      <w:r>
+        <w:rPr>
+          <w:rFonts w:ascii="Times New Roman" w:hAnsi="Times New Roman" w:eastAsia="宋体"/>
+          <w:b w:val="0"/>
+          <w:color w:val="000000"/>
+          <w:sz w:val="20"/>
+          <w:u w:val="single"/>
+        </w:rPr>
+        <w:tab/>
       </w:r>
     </w:p>
     <w:p>
       <w:pPr>
-        <w:spacing w:after="80"/>
-      </w:pPr>
+        <w:keepNext/>
+        <w:keepLines/>
+        <w:widowControl/>
+        <w:spacing w:before="0" w:after="40" w:line="264" w:lineRule="auto"/>
+      </w:pPr>
+      <w:r>
+        <w:rPr>
+          <w:rFonts w:ascii="Times New Roman" w:hAnsi="Times New Roman" w:eastAsia="宋体"/>
+          <w:b/>
+          <w:color w:val="000000"/>
+          <w:sz w:val="21"/>
+          <w:u w:val="none"/>
+        </w:rPr>
+        <w:t>3.</w:t>
+      </w:r>
+      <w:r>
+        <w:rPr>
+          <w:rFonts w:ascii="Times New Roman" w:hAnsi="Times New Roman" w:eastAsia="宋体"/>
+          <w:b w:val="0"/>
+          <w:color w:val="000000"/>
+          <w:sz w:val="21"/>
+          <w:u w:val="none"/>
+        </w:rPr>
+        <w:t>（　）How long is Tana Ciné open on Wednesday?</w:t>
+      </w:r>
     </w:p>
     <w:p>
       <w:pPr>
         <w:keepNext/>
-        <w:spacing w:after="80"/>
-      </w:pPr>
-      <w:r>
-        <w:rPr>
-          <w:rFonts w:ascii="等线" w:hAnsi="等线"/>
-          <w:b/>
-          <w:sz w:val="24"/>
-        </w:rPr>
-        <w:t>第15题</w:t>
+        <w:keepLines/>
+        <w:widowControl/>
+        <w:tabs>
+          <w:tab w:pos="1814" w:val="left"/>
+          <w:tab w:pos="3628" w:val="left"/>
+          <w:tab w:pos="5443" w:val="left"/>
+        </w:tabs>
+        <w:spacing w:before="0" w:after="20" w:line="264" w:lineRule="auto"/>
+      </w:pPr>
+      <w:r>
+        <w:rPr>
+          <w:rFonts w:ascii="Times New Roman" w:hAnsi="Times New Roman" w:eastAsia="宋体"/>
+          <w:b w:val="0"/>
+          <w:color w:val="000000"/>
+          <w:sz w:val="21"/>
+          <w:u w:val="none"/>
+        </w:rPr>
+        <w:t>A. For 11 hours.</w:t>
+        <w:tab/>
+        <w:t>B. For 12 hours.</w:t>
+        <w:tab/>
+        <w:t>C. For 13 hours.</w:t>
+        <w:tab/>
+        <w:t>D. For 14 hours.</w:t>
       </w:r>
     </w:p>
     <w:p>
       <w:pPr>
         <w:keepNext/>
-        <w:spacing w:after="80"/>
-      </w:pPr>
-      <w:r>
-        <w:rPr>
-          <w:rFonts w:ascii="等线" w:hAnsi="等线"/>
-          <w:sz w:val="21"/>
-        </w:rPr>
-        <w:t>14. Christmas is o̲n̲ ̲t̲h̲e̲ ̲2̲5̲t̲h̲ ̲o̲f̲ ̲D̲e̲c̲e̲m̲b̲e̲r̲.（对划线部分提问）</w:t>
-        <w:br/>
-        <w:t>＿＿＿＿＿＿＿＿＿＿＿＿＿＿＿＿＿＿＿＿＿＿＿＿</w:t>
+        <w:keepLines/>
+        <w:widowControl/>
+        <w:tabs>
+          <w:tab w:pos="7200" w:val="left"/>
+        </w:tabs>
+        <w:spacing w:before="0" w:after="20" w:line="380" w:lineRule="exact"/>
+      </w:pPr>
+      <w:r>
+        <w:rPr>
+          <w:rFonts w:ascii="Times New Roman" w:hAnsi="Times New Roman" w:eastAsia="宋体"/>
+          <w:b w:val="0"/>
+          <w:color w:val="000000"/>
+          <w:sz w:val="20"/>
+          <w:u w:val="none"/>
+        </w:rPr>
+        <w:t>订正：</w:t>
+      </w:r>
+      <w:r>
+        <w:rPr>
+          <w:rFonts w:ascii="Times New Roman" w:hAnsi="Times New Roman" w:eastAsia="宋体"/>
+          <w:b w:val="0"/>
+          <w:color w:val="000000"/>
+          <w:sz w:val="20"/>
+          <w:u w:val="single"/>
+        </w:rPr>
+        <w:tab/>
       </w:r>
     </w:p>
     <w:p>
       <w:pPr>
-        <w:spacing w:after="80"/>
-      </w:pPr>
-      <w:r>
-        <w:rPr>
-          <w:rFonts w:ascii="等线" w:hAnsi="等线"/>
-          <w:sz w:val="21"/>
-        </w:rPr>
-        <w:t>朵朵原答案：How is Christmas?</w:t>
+        <w:keepNext w:val="0"/>
+        <w:keepLines/>
+        <w:widowControl/>
+        <w:tabs>
+          <w:tab w:pos="7200" w:val="left"/>
+        </w:tabs>
+        <w:spacing w:before="0" w:after="80" w:line="380" w:lineRule="exact"/>
+      </w:pPr>
+      <w:r>
+        <w:rPr>
+          <w:rFonts w:ascii="Times New Roman" w:hAnsi="Times New Roman" w:eastAsia="宋体"/>
+          <w:b w:val="0"/>
+          <w:color w:val="000000"/>
+          <w:sz w:val="20"/>
+          <w:u w:val="none"/>
+        </w:rPr>
+        <w:t>心得：</w:t>
+      </w:r>
+      <w:r>
+        <w:rPr>
+          <w:rFonts w:ascii="Times New Roman" w:hAnsi="Times New Roman" w:eastAsia="宋体"/>
+          <w:b w:val="0"/>
+          <w:color w:val="000000"/>
+          <w:sz w:val="20"/>
+          <w:u w:val="single"/>
+        </w:rPr>
+        <w:tab/>
       </w:r>
     </w:p>
     <w:p>
       <w:pPr>
-        <w:spacing w:after="80"/>
-      </w:pPr>
-      <w:r>
-        <w:rPr>
-          <w:rFonts w:ascii="等线" w:hAnsi="等线"/>
+        <w:keepNext/>
+        <w:keepLines/>
+        <w:widowControl/>
+        <w:spacing w:before="0" w:after="40" w:line="264" w:lineRule="auto"/>
+      </w:pPr>
+      <w:r>
+        <w:rPr>
+          <w:rFonts w:ascii="Times New Roman" w:hAnsi="Times New Roman" w:eastAsia="宋体"/>
+          <w:b/>
+          <w:color w:val="000000"/>
           <w:sz w:val="21"/>
-        </w:rPr>
-        <w:t>订正：____________________________________________________________</w:t>
+          <w:u w:val="none"/>
+        </w:rPr>
+        <w:t>4.</w:t>
+      </w:r>
+      <w:r>
+        <w:rPr>
+          <w:rFonts w:ascii="Times New Roman" w:hAnsi="Times New Roman" w:eastAsia="宋体"/>
+          <w:b w:val="0"/>
+          <w:color w:val="000000"/>
+          <w:sz w:val="21"/>
+          <w:u w:val="none"/>
+        </w:rPr>
+        <w:t>（　）What do we know about the cinema shop?</w:t>
       </w:r>
     </w:p>
     <w:p>
       <w:pPr>
-        <w:spacing w:after="80"/>
-      </w:pPr>
-      <w:r>
-        <w:rPr>
-          <w:rFonts w:ascii="等线" w:hAnsi="等线"/>
+        <w:keepNext/>
+        <w:keepLines/>
+        <w:widowControl/>
+        <w:spacing w:before="0" w:after="20" w:line="264" w:lineRule="auto"/>
+      </w:pPr>
+      <w:r>
+        <w:rPr>
+          <w:rFonts w:ascii="Times New Roman" w:hAnsi="Times New Roman" w:eastAsia="宋体"/>
+          <w:b w:val="0"/>
+          <w:color w:val="000000"/>
           <w:sz w:val="21"/>
-        </w:rPr>
-        <w:t>心得：____________________________________________________________</w:t>
+          <w:u w:val="none"/>
+        </w:rPr>
+        <w:t>A. It sells only one kind of drink.</w:t>
       </w:r>
     </w:p>
     <w:p>
       <w:pPr>
-        <w:spacing w:after="80"/>
-      </w:pPr>
-      <w:r>
-        <w:rPr>
-          <w:rFonts w:ascii="等线" w:hAnsi="等线"/>
+        <w:keepNext/>
+        <w:keepLines/>
+        <w:widowControl/>
+        <w:spacing w:before="0" w:after="20" w:line="264" w:lineRule="auto"/>
+      </w:pPr>
+      <w:r>
+        <w:rPr>
+          <w:rFonts w:ascii="Times New Roman" w:hAnsi="Times New Roman" w:eastAsia="宋体"/>
+          <w:b w:val="0"/>
+          <w:color w:val="000000"/>
           <w:sz w:val="21"/>
-        </w:rPr>
-        <w:t>____________________________________________________________</w:t>
+          <w:u w:val="none"/>
+        </w:rPr>
+        <w:t>B. You can't buy any candies there.</w:t>
       </w:r>
     </w:p>
     <w:p>
       <w:pPr>
-        <w:spacing w:after="80"/>
-      </w:pPr>
+        <w:keepNext/>
+        <w:keepLines/>
+        <w:widowControl/>
+        <w:spacing w:before="0" w:after="20" w:line="264" w:lineRule="auto"/>
+      </w:pPr>
+      <w:r>
+        <w:rPr>
+          <w:rFonts w:ascii="Times New Roman" w:hAnsi="Times New Roman" w:eastAsia="宋体"/>
+          <w:b w:val="0"/>
+          <w:color w:val="000000"/>
+          <w:sz w:val="21"/>
+          <w:u w:val="none"/>
+        </w:rPr>
+        <w:t>C. It doesn't open every Sunday.</w:t>
+      </w:r>
     </w:p>
     <w:p>
       <w:pPr>
         <w:keepNext/>
-        <w:spacing w:after="80"/>
-      </w:pPr>
-      <w:r>
-        <w:rPr>
-          <w:rFonts w:ascii="等线" w:hAnsi="等线"/>
-          <w:b/>
-          <w:sz w:val="24"/>
-        </w:rPr>
-        <w:t>第16题</w:t>
+        <w:keepLines/>
+        <w:widowControl/>
+        <w:spacing w:before="0" w:after="20" w:line="264" w:lineRule="auto"/>
+      </w:pPr>
+      <w:r>
+        <w:rPr>
+          <w:rFonts w:ascii="Times New Roman" w:hAnsi="Times New Roman" w:eastAsia="宋体"/>
+          <w:b w:val="0"/>
+          <w:color w:val="000000"/>
+          <w:sz w:val="21"/>
+          <w:u w:val="none"/>
+        </w:rPr>
+        <w:t>D. We can play computer games for free there.</w:t>
       </w:r>
     </w:p>
     <w:p>
       <w:pPr>
         <w:keepNext/>
-        <w:spacing w:after="80"/>
-      </w:pPr>
-      <w:r>
-        <w:rPr>
-          <w:rFonts w:ascii="等线" w:hAnsi="等线"/>
-          <w:sz w:val="21"/>
-        </w:rPr>
-        <w:t>15. I go to t̲h̲e̲ ̲A̲r̲t̲ ̲M̲u̲s̲e̲u̲m̲.（对划线部分提问）</w:t>
-        <w:br/>
-        <w:t>＿＿＿＿＿＿＿＿＿＿＿＿＿＿＿＿＿＿＿＿＿＿＿＿</w:t>
+        <w:keepLines/>
+        <w:widowControl/>
+        <w:spacing w:before="0" w:after="20" w:line="264" w:lineRule="auto"/>
+      </w:pPr>
+      <w:r>
+        <w:rPr>
+          <w:rFonts w:ascii="Times New Roman" w:hAnsi="Times New Roman" w:eastAsia="宋体"/>
+          <w:b/>
+          <w:color w:val="000000"/>
+          <w:sz w:val="20"/>
+          <w:u w:val="none"/>
+        </w:rPr>
+        <w:t>朵朵原答案：</w:t>
+      </w:r>
+      <w:r>
+        <w:rPr>
+          <w:rFonts w:ascii="Times New Roman" w:hAnsi="Times New Roman" w:eastAsia="宋体"/>
+          <w:b w:val="0"/>
+          <w:color w:val="000000"/>
+          <w:sz w:val="20"/>
+          <w:u w:val="none"/>
+        </w:rPr>
+        <w:t xml:space="preserve"> C</w:t>
       </w:r>
     </w:p>
     <w:p>
       <w:pPr>
-        <w:spacing w:after="80"/>
-      </w:pPr>
-      <w:r>
-        <w:rPr>
-          <w:rFonts w:ascii="等线" w:hAnsi="等线"/>
-          <w:sz w:val="21"/>
-        </w:rPr>
-        <w:t>朵朵原答案：When do you go?</w:t>
+        <w:keepNext/>
+        <w:keepLines/>
+        <w:widowControl/>
+        <w:tabs>
+          <w:tab w:pos="7200" w:val="left"/>
+        </w:tabs>
+        <w:spacing w:before="0" w:after="20" w:line="380" w:lineRule="exact"/>
+      </w:pPr>
+      <w:r>
+        <w:rPr>
+          <w:rFonts w:ascii="Times New Roman" w:hAnsi="Times New Roman" w:eastAsia="宋体"/>
+          <w:b w:val="0"/>
+          <w:color w:val="000000"/>
+          <w:sz w:val="20"/>
+          <w:u w:val="none"/>
+        </w:rPr>
+        <w:t>订正：</w:t>
+      </w:r>
+      <w:r>
+        <w:rPr>
+          <w:rFonts w:ascii="Times New Roman" w:hAnsi="Times New Roman" w:eastAsia="宋体"/>
+          <w:b w:val="0"/>
+          <w:color w:val="000000"/>
+          <w:sz w:val="20"/>
+          <w:u w:val="single"/>
+        </w:rPr>
+        <w:tab/>
       </w:r>
     </w:p>
     <w:p>
       <w:pPr>
-        <w:spacing w:after="80"/>
-      </w:pPr>
-      <w:r>
-        <w:rPr>
-          <w:rFonts w:ascii="等线" w:hAnsi="等线"/>
-          <w:sz w:val="21"/>
-        </w:rPr>
-        <w:t>订正：____________________________________________________________</w:t>
+        <w:keepNext w:val="0"/>
+        <w:keepLines/>
+        <w:widowControl/>
+        <w:tabs>
+          <w:tab w:pos="7200" w:val="left"/>
+        </w:tabs>
+        <w:spacing w:before="0" w:after="80" w:line="380" w:lineRule="exact"/>
+      </w:pPr>
+      <w:r>
+        <w:rPr>
+          <w:rFonts w:ascii="Times New Roman" w:hAnsi="Times New Roman" w:eastAsia="宋体"/>
+          <w:b w:val="0"/>
+          <w:color w:val="000000"/>
+          <w:sz w:val="20"/>
+          <w:u w:val="none"/>
+        </w:rPr>
+        <w:t>心得：</w:t>
+      </w:r>
+      <w:r>
+        <w:rPr>
+          <w:rFonts w:ascii="Times New Roman" w:hAnsi="Times New Roman" w:eastAsia="宋体"/>
+          <w:b w:val="0"/>
+          <w:color w:val="000000"/>
+          <w:sz w:val="20"/>
+          <w:u w:val="single"/>
+        </w:rPr>
+        <w:tab/>
       </w:r>
     </w:p>
     <w:p>
       <w:pPr>
-        <w:spacing w:after="80"/>
-      </w:pPr>
-      <w:r>
-        <w:rPr>
-          <w:rFonts w:ascii="等线" w:hAnsi="等线"/>
+        <w:keepNext/>
+        <w:keepLines/>
+        <w:widowControl/>
+        <w:spacing w:before="0" w:after="40" w:line="264" w:lineRule="auto"/>
+      </w:pPr>
+      <w:r>
+        <w:rPr>
+          <w:rFonts w:ascii="Times New Roman" w:hAnsi="Times New Roman" w:eastAsia="宋体"/>
+          <w:b/>
+          <w:color w:val="000000"/>
           <w:sz w:val="21"/>
-        </w:rPr>
-        <w:t>心得：____________________________________________________________</w:t>
+          <w:u w:val="none"/>
+        </w:rPr>
+        <w:t>5.</w:t>
+      </w:r>
+      <w:r>
+        <w:rPr>
+          <w:rFonts w:ascii="Times New Roman" w:hAnsi="Times New Roman" w:eastAsia="宋体"/>
+          <w:b w:val="0"/>
+          <w:color w:val="000000"/>
+          <w:sz w:val="21"/>
+          <w:u w:val="none"/>
+        </w:rPr>
+        <w:t>（　）Where can we find this passage most probably（最有可能地）?</w:t>
       </w:r>
     </w:p>
     <w:p>
       <w:pPr>
-        <w:spacing w:after="80"/>
-      </w:pPr>
-      <w:r>
-        <w:rPr>
-          <w:rFonts w:ascii="等线" w:hAnsi="等线"/>
+        <w:keepNext/>
+        <w:keepLines/>
+        <w:widowControl/>
+        <w:tabs>
+          <w:tab w:pos="3628" w:val="left"/>
+        </w:tabs>
+        <w:spacing w:before="0" w:after="20" w:line="264" w:lineRule="auto"/>
+      </w:pPr>
+      <w:r>
+        <w:rPr>
+          <w:rFonts w:ascii="Times New Roman" w:hAnsi="Times New Roman" w:eastAsia="宋体"/>
+          <w:b w:val="0"/>
+          <w:color w:val="000000"/>
           <w:sz w:val="21"/>
-        </w:rPr>
-        <w:t>____________________________________________________________</w:t>
+          <w:u w:val="none"/>
+        </w:rPr>
+        <w:t>A. In a diary.</w:t>
+        <w:tab/>
+        <w:t>B. In a history book.</w:t>
       </w:r>
     </w:p>
     <w:p>
       <w:pPr>
-        <w:spacing w:after="80"/>
-      </w:pPr>
+        <w:keepNext/>
+        <w:keepLines/>
+        <w:widowControl/>
+        <w:tabs>
+          <w:tab w:pos="3628" w:val="left"/>
+        </w:tabs>
+        <w:spacing w:before="0" w:after="20" w:line="264" w:lineRule="auto"/>
+      </w:pPr>
+      <w:r>
+        <w:rPr>
+          <w:rFonts w:ascii="Times New Roman" w:hAnsi="Times New Roman" w:eastAsia="宋体"/>
+          <w:b w:val="0"/>
+          <w:color w:val="000000"/>
+          <w:sz w:val="21"/>
+          <w:u w:val="none"/>
+        </w:rPr>
+        <w:t>C. In a newspaper.</w:t>
+        <w:tab/>
+        <w:t>D. In a storybook.</w:t>
+      </w:r>
     </w:p>
     <w:p>
       <w:pPr>
         <w:keepNext/>
-        <w:spacing w:after="80"/>
-      </w:pPr>
-      <w:r>
-        <w:rPr>
-          <w:rFonts w:ascii="等线" w:hAnsi="等线"/>
+        <w:keepLines/>
+        <w:widowControl/>
+        <w:spacing w:before="0" w:after="20" w:line="264" w:lineRule="auto"/>
+      </w:pPr>
+      <w:r>
+        <w:rPr>
+          <w:rFonts w:ascii="Times New Roman" w:hAnsi="Times New Roman" w:eastAsia="宋体"/>
           <w:b/>
-          <w:sz w:val="24"/>
-        </w:rPr>
-        <w:t>第17题</w:t>
+          <w:color w:val="000000"/>
+          <w:sz w:val="20"/>
+          <w:u w:val="none"/>
+        </w:rPr>
+        <w:t>朵朵原答案：</w:t>
+      </w:r>
+      <w:r>
+        <w:rPr>
+          <w:rFonts w:ascii="Times New Roman" w:hAnsi="Times New Roman" w:eastAsia="宋体"/>
+          <w:b w:val="0"/>
+          <w:color w:val="000000"/>
+          <w:sz w:val="20"/>
+          <w:u w:val="none"/>
+        </w:rPr>
+        <w:t xml:space="preserve"> A</w:t>
       </w:r>
     </w:p>
     <w:p>
       <w:pPr>
         <w:keepNext/>
-        <w:spacing w:after="80"/>
-      </w:pPr>
-      <w:r>
-        <w:rPr>
-          <w:rFonts w:ascii="等线" w:hAnsi="等线"/>
-          <w:sz w:val="21"/>
-        </w:rPr>
-        <w:t>2.（　）How much should 15-year-old Jim and his parents pay for a 3D movie at Tana Ciné?</w:t>
-        <w:br/>
-        <w:t>A. $30.</w:t>
-        <w:br/>
-        <w:t>B. $32.</w:t>
-        <w:br/>
-        <w:t>C. $39.</w:t>
-        <w:br/>
-        <w:t>D. $41.</w:t>
+        <w:keepLines/>
+        <w:widowControl/>
+        <w:tabs>
+          <w:tab w:pos="7200" w:val="left"/>
+        </w:tabs>
+        <w:spacing w:before="0" w:after="20" w:line="380" w:lineRule="exact"/>
+      </w:pPr>
+      <w:r>
+        <w:rPr>
+          <w:rFonts w:ascii="Times New Roman" w:hAnsi="Times New Roman" w:eastAsia="宋体"/>
+          <w:b w:val="0"/>
+          <w:color w:val="000000"/>
+          <w:sz w:val="20"/>
+          <w:u w:val="none"/>
+        </w:rPr>
+        <w:t>订正：</w:t>
+      </w:r>
+      <w:r>
+        <w:rPr>
+          <w:rFonts w:ascii="Times New Roman" w:hAnsi="Times New Roman" w:eastAsia="宋体"/>
+          <w:b w:val="0"/>
+          <w:color w:val="000000"/>
+          <w:sz w:val="20"/>
+          <w:u w:val="single"/>
+        </w:rPr>
+        <w:tab/>
       </w:r>
     </w:p>
     <w:p>
       <w:pPr>
-        <w:spacing w:after="80"/>
-      </w:pPr>
-      <w:r>
-        <w:rPr>
-          <w:rFonts w:ascii="等线" w:hAnsi="等线"/>
-          <w:sz w:val="21"/>
-        </w:rPr>
-        <w:t>朵朵原答案：A</w:t>
+        <w:keepNext w:val="0"/>
+        <w:keepLines/>
+        <w:widowControl/>
+        <w:tabs>
+          <w:tab w:pos="7200" w:val="left"/>
+        </w:tabs>
+        <w:spacing w:before="0" w:after="80" w:line="380" w:lineRule="exact"/>
+      </w:pPr>
+      <w:r>
+        <w:rPr>
+          <w:rFonts w:ascii="Times New Roman" w:hAnsi="Times New Roman" w:eastAsia="宋体"/>
+          <w:b w:val="0"/>
+          <w:color w:val="000000"/>
+          <w:sz w:val="20"/>
+          <w:u w:val="none"/>
+        </w:rPr>
+        <w:t>心得：</w:t>
+      </w:r>
+      <w:r>
+        <w:rPr>
+          <w:rFonts w:ascii="Times New Roman" w:hAnsi="Times New Roman" w:eastAsia="宋体"/>
+          <w:b w:val="0"/>
+          <w:color w:val="000000"/>
+          <w:sz w:val="20"/>
+          <w:u w:val="single"/>
+        </w:rPr>
+        <w:tab/>
       </w:r>
     </w:p>
     <w:p>
       <w:pPr>
-        <w:spacing w:after="80"/>
-      </w:pPr>
-      <w:r>
-        <w:rPr>
-          <w:rFonts w:ascii="等线" w:hAnsi="等线"/>
-          <w:sz w:val="21"/>
-        </w:rPr>
-        <w:t>订正：____________________________________________________________</w:t>
+        <w:keepNext/>
+        <w:keepLines/>
+        <w:widowControl/>
+        <w:spacing w:before="80" w:after="80" w:line="264" w:lineRule="auto"/>
+      </w:pPr>
+      <w:r>
+        <w:rPr>
+          <w:rFonts w:ascii="Times New Roman" w:hAnsi="Times New Roman" w:eastAsia="宋体"/>
+          <w:b/>
+          <w:color w:val="000000"/>
+          <w:sz w:val="22"/>
+          <w:u w:val="none"/>
+        </w:rPr>
+        <w:t>C　Read the passage and fill in the blanks with proper words.</w:t>
       </w:r>
     </w:p>
     <w:p>
       <w:pPr>
-        <w:spacing w:after="80"/>
-      </w:pPr>
-      <w:r>
-        <w:rPr>
-          <w:rFonts w:ascii="等线" w:hAnsi="等线"/>
+        <w:keepNext w:val="0"/>
+        <w:keepLines/>
+        <w:widowControl/>
+        <w:spacing w:before="0" w:after="60" w:line="264" w:lineRule="auto"/>
+      </w:pPr>
+      <w:r>
+        <w:rPr>
+          <w:rFonts w:ascii="Times New Roman" w:hAnsi="Times New Roman" w:eastAsia="宋体"/>
+          <w:b w:val="0"/>
+          <w:color w:val="000000"/>
           <w:sz w:val="21"/>
-        </w:rPr>
-        <w:t>心得：____________________________________________________________</w:t>
+          <w:u w:val="none"/>
+        </w:rPr>
+        <w:t>Some people have very big families, with lots of brothers and sisters. However, some people's families are very s＿＿1＿＿, with no brothers or sisters.</w:t>
       </w:r>
     </w:p>
     <w:p>
       <w:pPr>
-        <w:spacing w:after="80"/>
-      </w:pPr>
-      <w:r>
-        <w:rPr>
-          <w:rFonts w:ascii="等线" w:hAnsi="等线"/>
+        <w:keepNext w:val="0"/>
+        <w:keepLines w:val="0"/>
+        <w:widowControl/>
+        <w:spacing w:before="0" w:after="60" w:line="264" w:lineRule="auto"/>
+      </w:pPr>
+      <w:r>
+        <w:rPr>
+          <w:rFonts w:ascii="Times New Roman" w:hAnsi="Times New Roman" w:eastAsia="宋体"/>
+          <w:b w:val="0"/>
+          <w:color w:val="000000"/>
           <w:sz w:val="21"/>
-        </w:rPr>
-        <w:t>____________________________________________________________</w:t>
+          <w:u w:val="none"/>
+        </w:rPr>
+        <w:t>Betty has a big family. There are s＿＿2＿＿ people in her family. She has four brothers, Alex, Sammy, Leon and Ken, but she doesn't have a sister. The five c＿＿3＿＿ study in the same school and go to school by bike. Their parents don't have a car because they can't d＿＿4＿＿. So they always go to work by bus.</w:t>
       </w:r>
     </w:p>
     <w:p>
       <w:pPr>
-        <w:spacing w:after="80"/>
-      </w:pPr>
+        <w:keepNext w:val="0"/>
+        <w:keepLines w:val="0"/>
+        <w:widowControl/>
+        <w:spacing w:before="0" w:after="60" w:line="264" w:lineRule="auto"/>
+      </w:pPr>
+      <w:r>
+        <w:rPr>
+          <w:rFonts w:ascii="Times New Roman" w:hAnsi="Times New Roman" w:eastAsia="宋体"/>
+          <w:b w:val="0"/>
+          <w:color w:val="000000"/>
+          <w:sz w:val="21"/>
+          <w:u w:val="none"/>
+        </w:rPr>
+        <w:t>Tom doesn't have any brothers or sisters. There are three people in his family—his mother, his father and Tom. So Tom is the o＿＿5＿＿ child in his family. His parents work in the same company（公司）and go to work by car. However, Tom always walks to school because the school is near his house.</w:t>
+      </w:r>
     </w:p>
     <w:p>
       <w:pPr>
         <w:keepNext/>
-        <w:spacing w:after="80"/>
-      </w:pPr>
-      <w:r>
-        <w:rPr>
-          <w:rFonts w:ascii="等线" w:hAnsi="等线"/>
+        <w:keepLines/>
+        <w:widowControl/>
+        <w:spacing w:before="0" w:after="40" w:line="264" w:lineRule="auto"/>
+      </w:pPr>
+      <w:r>
+        <w:rPr>
+          <w:rFonts w:ascii="Times New Roman" w:hAnsi="Times New Roman" w:eastAsia="宋体"/>
           <w:b/>
-          <w:sz w:val="24"/>
-        </w:rPr>
-        <w:t>第18题</w:t>
+          <w:color w:val="000000"/>
+          <w:sz w:val="21"/>
+          <w:u w:val="none"/>
+        </w:rPr>
+        <w:t>1.</w:t>
+      </w:r>
+      <w:r>
+        <w:rPr>
+          <w:rFonts w:ascii="Times New Roman" w:hAnsi="Times New Roman" w:eastAsia="宋体"/>
+          <w:b w:val="0"/>
+          <w:color w:val="000000"/>
+          <w:sz w:val="21"/>
+          <w:u w:val="none"/>
+        </w:rPr>
+        <w:t xml:space="preserve"> ________</w:t>
       </w:r>
     </w:p>
     <w:p>
       <w:pPr>
         <w:keepNext/>
-        <w:spacing w:after="80"/>
-      </w:pPr>
-      <w:r>
-        <w:rPr>
-          <w:rFonts w:ascii="等线" w:hAnsi="等线"/>
-          <w:sz w:val="21"/>
-        </w:rPr>
-        <w:t>4.（　）What do we know about the cinema shop?</w:t>
-        <w:br/>
-        <w:t>A. It sells only one kind of drink.</w:t>
-        <w:br/>
-        <w:t>B. You can't buy any candies there.</w:t>
-        <w:br/>
-        <w:t>C. It doesn't open every Sunday.</w:t>
-        <w:br/>
-        <w:t>D. We can play computer games for free there.</w:t>
+        <w:keepLines/>
+        <w:widowControl/>
+        <w:tabs>
+          <w:tab w:pos="7200" w:val="left"/>
+        </w:tabs>
+        <w:spacing w:before="0" w:after="20" w:line="380" w:lineRule="exact"/>
+      </w:pPr>
+      <w:r>
+        <w:rPr>
+          <w:rFonts w:ascii="Times New Roman" w:hAnsi="Times New Roman" w:eastAsia="宋体"/>
+          <w:b w:val="0"/>
+          <w:color w:val="000000"/>
+          <w:sz w:val="20"/>
+          <w:u w:val="none"/>
+        </w:rPr>
+        <w:t>订正：</w:t>
+      </w:r>
+      <w:r>
+        <w:rPr>
+          <w:rFonts w:ascii="Times New Roman" w:hAnsi="Times New Roman" w:eastAsia="宋体"/>
+          <w:b w:val="0"/>
+          <w:color w:val="000000"/>
+          <w:sz w:val="20"/>
+          <w:u w:val="single"/>
+        </w:rPr>
+        <w:tab/>
       </w:r>
     </w:p>
     <w:p>
       <w:pPr>
-        <w:spacing w:after="80"/>
-      </w:pPr>
-      <w:r>
-        <w:rPr>
-          <w:rFonts w:ascii="等线" w:hAnsi="等线"/>
-          <w:sz w:val="21"/>
-        </w:rPr>
-        <w:t>朵朵原答案：C</w:t>
+        <w:keepNext w:val="0"/>
+        <w:keepLines/>
+        <w:widowControl/>
+        <w:tabs>
+          <w:tab w:pos="7200" w:val="left"/>
+        </w:tabs>
+        <w:spacing w:before="0" w:after="80" w:line="380" w:lineRule="exact"/>
+      </w:pPr>
+      <w:r>
+        <w:rPr>
+          <w:rFonts w:ascii="Times New Roman" w:hAnsi="Times New Roman" w:eastAsia="宋体"/>
+          <w:b w:val="0"/>
+          <w:color w:val="000000"/>
+          <w:sz w:val="20"/>
+          <w:u w:val="none"/>
+        </w:rPr>
+        <w:t>心得：</w:t>
+      </w:r>
+      <w:r>
+        <w:rPr>
+          <w:rFonts w:ascii="Times New Roman" w:hAnsi="Times New Roman" w:eastAsia="宋体"/>
+          <w:b w:val="0"/>
+          <w:color w:val="000000"/>
+          <w:sz w:val="20"/>
+          <w:u w:val="single"/>
+        </w:rPr>
+        <w:tab/>
       </w:r>
     </w:p>
     <w:p>
       <w:pPr>
-        <w:spacing w:after="80"/>
-      </w:pPr>
-      <w:r>
-        <w:rPr>
-          <w:rFonts w:ascii="等线" w:hAnsi="等线"/>
+        <w:keepNext/>
+        <w:keepLines/>
+        <w:widowControl/>
+        <w:spacing w:before="0" w:after="40" w:line="264" w:lineRule="auto"/>
+      </w:pPr>
+      <w:r>
+        <w:rPr>
+          <w:rFonts w:ascii="Times New Roman" w:hAnsi="Times New Roman" w:eastAsia="宋体"/>
+          <w:b/>
+          <w:color w:val="000000"/>
           <w:sz w:val="21"/>
-        </w:rPr>
-        <w:t>订正：____________________________________________________________</w:t>
+          <w:u w:val="none"/>
+        </w:rPr>
+        <w:t>2.</w:t>
+      </w:r>
+      <w:r>
+        <w:rPr>
+          <w:rFonts w:ascii="Times New Roman" w:hAnsi="Times New Roman" w:eastAsia="宋体"/>
+          <w:b w:val="0"/>
+          <w:color w:val="000000"/>
+          <w:sz w:val="21"/>
+          <w:u w:val="none"/>
+        </w:rPr>
+        <w:t xml:space="preserve"> ________</w:t>
       </w:r>
     </w:p>
     <w:p>
       <w:pPr>
-        <w:spacing w:after="80"/>
-      </w:pPr>
-      <w:r>
-        <w:rPr>
-          <w:rFonts w:ascii="等线" w:hAnsi="等线"/>
-          <w:sz w:val="21"/>
-        </w:rPr>
-        <w:t>心得：____________________________________________________________</w:t>
+        <w:keepNext/>
+        <w:keepLines/>
+        <w:widowControl/>
+        <w:tabs>
+          <w:tab w:pos="7200" w:val="left"/>
+        </w:tabs>
+        <w:spacing w:before="0" w:after="20" w:line="380" w:lineRule="exact"/>
+      </w:pPr>
+      <w:r>
+        <w:rPr>
+          <w:rFonts w:ascii="Times New Roman" w:hAnsi="Times New Roman" w:eastAsia="宋体"/>
+          <w:b w:val="0"/>
+          <w:color w:val="000000"/>
+          <w:sz w:val="20"/>
+          <w:u w:val="none"/>
+        </w:rPr>
+        <w:t>订正：</w:t>
+      </w:r>
+      <w:r>
+        <w:rPr>
+          <w:rFonts w:ascii="Times New Roman" w:hAnsi="Times New Roman" w:eastAsia="宋体"/>
+          <w:b w:val="0"/>
+          <w:color w:val="000000"/>
+          <w:sz w:val="20"/>
+          <w:u w:val="single"/>
+        </w:rPr>
+        <w:tab/>
       </w:r>
     </w:p>
     <w:p>
       <w:pPr>
-        <w:spacing w:after="80"/>
-      </w:pPr>
-      <w:r>
-        <w:rPr>
-          <w:rFonts w:ascii="等线" w:hAnsi="等线"/>
-          <w:sz w:val="21"/>
-        </w:rPr>
-        <w:t>____________________________________________________________</w:t>
+        <w:keepNext w:val="0"/>
+        <w:keepLines/>
+        <w:widowControl/>
+        <w:tabs>
+          <w:tab w:pos="7200" w:val="left"/>
+        </w:tabs>
+        <w:spacing w:before="0" w:after="80" w:line="380" w:lineRule="exact"/>
+      </w:pPr>
+      <w:r>
+        <w:rPr>
+          <w:rFonts w:ascii="Times New Roman" w:hAnsi="Times New Roman" w:eastAsia="宋体"/>
+          <w:b w:val="0"/>
+          <w:color w:val="000000"/>
+          <w:sz w:val="20"/>
+          <w:u w:val="none"/>
+        </w:rPr>
+        <w:t>心得：</w:t>
+      </w:r>
+      <w:r>
+        <w:rPr>
+          <w:rFonts w:ascii="Times New Roman" w:hAnsi="Times New Roman" w:eastAsia="宋体"/>
+          <w:b w:val="0"/>
+          <w:color w:val="000000"/>
+          <w:sz w:val="20"/>
+          <w:u w:val="single"/>
+        </w:rPr>
+        <w:tab/>
       </w:r>
     </w:p>
     <w:p>
       <w:pPr>
-        <w:spacing w:after="80"/>
-      </w:pPr>
+        <w:keepNext/>
+        <w:keepLines/>
+        <w:widowControl/>
+        <w:spacing w:before="0" w:after="40" w:line="264" w:lineRule="auto"/>
+      </w:pPr>
+      <w:r>
+        <w:rPr>
+          <w:rFonts w:ascii="Times New Roman" w:hAnsi="Times New Roman" w:eastAsia="宋体"/>
+          <w:b/>
+          <w:color w:val="000000"/>
+          <w:sz w:val="21"/>
+          <w:u w:val="none"/>
+        </w:rPr>
+        <w:t>3.</w:t>
+      </w:r>
+      <w:r>
+        <w:rPr>
+          <w:rFonts w:ascii="Times New Roman" w:hAnsi="Times New Roman" w:eastAsia="宋体"/>
+          <w:b w:val="0"/>
+          <w:color w:val="000000"/>
+          <w:sz w:val="21"/>
+          <w:u w:val="none"/>
+        </w:rPr>
+        <w:t xml:space="preserve"> ________</w:t>
+      </w:r>
     </w:p>
     <w:p>
       <w:pPr>
         <w:keepNext/>
-        <w:spacing w:after="80"/>
-      </w:pPr>
-      <w:r>
-        <w:rPr>
-          <w:rFonts w:ascii="等线" w:hAnsi="等线"/>
-          <w:b/>
-          <w:sz w:val="24"/>
-        </w:rPr>
-        <w:t>第19题</w:t>
+        <w:keepLines/>
+        <w:widowControl/>
+        <w:tabs>
+          <w:tab w:pos="7200" w:val="left"/>
+        </w:tabs>
+        <w:spacing w:before="0" w:after="20" w:line="380" w:lineRule="exact"/>
+      </w:pPr>
+      <w:r>
+        <w:rPr>
+          <w:rFonts w:ascii="Times New Roman" w:hAnsi="Times New Roman" w:eastAsia="宋体"/>
+          <w:b w:val="0"/>
+          <w:color w:val="000000"/>
+          <w:sz w:val="20"/>
+          <w:u w:val="none"/>
+        </w:rPr>
+        <w:t>订正：</w:t>
+      </w:r>
+      <w:r>
+        <w:rPr>
+          <w:rFonts w:ascii="Times New Roman" w:hAnsi="Times New Roman" w:eastAsia="宋体"/>
+          <w:b w:val="0"/>
+          <w:color w:val="000000"/>
+          <w:sz w:val="20"/>
+          <w:u w:val="single"/>
+        </w:rPr>
+        <w:tab/>
       </w:r>
     </w:p>
     <w:p>
       <w:pPr>
-        <w:keepNext/>
-        <w:spacing w:after="80"/>
-      </w:pPr>
-      <w:r>
-        <w:rPr>
-          <w:rFonts w:ascii="等线" w:hAnsi="等线"/>
-          <w:sz w:val="21"/>
-        </w:rPr>
-        <w:t>5.（　）Where can we find this passage most probably（最有可能地）?</w:t>
-        <w:br/>
-        <w:t>A. In a diary.</w:t>
-        <w:br/>
-        <w:t>B. In a history book.</w:t>
-        <w:br/>
-        <w:t>C. In a newspaper.</w:t>
-        <w:br/>
-        <w:t>D. In a storybook.</w:t>
+        <w:keepNext w:val="0"/>
+        <w:keepLines/>
+        <w:widowControl/>
+        <w:tabs>
+          <w:tab w:pos="7200" w:val="left"/>
+        </w:tabs>
+        <w:spacing w:before="0" w:after="80" w:line="380" w:lineRule="exact"/>
+      </w:pPr>
+      <w:r>
+        <w:rPr>
+          <w:rFonts w:ascii="Times New Roman" w:hAnsi="Times New Roman" w:eastAsia="宋体"/>
+          <w:b w:val="0"/>
+          <w:color w:val="000000"/>
+          <w:sz w:val="20"/>
+          <w:u w:val="none"/>
+        </w:rPr>
+        <w:t>心得：</w:t>
+      </w:r>
+      <w:r>
+        <w:rPr>
+          <w:rFonts w:ascii="Times New Roman" w:hAnsi="Times New Roman" w:eastAsia="宋体"/>
+          <w:b w:val="0"/>
+          <w:color w:val="000000"/>
+          <w:sz w:val="20"/>
+          <w:u w:val="single"/>
+        </w:rPr>
+        <w:tab/>
       </w:r>
     </w:p>
     <w:p>
       <w:pPr>
-        <w:spacing w:after="80"/>
-      </w:pPr>
-      <w:r>
-        <w:rPr>
-          <w:rFonts w:ascii="等线" w:hAnsi="等线"/>
+        <w:keepNext/>
+        <w:keepLines/>
+        <w:widowControl/>
+        <w:spacing w:before="0" w:after="40" w:line="264" w:lineRule="auto"/>
+      </w:pPr>
+      <w:r>
+        <w:rPr>
+          <w:rFonts w:ascii="Times New Roman" w:hAnsi="Times New Roman" w:eastAsia="宋体"/>
+          <w:b/>
+          <w:color w:val="000000"/>
           <w:sz w:val="21"/>
-        </w:rPr>
-        <w:t>朵朵原答案：A</w:t>
+          <w:u w:val="none"/>
+        </w:rPr>
+        <w:t>4.</w:t>
+      </w:r>
+      <w:r>
+        <w:rPr>
+          <w:rFonts w:ascii="Times New Roman" w:hAnsi="Times New Roman" w:eastAsia="宋体"/>
+          <w:b w:val="0"/>
+          <w:color w:val="000000"/>
+          <w:sz w:val="21"/>
+          <w:u w:val="none"/>
+        </w:rPr>
+        <w:t xml:space="preserve"> ________</w:t>
       </w:r>
     </w:p>
     <w:p>
       <w:pPr>
-        <w:spacing w:after="80"/>
-      </w:pPr>
-      <w:r>
-        <w:rPr>
-          <w:rFonts w:ascii="等线" w:hAnsi="等线"/>
-          <w:sz w:val="21"/>
-        </w:rPr>
-        <w:t>订正：____________________________________________________________</w:t>
+        <w:keepNext/>
+        <w:keepLines/>
+        <w:widowControl/>
+        <w:spacing w:before="0" w:after="20" w:line="264" w:lineRule="auto"/>
+      </w:pPr>
+      <w:r>
+        <w:rPr>
+          <w:rFonts w:ascii="Times New Roman" w:hAnsi="Times New Roman" w:eastAsia="宋体"/>
+          <w:b/>
+          <w:color w:val="000000"/>
+          <w:sz w:val="20"/>
+          <w:u w:val="none"/>
+        </w:rPr>
+        <w:t>朵朵原答案：</w:t>
+      </w:r>
+      <w:r>
+        <w:rPr>
+          <w:rFonts w:ascii="Times New Roman" w:hAnsi="Times New Roman" w:eastAsia="宋体"/>
+          <w:b w:val="0"/>
+          <w:color w:val="000000"/>
+          <w:sz w:val="20"/>
+          <w:u w:val="none"/>
+        </w:rPr>
+        <w:t xml:space="preserve"> driver</w:t>
       </w:r>
     </w:p>
     <w:p>
       <w:pPr>
-        <w:spacing w:after="80"/>
-      </w:pPr>
-      <w:r>
-        <w:rPr>
-          <w:rFonts w:ascii="等线" w:hAnsi="等线"/>
-          <w:sz w:val="21"/>
-        </w:rPr>
-        <w:t>心得：____________________________________________________________</w:t>
+        <w:keepNext/>
+        <w:keepLines/>
+        <w:widowControl/>
+        <w:tabs>
+          <w:tab w:pos="7200" w:val="left"/>
+        </w:tabs>
+        <w:spacing w:before="0" w:after="20" w:line="380" w:lineRule="exact"/>
+      </w:pPr>
+      <w:r>
+        <w:rPr>
+          <w:rFonts w:ascii="Times New Roman" w:hAnsi="Times New Roman" w:eastAsia="宋体"/>
+          <w:b w:val="0"/>
+          <w:color w:val="000000"/>
+          <w:sz w:val="20"/>
+          <w:u w:val="none"/>
+        </w:rPr>
+        <w:t>订正：</w:t>
+      </w:r>
+      <w:r>
+        <w:rPr>
+          <w:rFonts w:ascii="Times New Roman" w:hAnsi="Times New Roman" w:eastAsia="宋体"/>
+          <w:b w:val="0"/>
+          <w:color w:val="000000"/>
+          <w:sz w:val="20"/>
+          <w:u w:val="single"/>
+        </w:rPr>
+        <w:tab/>
       </w:r>
     </w:p>
     <w:p>
       <w:pPr>
-        <w:spacing w:after="80"/>
-      </w:pPr>
-      <w:r>
-        <w:rPr>
-          <w:rFonts w:ascii="等线" w:hAnsi="等线"/>
-          <w:sz w:val="21"/>
-        </w:rPr>
-        <w:t>____________________________________________________________</w:t>
+        <w:keepNext w:val="0"/>
+        <w:keepLines/>
+        <w:widowControl/>
+        <w:tabs>
+          <w:tab w:pos="7200" w:val="left"/>
+        </w:tabs>
+        <w:spacing w:before="0" w:after="80" w:line="380" w:lineRule="exact"/>
+      </w:pPr>
+      <w:r>
+        <w:rPr>
+          <w:rFonts w:ascii="Times New Roman" w:hAnsi="Times New Roman" w:eastAsia="宋体"/>
+          <w:b w:val="0"/>
+          <w:color w:val="000000"/>
+          <w:sz w:val="20"/>
+          <w:u w:val="none"/>
+        </w:rPr>
+        <w:t>心得：</w:t>
+      </w:r>
+      <w:r>
+        <w:rPr>
+          <w:rFonts w:ascii="Times New Roman" w:hAnsi="Times New Roman" w:eastAsia="宋体"/>
+          <w:b w:val="0"/>
+          <w:color w:val="000000"/>
+          <w:sz w:val="20"/>
+          <w:u w:val="single"/>
+        </w:rPr>
+        <w:tab/>
       </w:r>
     </w:p>
     <w:p>
       <w:pPr>
-        <w:spacing w:after="80"/>
-      </w:pPr>
+        <w:keepNext/>
+        <w:keepLines/>
+        <w:widowControl/>
+        <w:spacing w:before="0" w:after="40" w:line="264" w:lineRule="auto"/>
+      </w:pPr>
+      <w:r>
+        <w:rPr>
+          <w:rFonts w:ascii="Times New Roman" w:hAnsi="Times New Roman" w:eastAsia="宋体"/>
+          <w:b/>
+          <w:color w:val="000000"/>
+          <w:sz w:val="21"/>
+          <w:u w:val="none"/>
+        </w:rPr>
+        <w:t>5.</w:t>
+      </w:r>
+      <w:r>
+        <w:rPr>
+          <w:rFonts w:ascii="Times New Roman" w:hAnsi="Times New Roman" w:eastAsia="宋体"/>
+          <w:b w:val="0"/>
+          <w:color w:val="000000"/>
+          <w:sz w:val="21"/>
+          <w:u w:val="none"/>
+        </w:rPr>
+        <w:t xml:space="preserve"> ________</w:t>
+      </w:r>
     </w:p>
     <w:p>
       <w:pPr>
         <w:keepNext/>
-        <w:spacing w:after="80"/>
-      </w:pPr>
-      <w:r>
-        <w:rPr>
-          <w:rFonts w:ascii="等线" w:hAnsi="等线"/>
-          <w:b/>
-          <w:sz w:val="24"/>
-        </w:rPr>
-        <w:t>第20题</w:t>
+        <w:keepLines/>
+        <w:widowControl/>
+        <w:tabs>
+          <w:tab w:pos="7200" w:val="left"/>
+        </w:tabs>
+        <w:spacing w:before="0" w:after="20" w:line="380" w:lineRule="exact"/>
+      </w:pPr>
+      <w:r>
+        <w:rPr>
+          <w:rFonts w:ascii="Times New Roman" w:hAnsi="Times New Roman" w:eastAsia="宋体"/>
+          <w:b w:val="0"/>
+          <w:color w:val="000000"/>
+          <w:sz w:val="20"/>
+          <w:u w:val="none"/>
+        </w:rPr>
+        <w:t>订正：</w:t>
+      </w:r>
+      <w:r>
+        <w:rPr>
+          <w:rFonts w:ascii="Times New Roman" w:hAnsi="Times New Roman" w:eastAsia="宋体"/>
+          <w:b w:val="0"/>
+          <w:color w:val="000000"/>
+          <w:sz w:val="20"/>
+          <w:u w:val="single"/>
+        </w:rPr>
+        <w:tab/>
       </w:r>
     </w:p>
     <w:p>
       <w:pPr>
-        <w:keepNext/>
-        <w:spacing w:after="80"/>
-      </w:pPr>
-      <w:r>
-        <w:rPr>
-          <w:rFonts w:ascii="等线" w:hAnsi="等线"/>
-          <w:sz w:val="21"/>
-        </w:rPr>
-        <w:t>4. ＿＿＿＿＿＿</w:t>
+        <w:keepNext w:val="0"/>
+        <w:keepLines/>
+        <w:widowControl/>
+        <w:tabs>
+          <w:tab w:pos="7200" w:val="left"/>
+        </w:tabs>
+        <w:spacing w:before="0" w:after="80" w:line="380" w:lineRule="exact"/>
+      </w:pPr>
+      <w:r>
+        <w:rPr>
+          <w:rFonts w:ascii="Times New Roman" w:hAnsi="Times New Roman" w:eastAsia="宋体"/>
+          <w:b w:val="0"/>
+          <w:color w:val="000000"/>
+          <w:sz w:val="20"/>
+          <w:u w:val="none"/>
+        </w:rPr>
+        <w:t>心得：</w:t>
+      </w:r>
+      <w:r>
+        <w:rPr>
+          <w:rFonts w:ascii="Times New Roman" w:hAnsi="Times New Roman" w:eastAsia="宋体"/>
+          <w:b w:val="0"/>
+          <w:color w:val="000000"/>
+          <w:sz w:val="20"/>
+          <w:u w:val="single"/>
+        </w:rPr>
+        <w:tab/>
       </w:r>
     </w:p>
     <w:p>
       <w:pPr>
-        <w:spacing w:after="80"/>
-      </w:pPr>
-      <w:r>
-        <w:rPr>
-          <w:rFonts w:ascii="等线" w:hAnsi="等线"/>
-          <w:sz w:val="21"/>
-        </w:rPr>
-        <w:t>朵朵原答案：driver</w:t>
+        <w:keepNext/>
+        <w:keepLines/>
+        <w:widowControl/>
+        <w:spacing w:before="100" w:after="40" w:line="264" w:lineRule="auto"/>
+      </w:pPr>
+      <w:r>
+        <w:rPr>
+          <w:rFonts w:ascii="Times New Roman" w:hAnsi="Times New Roman" w:eastAsia="宋体"/>
+          <w:b/>
+          <w:color w:val="000000"/>
+          <w:sz w:val="24"/>
+          <w:u w:val="none"/>
+        </w:rPr>
+        <w:t>★ 能力提升</w:t>
       </w:r>
     </w:p>
     <w:p>
       <w:pPr>
-        <w:spacing w:after="80"/>
-      </w:pPr>
-      <w:r>
-        <w:rPr>
-          <w:rFonts w:ascii="等线" w:hAnsi="等线"/>
-          <w:sz w:val="21"/>
-        </w:rPr>
-        <w:t>订正：____________________________________________________________</w:t>
+        <w:keepNext/>
+        <w:keepLines/>
+        <w:widowControl/>
+        <w:spacing w:before="80" w:after="80" w:line="264" w:lineRule="auto"/>
+      </w:pPr>
+      <w:r>
+        <w:rPr>
+          <w:rFonts w:ascii="Times New Roman" w:hAnsi="Times New Roman" w:eastAsia="宋体"/>
+          <w:b/>
+          <w:color w:val="000000"/>
+          <w:sz w:val="22"/>
+          <w:u w:val="none"/>
+        </w:rPr>
+        <w:t>D　Answer the questions.</w:t>
       </w:r>
     </w:p>
     <w:p>
       <w:pPr>
-        <w:spacing w:after="80"/>
-      </w:pPr>
-      <w:r>
-        <w:rPr>
-          <w:rFonts w:ascii="等线" w:hAnsi="等线"/>
+        <w:keepNext w:val="0"/>
+        <w:keepLines w:val="0"/>
+        <w:widowControl/>
+        <w:spacing w:before="0" w:after="60" w:line="264" w:lineRule="auto"/>
+      </w:pPr>
+      <w:r>
+        <w:rPr>
+          <w:rFonts w:ascii="Times New Roman" w:hAnsi="Times New Roman" w:eastAsia="宋体"/>
+          <w:b w:val="0"/>
+          <w:color w:val="000000"/>
           <w:sz w:val="21"/>
-        </w:rPr>
-        <w:t>心得：____________________________________________________________</w:t>
+          <w:u w:val="none"/>
+        </w:rPr>
+        <w:t>Every American family has at least（至少）one car. A small car can hold four people. A large car can hold six people but it is very crowded（拥挤的）. So, when the family becomes large, they will buy a van. A van can hold seven people easily, so a large family can go for a holiday together. But usually, their sixth and seventh seats are used for other things, because a large family must carry some luggage（行李）when they travel.</w:t>
       </w:r>
     </w:p>
     <w:p>
       <w:pPr>
-        <w:spacing w:after="80"/>
-      </w:pPr>
-      <w:r>
-        <w:rPr>
-          <w:rFonts w:ascii="等线" w:hAnsi="等线"/>
+        <w:keepNext w:val="0"/>
+        <w:keepLines w:val="0"/>
+        <w:widowControl/>
+        <w:spacing w:before="0" w:after="60" w:line="264" w:lineRule="auto"/>
+      </w:pPr>
+      <w:r>
+        <w:rPr>
+          <w:rFonts w:ascii="Times New Roman" w:hAnsi="Times New Roman" w:eastAsia="宋体"/>
+          <w:b w:val="0"/>
+          <w:color w:val="000000"/>
           <w:sz w:val="21"/>
-        </w:rPr>
-        <w:t>____________________________________________________________</w:t>
+          <w:u w:val="none"/>
+        </w:rPr>
+        <w:t>Americans usually call vans motor homes, because when a family is travelling to mountains or the seaside, they can live in their van for a few days or weeks. That makes all the members of a big family enjoy a happier life when they are travelling together. That is why motor homes have become very popular. And in America, there are many parks for motor homes.</w:t>
       </w:r>
     </w:p>
     <w:p>
       <w:pPr>
-        <w:spacing w:after="80"/>
-      </w:pPr>
+        <w:keepNext/>
+        <w:keepLines/>
+        <w:widowControl/>
+        <w:spacing w:before="0" w:after="40" w:line="264" w:lineRule="auto"/>
+      </w:pPr>
+      <w:r>
+        <w:rPr>
+          <w:rFonts w:ascii="Times New Roman" w:hAnsi="Times New Roman" w:eastAsia="宋体"/>
+          <w:b/>
+          <w:color w:val="000000"/>
+          <w:sz w:val="21"/>
+          <w:u w:val="none"/>
+        </w:rPr>
+        <w:t>1.</w:t>
+      </w:r>
+      <w:r>
+        <w:rPr>
+          <w:rFonts w:ascii="Times New Roman" w:hAnsi="Times New Roman" w:eastAsia="宋体"/>
+          <w:b w:val="0"/>
+          <w:color w:val="000000"/>
+          <w:sz w:val="21"/>
+          <w:u w:val="none"/>
+        </w:rPr>
+        <w:t xml:space="preserve"> When will the American family buy a van?</w:t>
+      </w:r>
     </w:p>
     <w:p>
       <w:pPr>
         <w:keepNext/>
-        <w:spacing w:after="80"/>
-      </w:pPr>
-      <w:r>
-        <w:rPr>
-          <w:rFonts w:ascii="等线" w:hAnsi="等线"/>
-          <w:b/>
-          <w:sz w:val="24"/>
-        </w:rPr>
-        <w:t>第21题</w:t>
+        <w:keepLines/>
+        <w:widowControl/>
+        <w:tabs>
+          <w:tab w:pos="7200" w:val="left"/>
+        </w:tabs>
+        <w:spacing w:before="0" w:after="20" w:line="380" w:lineRule="exact"/>
+      </w:pPr>
+      <w:r>
+        <w:rPr>
+          <w:rFonts w:ascii="Times New Roman" w:hAnsi="Times New Roman" w:eastAsia="宋体"/>
+          <w:b w:val="0"/>
+          <w:color w:val="000000"/>
+          <w:sz w:val="20"/>
+          <w:u w:val="none"/>
+        </w:rPr>
+        <w:t>订正：</w:t>
+      </w:r>
+      <w:r>
+        <w:rPr>
+          <w:rFonts w:ascii="Times New Roman" w:hAnsi="Times New Roman" w:eastAsia="宋体"/>
+          <w:b w:val="0"/>
+          <w:color w:val="000000"/>
+          <w:sz w:val="20"/>
+          <w:u w:val="single"/>
+        </w:rPr>
+        <w:tab/>
       </w:r>
     </w:p>
     <w:p>
       <w:pPr>
         <w:keepNext/>
-        <w:spacing w:after="80"/>
-      </w:pPr>
-      <w:r>
-        <w:rPr>
-          <w:rFonts w:ascii="等线" w:hAnsi="等线"/>
-          <w:sz w:val="21"/>
-        </w:rPr>
-        <w:t>3. Which seats are usually used for some luggage in a van?</w:t>
-        <w:br/>
-        <w:t>＿＿＿＿＿＿＿＿＿＿＿＿＿＿＿＿＿＿＿＿＿＿＿＿</w:t>
+        <w:keepLines/>
+        <w:widowControl/>
+        <w:tabs>
+          <w:tab w:pos="7200" w:val="left"/>
+        </w:tabs>
+        <w:spacing w:before="0" w:after="20" w:line="380" w:lineRule="exact"/>
+      </w:pPr>
+      <w:r>
+        <w:rPr>
+          <w:rFonts w:ascii="Times New Roman" w:hAnsi="Times New Roman" w:eastAsia="宋体"/>
+          <w:b w:val="0"/>
+          <w:color w:val="000000"/>
+          <w:sz w:val="20"/>
+          <w:u w:val="single"/>
+        </w:rPr>
+        <w:tab/>
       </w:r>
     </w:p>
     <w:p>
       <w:pPr>
-        <w:spacing w:after="80"/>
-      </w:pPr>
-      <w:r>
-        <w:rPr>
-          <w:rFonts w:ascii="等线" w:hAnsi="等线"/>
-          <w:sz w:val="21"/>
-        </w:rPr>
-        <w:t>朵朵原答案：Their sixth and seven seats.</w:t>
+        <w:keepNext w:val="0"/>
+        <w:keepLines/>
+        <w:widowControl/>
+        <w:tabs>
+          <w:tab w:pos="7200" w:val="left"/>
+        </w:tabs>
+        <w:spacing w:before="0" w:after="80" w:line="380" w:lineRule="exact"/>
+      </w:pPr>
+      <w:r>
+        <w:rPr>
+          <w:rFonts w:ascii="Times New Roman" w:hAnsi="Times New Roman" w:eastAsia="宋体"/>
+          <w:b w:val="0"/>
+          <w:color w:val="000000"/>
+          <w:sz w:val="20"/>
+          <w:u w:val="none"/>
+        </w:rPr>
+        <w:t>心得：</w:t>
+      </w:r>
+      <w:r>
+        <w:rPr>
+          <w:rFonts w:ascii="Times New Roman" w:hAnsi="Times New Roman" w:eastAsia="宋体"/>
+          <w:b w:val="0"/>
+          <w:color w:val="000000"/>
+          <w:sz w:val="20"/>
+          <w:u w:val="single"/>
+        </w:rPr>
+        <w:tab/>
       </w:r>
     </w:p>
     <w:p>
       <w:pPr>
-        <w:spacing w:after="80"/>
-      </w:pPr>
-      <w:r>
-        <w:rPr>
-          <w:rFonts w:ascii="等线" w:hAnsi="等线"/>
+        <w:keepNext/>
+        <w:keepLines/>
+        <w:widowControl/>
+        <w:spacing w:before="0" w:after="40" w:line="264" w:lineRule="auto"/>
+      </w:pPr>
+      <w:r>
+        <w:rPr>
+          <w:rFonts w:ascii="Times New Roman" w:hAnsi="Times New Roman" w:eastAsia="宋体"/>
+          <w:b/>
+          <w:color w:val="000000"/>
           <w:sz w:val="21"/>
-        </w:rPr>
-        <w:t>订正：____________________________________________________________</w:t>
+          <w:u w:val="none"/>
+        </w:rPr>
+        <w:t>2.</w:t>
+      </w:r>
+      <w:r>
+        <w:rPr>
+          <w:rFonts w:ascii="Times New Roman" w:hAnsi="Times New Roman" w:eastAsia="宋体"/>
+          <w:b w:val="0"/>
+          <w:color w:val="000000"/>
+          <w:sz w:val="21"/>
+          <w:u w:val="none"/>
+        </w:rPr>
+        <w:t xml:space="preserve"> Can a van hold seven people easily?</w:t>
       </w:r>
     </w:p>
     <w:p>
       <w:pPr>
-        <w:spacing w:after="80"/>
-      </w:pPr>
-      <w:r>
-        <w:rPr>
-          <w:rFonts w:ascii="等线" w:hAnsi="等线"/>
-          <w:sz w:val="21"/>
-        </w:rPr>
-        <w:t>心得：____________________________________________________________</w:t>
+        <w:keepNext/>
+        <w:keepLines/>
+        <w:widowControl/>
+        <w:tabs>
+          <w:tab w:pos="7200" w:val="left"/>
+        </w:tabs>
+        <w:spacing w:before="0" w:after="20" w:line="380" w:lineRule="exact"/>
+      </w:pPr>
+      <w:r>
+        <w:rPr>
+          <w:rFonts w:ascii="Times New Roman" w:hAnsi="Times New Roman" w:eastAsia="宋体"/>
+          <w:b w:val="0"/>
+          <w:color w:val="000000"/>
+          <w:sz w:val="20"/>
+          <w:u w:val="none"/>
+        </w:rPr>
+        <w:t>订正：</w:t>
+      </w:r>
+      <w:r>
+        <w:rPr>
+          <w:rFonts w:ascii="Times New Roman" w:hAnsi="Times New Roman" w:eastAsia="宋体"/>
+          <w:b w:val="0"/>
+          <w:color w:val="000000"/>
+          <w:sz w:val="20"/>
+          <w:u w:val="single"/>
+        </w:rPr>
+        <w:tab/>
       </w:r>
     </w:p>
     <w:p>
       <w:pPr>
-        <w:spacing w:after="80"/>
-      </w:pPr>
-      <w:r>
-        <w:rPr>
-          <w:rFonts w:ascii="等线" w:hAnsi="等线"/>
-          <w:sz w:val="21"/>
-        </w:rPr>
-        <w:t>____________________________________________________________</w:t>
+        <w:keepNext/>
+        <w:keepLines/>
+        <w:widowControl/>
+        <w:tabs>
+          <w:tab w:pos="7200" w:val="left"/>
+        </w:tabs>
+        <w:spacing w:before="0" w:after="20" w:line="380" w:lineRule="exact"/>
+      </w:pPr>
+      <w:r>
+        <w:rPr>
+          <w:rFonts w:ascii="Times New Roman" w:hAnsi="Times New Roman" w:eastAsia="宋体"/>
+          <w:b w:val="0"/>
+          <w:color w:val="000000"/>
+          <w:sz w:val="20"/>
+          <w:u w:val="single"/>
+        </w:rPr>
+        <w:tab/>
       </w:r>
     </w:p>
     <w:p>
       <w:pPr>
-        <w:spacing w:after="80"/>
-      </w:pPr>
+        <w:keepNext w:val="0"/>
+        <w:keepLines/>
+        <w:widowControl/>
+        <w:tabs>
+          <w:tab w:pos="7200" w:val="left"/>
+        </w:tabs>
+        <w:spacing w:before="0" w:after="80" w:line="380" w:lineRule="exact"/>
+      </w:pPr>
+      <w:r>
+        <w:rPr>
+          <w:rFonts w:ascii="Times New Roman" w:hAnsi="Times New Roman" w:eastAsia="宋体"/>
+          <w:b w:val="0"/>
+          <w:color w:val="000000"/>
+          <w:sz w:val="20"/>
+          <w:u w:val="none"/>
+        </w:rPr>
+        <w:t>心得：</w:t>
+      </w:r>
+      <w:r>
+        <w:rPr>
+          <w:rFonts w:ascii="Times New Roman" w:hAnsi="Times New Roman" w:eastAsia="宋体"/>
+          <w:b w:val="0"/>
+          <w:color w:val="000000"/>
+          <w:sz w:val="20"/>
+          <w:u w:val="single"/>
+        </w:rPr>
+        <w:tab/>
+      </w:r>
     </w:p>
     <w:p>
       <w:pPr>
         <w:keepNext/>
-        <w:spacing w:after="80"/>
-      </w:pPr>
-      <w:r>
-        <w:rPr>
-          <w:rFonts w:ascii="等线" w:hAnsi="等线"/>
+        <w:keepLines/>
+        <w:widowControl/>
+        <w:spacing w:before="0" w:after="40" w:line="264" w:lineRule="auto"/>
+      </w:pPr>
+      <w:r>
+        <w:rPr>
+          <w:rFonts w:ascii="Times New Roman" w:hAnsi="Times New Roman" w:eastAsia="宋体"/>
           <w:b/>
-          <w:sz w:val="24"/>
-        </w:rPr>
-        <w:t>第22题</w:t>
+          <w:color w:val="000000"/>
+          <w:sz w:val="21"/>
+          <w:u w:val="none"/>
+        </w:rPr>
+        <w:t>3.</w:t>
+      </w:r>
+      <w:r>
+        <w:rPr>
+          <w:rFonts w:ascii="Times New Roman" w:hAnsi="Times New Roman" w:eastAsia="宋体"/>
+          <w:b w:val="0"/>
+          <w:color w:val="000000"/>
+          <w:sz w:val="21"/>
+          <w:u w:val="none"/>
+        </w:rPr>
+        <w:t xml:space="preserve"> Which seats are usually used for some luggage in a van?</w:t>
       </w:r>
     </w:p>
     <w:p>
       <w:pPr>
         <w:keepNext/>
-        <w:spacing w:after="80"/>
-      </w:pPr>
-      <w:r>
-        <w:rPr>
-          <w:rFonts w:ascii="等线" w:hAnsi="等线"/>
-          <w:sz w:val="21"/>
-        </w:rPr>
-        <w:t>5. Why have vans become very popular?</w:t>
-        <w:br/>
-        <w:t>＿＿＿＿＿＿＿＿＿＿＿＿＿＿＿＿＿＿＿＿＿＿＿＿</w:t>
+        <w:keepLines/>
+        <w:widowControl/>
+        <w:spacing w:before="0" w:after="20" w:line="264" w:lineRule="auto"/>
+      </w:pPr>
+      <w:r>
+        <w:rPr>
+          <w:rFonts w:ascii="Times New Roman" w:hAnsi="Times New Roman" w:eastAsia="宋体"/>
+          <w:b/>
+          <w:color w:val="000000"/>
+          <w:sz w:val="20"/>
+          <w:u w:val="none"/>
+        </w:rPr>
+        <w:t>朵朵原答案：</w:t>
+      </w:r>
+      <w:r>
+        <w:rPr>
+          <w:rFonts w:ascii="Times New Roman" w:hAnsi="Times New Roman" w:eastAsia="宋体"/>
+          <w:b w:val="0"/>
+          <w:color w:val="000000"/>
+          <w:sz w:val="20"/>
+          <w:u w:val="none"/>
+        </w:rPr>
+        <w:t xml:space="preserve"> Their sixth and seven seats.</w:t>
       </w:r>
     </w:p>
     <w:p>
       <w:pPr>
-        <w:spacing w:after="80"/>
-      </w:pPr>
-      <w:r>
-        <w:rPr>
-          <w:rFonts w:ascii="等线" w:hAnsi="等线"/>
-          <w:sz w:val="21"/>
-        </w:rPr>
-        <w:t>朵朵原答案：That makes all the member of a big family enjoy a happier life when they are travelling together.（family 前另有已划去的 very popular）</w:t>
+        <w:keepNext/>
+        <w:keepLines/>
+        <w:widowControl/>
+        <w:tabs>
+          <w:tab w:pos="7200" w:val="left"/>
+        </w:tabs>
+        <w:spacing w:before="0" w:after="20" w:line="380" w:lineRule="exact"/>
+      </w:pPr>
+      <w:r>
+        <w:rPr>
+          <w:rFonts w:ascii="Times New Roman" w:hAnsi="Times New Roman" w:eastAsia="宋体"/>
+          <w:b w:val="0"/>
+          <w:color w:val="000000"/>
+          <w:sz w:val="20"/>
+          <w:u w:val="none"/>
+        </w:rPr>
+        <w:t>订正：</w:t>
+      </w:r>
+      <w:r>
+        <w:rPr>
+          <w:rFonts w:ascii="Times New Roman" w:hAnsi="Times New Roman" w:eastAsia="宋体"/>
+          <w:b w:val="0"/>
+          <w:color w:val="000000"/>
+          <w:sz w:val="20"/>
+          <w:u w:val="single"/>
+        </w:rPr>
+        <w:tab/>
       </w:r>
     </w:p>
     <w:p>
       <w:pPr>
-        <w:spacing w:after="80"/>
-      </w:pPr>
-      <w:r>
-        <w:rPr>
-          <w:rFonts w:ascii="等线" w:hAnsi="等线"/>
-          <w:sz w:val="21"/>
-        </w:rPr>
-        <w:t>订正：____________________________________________________________</w:t>
+        <w:keepNext/>
+        <w:keepLines/>
+        <w:widowControl/>
+        <w:tabs>
+          <w:tab w:pos="7200" w:val="left"/>
+        </w:tabs>
+        <w:spacing w:before="0" w:after="20" w:line="380" w:lineRule="exact"/>
+      </w:pPr>
+      <w:r>
+        <w:rPr>
+          <w:rFonts w:ascii="Times New Roman" w:hAnsi="Times New Roman" w:eastAsia="宋体"/>
+          <w:b w:val="0"/>
+          <w:color w:val="000000"/>
+          <w:sz w:val="20"/>
+          <w:u w:val="single"/>
+        </w:rPr>
+        <w:tab/>
       </w:r>
     </w:p>
     <w:p>
       <w:pPr>
-        <w:spacing w:after="80"/>
-      </w:pPr>
-      <w:r>
-        <w:rPr>
-          <w:rFonts w:ascii="等线" w:hAnsi="等线"/>
-          <w:sz w:val="21"/>
-        </w:rPr>
-        <w:t>心得：____________________________________________________________</w:t>
+        <w:keepNext w:val="0"/>
+        <w:keepLines/>
+        <w:widowControl/>
+        <w:tabs>
+          <w:tab w:pos="7200" w:val="left"/>
+        </w:tabs>
+        <w:spacing w:before="0" w:after="80" w:line="380" w:lineRule="exact"/>
+      </w:pPr>
+      <w:r>
+        <w:rPr>
+          <w:rFonts w:ascii="Times New Roman" w:hAnsi="Times New Roman" w:eastAsia="宋体"/>
+          <w:b w:val="0"/>
+          <w:color w:val="000000"/>
+          <w:sz w:val="20"/>
+          <w:u w:val="none"/>
+        </w:rPr>
+        <w:t>心得：</w:t>
+      </w:r>
+      <w:r>
+        <w:rPr>
+          <w:rFonts w:ascii="Times New Roman" w:hAnsi="Times New Roman" w:eastAsia="宋体"/>
+          <w:b w:val="0"/>
+          <w:color w:val="000000"/>
+          <w:sz w:val="20"/>
+          <w:u w:val="single"/>
+        </w:rPr>
+        <w:tab/>
       </w:r>
     </w:p>
     <w:p>
       <w:pPr>
-        <w:spacing w:after="80"/>
-      </w:pPr>
-      <w:r>
-        <w:rPr>
-          <w:rFonts w:ascii="等线" w:hAnsi="等线"/>
+        <w:keepNext/>
+        <w:keepLines/>
+        <w:widowControl/>
+        <w:spacing w:before="0" w:after="40" w:line="264" w:lineRule="auto"/>
+      </w:pPr>
+      <w:r>
+        <w:rPr>
+          <w:rFonts w:ascii="Times New Roman" w:hAnsi="Times New Roman" w:eastAsia="宋体"/>
+          <w:b/>
+          <w:color w:val="000000"/>
           <w:sz w:val="21"/>
-        </w:rPr>
-        <w:t>____________________________________________________________</w:t>
+          <w:u w:val="none"/>
+        </w:rPr>
+        <w:t>4.</w:t>
+      </w:r>
+      <w:r>
+        <w:rPr>
+          <w:rFonts w:ascii="Times New Roman" w:hAnsi="Times New Roman" w:eastAsia="宋体"/>
+          <w:b w:val="0"/>
+          <w:color w:val="000000"/>
+          <w:sz w:val="21"/>
+          <w:u w:val="none"/>
+        </w:rPr>
+        <w:t xml:space="preserve"> Americans usually call vans motor homes, don't they?</w:t>
       </w:r>
     </w:p>
     <w:p>
       <w:pPr>
-        <w:spacing w:after="80"/>
-      </w:pPr>
+        <w:keepNext/>
+        <w:keepLines/>
+        <w:widowControl/>
+        <w:tabs>
+          <w:tab w:pos="7200" w:val="left"/>
+        </w:tabs>
+        <w:spacing w:before="0" w:after="20" w:line="380" w:lineRule="exact"/>
+      </w:pPr>
+      <w:r>
+        <w:rPr>
+          <w:rFonts w:ascii="Times New Roman" w:hAnsi="Times New Roman" w:eastAsia="宋体"/>
+          <w:b w:val="0"/>
+          <w:color w:val="000000"/>
+          <w:sz w:val="20"/>
+          <w:u w:val="none"/>
+        </w:rPr>
+        <w:t>订正：</w:t>
+      </w:r>
+      <w:r>
+        <w:rPr>
+          <w:rFonts w:ascii="Times New Roman" w:hAnsi="Times New Roman" w:eastAsia="宋体"/>
+          <w:b w:val="0"/>
+          <w:color w:val="000000"/>
+          <w:sz w:val="20"/>
+          <w:u w:val="single"/>
+        </w:rPr>
+        <w:tab/>
+      </w:r>
     </w:p>
     <w:p>
       <w:pPr>
         <w:keepNext/>
-        <w:spacing w:after="80"/>
-      </w:pPr>
-      <w:r>
-        <w:rPr>
-          <w:rFonts w:ascii="等线" w:hAnsi="等线"/>
-          <w:b/>
-          <w:sz w:val="24"/>
-        </w:rPr>
-        <w:t>第23题</w:t>
+        <w:keepLines/>
+        <w:widowControl/>
+        <w:tabs>
+          <w:tab w:pos="7200" w:val="left"/>
+        </w:tabs>
+        <w:spacing w:before="0" w:after="20" w:line="380" w:lineRule="exact"/>
+      </w:pPr>
+      <w:r>
+        <w:rPr>
+          <w:rFonts w:ascii="Times New Roman" w:hAnsi="Times New Roman" w:eastAsia="宋体"/>
+          <w:b w:val="0"/>
+          <w:color w:val="000000"/>
+          <w:sz w:val="20"/>
+          <w:u w:val="single"/>
+        </w:rPr>
+        <w:tab/>
       </w:r>
     </w:p>
     <w:p>
       <w:pPr>
-        <w:keepNext/>
-        <w:spacing w:after="80"/>
-      </w:pPr>
-      <w:r>
-        <w:rPr>
-          <w:rFonts w:ascii="等线" w:hAnsi="等线"/>
-          <w:sz w:val="21"/>
-        </w:rPr>
-        <w:t>5. ＿＿＿＿＿＿</w:t>
+        <w:keepNext w:val="0"/>
+        <w:keepLines/>
+        <w:widowControl/>
+        <w:tabs>
+          <w:tab w:pos="7200" w:val="left"/>
+        </w:tabs>
+        <w:spacing w:before="0" w:after="80" w:line="380" w:lineRule="exact"/>
+      </w:pPr>
+      <w:r>
+        <w:rPr>
+          <w:rFonts w:ascii="Times New Roman" w:hAnsi="Times New Roman" w:eastAsia="宋体"/>
+          <w:b w:val="0"/>
+          <w:color w:val="000000"/>
+          <w:sz w:val="20"/>
+          <w:u w:val="none"/>
+        </w:rPr>
+        <w:t>心得：</w:t>
+      </w:r>
+      <w:r>
+        <w:rPr>
+          <w:rFonts w:ascii="Times New Roman" w:hAnsi="Times New Roman" w:eastAsia="宋体"/>
+          <w:b w:val="0"/>
+          <w:color w:val="000000"/>
+          <w:sz w:val="20"/>
+          <w:u w:val="single"/>
+        </w:rPr>
+        <w:tab/>
       </w:r>
     </w:p>
     <w:p>
       <w:pPr>
-        <w:spacing w:after="80"/>
-      </w:pPr>
-      <w:r>
-        <w:rPr>
-          <w:rFonts w:ascii="等线" w:hAnsi="等线"/>
+        <w:keepNext/>
+        <w:keepLines/>
+        <w:widowControl/>
+        <w:spacing w:before="0" w:after="40" w:line="264" w:lineRule="auto"/>
+      </w:pPr>
+      <w:r>
+        <w:rPr>
+          <w:rFonts w:ascii="Times New Roman" w:hAnsi="Times New Roman" w:eastAsia="宋体"/>
+          <w:b/>
+          <w:color w:val="000000"/>
           <w:sz w:val="21"/>
-        </w:rPr>
-        <w:t>朵朵原答案：未作答；空白</w:t>
+          <w:u w:val="none"/>
+        </w:rPr>
+        <w:t>5.</w:t>
+      </w:r>
+      <w:r>
+        <w:rPr>
+          <w:rFonts w:ascii="Times New Roman" w:hAnsi="Times New Roman" w:eastAsia="宋体"/>
+          <w:b w:val="0"/>
+          <w:color w:val="000000"/>
+          <w:sz w:val="21"/>
+          <w:u w:val="none"/>
+        </w:rPr>
+        <w:t xml:space="preserve"> Why have vans become very popular?</w:t>
       </w:r>
     </w:p>
     <w:p>
       <w:pPr>
-        <w:spacing w:after="80"/>
-      </w:pPr>
-      <w:r>
-        <w:rPr>
-          <w:rFonts w:ascii="等线" w:hAnsi="等线"/>
-          <w:sz w:val="21"/>
-        </w:rPr>
-        <w:t>订正：____________________________________________________________</w:t>
+        <w:keepNext/>
+        <w:keepLines/>
+        <w:widowControl/>
+        <w:spacing w:before="0" w:after="20" w:line="264" w:lineRule="auto"/>
+      </w:pPr>
+      <w:r>
+        <w:rPr>
+          <w:rFonts w:ascii="Times New Roman" w:hAnsi="Times New Roman" w:eastAsia="宋体"/>
+          <w:b/>
+          <w:color w:val="000000"/>
+          <w:sz w:val="20"/>
+          <w:u w:val="none"/>
+        </w:rPr>
+        <w:t>朵朵原答案：</w:t>
+      </w:r>
+      <w:r>
+        <w:rPr>
+          <w:rFonts w:ascii="Times New Roman" w:hAnsi="Times New Roman" w:eastAsia="宋体"/>
+          <w:b w:val="0"/>
+          <w:color w:val="000000"/>
+          <w:sz w:val="20"/>
+          <w:u w:val="none"/>
+        </w:rPr>
+        <w:t xml:space="preserve"> That makes all the member of a big family enjoy a happier life when they are travelling together.（family 前另有已划去的 very popular）</w:t>
       </w:r>
     </w:p>
     <w:p>
       <w:pPr>
-        <w:spacing w:after="80"/>
-      </w:pPr>
-      <w:r>
-        <w:rPr>
-          <w:rFonts w:ascii="等线" w:hAnsi="等线"/>
-          <w:sz w:val="21"/>
-        </w:rPr>
-        <w:t>心得：____________________________________________________________</w:t>
+        <w:keepNext/>
+        <w:keepLines/>
+        <w:widowControl/>
+        <w:tabs>
+          <w:tab w:pos="7200" w:val="left"/>
+        </w:tabs>
+        <w:spacing w:before="0" w:after="20" w:line="380" w:lineRule="exact"/>
+      </w:pPr>
+      <w:r>
+        <w:rPr>
+          <w:rFonts w:ascii="Times New Roman" w:hAnsi="Times New Roman" w:eastAsia="宋体"/>
+          <w:b w:val="0"/>
+          <w:color w:val="000000"/>
+          <w:sz w:val="20"/>
+          <w:u w:val="none"/>
+        </w:rPr>
+        <w:t>订正：</w:t>
+      </w:r>
+      <w:r>
+        <w:rPr>
+          <w:rFonts w:ascii="Times New Roman" w:hAnsi="Times New Roman" w:eastAsia="宋体"/>
+          <w:b w:val="0"/>
+          <w:color w:val="000000"/>
+          <w:sz w:val="20"/>
+          <w:u w:val="single"/>
+        </w:rPr>
+        <w:tab/>
       </w:r>
     </w:p>
     <w:p>
       <w:pPr>
-        <w:spacing w:after="80"/>
-      </w:pPr>
-      <w:r>
-        <w:rPr>
-          <w:rFonts w:ascii="等线" w:hAnsi="等线"/>
+        <w:keepNext/>
+        <w:keepLines/>
+        <w:widowControl/>
+        <w:tabs>
+          <w:tab w:pos="7200" w:val="left"/>
+        </w:tabs>
+        <w:spacing w:before="0" w:after="20" w:line="380" w:lineRule="exact"/>
+      </w:pPr>
+      <w:r>
+        <w:rPr>
+          <w:rFonts w:ascii="Times New Roman" w:hAnsi="Times New Roman" w:eastAsia="宋体"/>
+          <w:b w:val="0"/>
+          <w:color w:val="000000"/>
+          <w:sz w:val="20"/>
+          <w:u w:val="single"/>
+        </w:rPr>
+        <w:tab/>
+      </w:r>
+    </w:p>
+    <w:p>
+      <w:pPr>
+        <w:keepNext w:val="0"/>
+        <w:keepLines/>
+        <w:widowControl/>
+        <w:tabs>
+          <w:tab w:pos="7200" w:val="left"/>
+        </w:tabs>
+        <w:spacing w:before="0" w:after="80" w:line="380" w:lineRule="exact"/>
+      </w:pPr>
+      <w:r>
+        <w:rPr>
+          <w:rFonts w:ascii="Times New Roman" w:hAnsi="Times New Roman" w:eastAsia="宋体"/>
+          <w:b w:val="0"/>
+          <w:color w:val="000000"/>
+          <w:sz w:val="20"/>
+          <w:u w:val="none"/>
+        </w:rPr>
+        <w:t>心得：</w:t>
+      </w:r>
+      <w:r>
+        <w:rPr>
+          <w:rFonts w:ascii="Times New Roman" w:hAnsi="Times New Roman" w:eastAsia="宋体"/>
+          <w:b w:val="0"/>
+          <w:color w:val="000000"/>
+          <w:sz w:val="20"/>
+          <w:u w:val="single"/>
+        </w:rPr>
+        <w:tab/>
+      </w:r>
+    </w:p>
+    <w:p>
+      <w:pPr>
+        <w:keepNext/>
+        <w:keepLines/>
+        <w:widowControl/>
+        <w:spacing w:before="80" w:after="80" w:line="264" w:lineRule="auto"/>
+      </w:pPr>
+      <w:r>
+        <w:rPr>
+          <w:rFonts w:ascii="Times New Roman" w:hAnsi="Times New Roman" w:eastAsia="宋体"/>
+          <w:b/>
+          <w:color w:val="000000"/>
+          <w:sz w:val="22"/>
+          <w:u w:val="none"/>
+        </w:rPr>
+        <w:t>E　Read the passage and fill in the blanks with proper words.</w:t>
+      </w:r>
+    </w:p>
+    <w:p>
+      <w:pPr>
+        <w:keepNext w:val="0"/>
+        <w:keepLines/>
+        <w:widowControl/>
+        <w:spacing w:before="0" w:after="60" w:line="264" w:lineRule="auto"/>
+      </w:pPr>
+      <w:r>
+        <w:rPr>
+          <w:rFonts w:ascii="Times New Roman" w:hAnsi="Times New Roman" w:eastAsia="宋体"/>
+          <w:b w:val="0"/>
+          <w:color w:val="000000"/>
           <w:sz w:val="21"/>
-        </w:rPr>
-        <w:t>____________________________________________________________</w:t>
+          <w:u w:val="none"/>
+        </w:rPr>
+        <w:t>Tom works as a p＿＿1＿＿ after he left school. One morning, when he stopped his bike outside a house and rang the bell, a window opened and a woman appeared（出现）.</w:t>
+      </w:r>
+    </w:p>
+    <w:p>
+      <w:pPr>
+        <w:keepNext w:val="0"/>
+        <w:keepLines/>
+        <w:widowControl/>
+        <w:spacing w:before="0" w:after="60" w:line="264" w:lineRule="auto"/>
+      </w:pPr>
+      <w:r>
+        <w:rPr>
+          <w:rFonts w:ascii="Times New Roman" w:hAnsi="Times New Roman" w:eastAsia="宋体"/>
+          <w:b w:val="0"/>
+          <w:color w:val="000000"/>
+          <w:sz w:val="21"/>
+          <w:u w:val="none"/>
+        </w:rPr>
+        <w:t>“What is it?” asked the woman.</w:t>
+      </w:r>
+    </w:p>
+    <w:p>
+      <w:pPr>
+        <w:keepNext w:val="0"/>
+        <w:keepLines/>
+        <w:widowControl/>
+        <w:spacing w:before="0" w:after="60" w:line="264" w:lineRule="auto"/>
+      </w:pPr>
+      <w:r>
+        <w:rPr>
+          <w:rFonts w:ascii="Times New Roman" w:hAnsi="Times New Roman" w:eastAsia="宋体"/>
+          <w:b w:val="0"/>
+          <w:color w:val="000000"/>
+          <w:sz w:val="21"/>
+          <w:u w:val="none"/>
+        </w:rPr>
+        <w:t>“Here is a parcel（包裹）f＿＿2＿＿ Mrs Smith,” answered Tom.</w:t>
+      </w:r>
+    </w:p>
+    <w:p>
+      <w:pPr>
+        <w:keepNext w:val="0"/>
+        <w:keepLines/>
+        <w:widowControl/>
+        <w:spacing w:before="0" w:after="60" w:line="264" w:lineRule="auto"/>
+      </w:pPr>
+      <w:r>
+        <w:rPr>
+          <w:rFonts w:ascii="Times New Roman" w:hAnsi="Times New Roman" w:eastAsia="宋体"/>
+          <w:b w:val="0"/>
+          <w:color w:val="000000"/>
+          <w:sz w:val="21"/>
+          <w:u w:val="none"/>
+        </w:rPr>
+        <w:t>“Is the parcel big or small?”</w:t>
+      </w:r>
+    </w:p>
+    <w:p>
+      <w:pPr>
+        <w:keepNext w:val="0"/>
+        <w:keepLines/>
+        <w:widowControl/>
+        <w:spacing w:before="0" w:after="60" w:line="264" w:lineRule="auto"/>
+      </w:pPr>
+      <w:r>
+        <w:rPr>
+          <w:rFonts w:ascii="Times New Roman" w:hAnsi="Times New Roman" w:eastAsia="宋体"/>
+          <w:b w:val="0"/>
+          <w:color w:val="000000"/>
+          <w:sz w:val="21"/>
+          <w:u w:val="none"/>
+        </w:rPr>
+        <w:t>“It's big.”</w:t>
+      </w:r>
+    </w:p>
+    <w:p>
+      <w:pPr>
+        <w:keepNext w:val="0"/>
+        <w:keepLines/>
+        <w:widowControl/>
+        <w:spacing w:before="0" w:after="60" w:line="264" w:lineRule="auto"/>
+      </w:pPr>
+      <w:r>
+        <w:rPr>
+          <w:rFonts w:ascii="Times New Roman" w:hAnsi="Times New Roman" w:eastAsia="宋体"/>
+          <w:b w:val="0"/>
+          <w:color w:val="000000"/>
+          <w:sz w:val="21"/>
+          <w:u w:val="none"/>
+        </w:rPr>
+        <w:t>“I see,” the woman thought for a moment, and then said, “Where is it from?”</w:t>
+      </w:r>
+    </w:p>
+    <w:p>
+      <w:pPr>
+        <w:keepNext w:val="0"/>
+        <w:keepLines/>
+        <w:widowControl/>
+        <w:spacing w:before="0" w:after="60" w:line="264" w:lineRule="auto"/>
+      </w:pPr>
+      <w:r>
+        <w:rPr>
+          <w:rFonts w:ascii="Times New Roman" w:hAnsi="Times New Roman" w:eastAsia="宋体"/>
+          <w:b w:val="0"/>
+          <w:color w:val="000000"/>
+          <w:sz w:val="21"/>
+          <w:u w:val="none"/>
+        </w:rPr>
+        <w:t>Tom has a l＿＿3＿＿ at the back of the parcel and said, “It is from the M&amp;M shop in London.”</w:t>
+      </w:r>
+    </w:p>
+    <w:p>
+      <w:pPr>
+        <w:keepNext w:val="0"/>
+        <w:keepLines/>
+        <w:widowControl/>
+        <w:spacing w:before="0" w:after="60" w:line="264" w:lineRule="auto"/>
+      </w:pPr>
+      <w:r>
+        <w:rPr>
+          <w:rFonts w:ascii="Times New Roman" w:hAnsi="Times New Roman" w:eastAsia="宋体"/>
+          <w:b w:val="0"/>
+          <w:color w:val="000000"/>
+          <w:sz w:val="21"/>
+          <w:u w:val="none"/>
+        </w:rPr>
+        <w:t>Hearing this, the woman got very interested. “The M&amp;M shop is a very expensive shop,” she said. “What's in the parcel?”</w:t>
+      </w:r>
+    </w:p>
+    <w:p>
+      <w:pPr>
+        <w:keepNext w:val="0"/>
+        <w:keepLines w:val="0"/>
+        <w:widowControl/>
+        <w:spacing w:before="0" w:after="60" w:line="264" w:lineRule="auto"/>
+      </w:pPr>
+      <w:r>
+        <w:rPr>
+          <w:rFonts w:ascii="Times New Roman" w:hAnsi="Times New Roman" w:eastAsia="宋体"/>
+          <w:b w:val="0"/>
+          <w:color w:val="000000"/>
+          <w:sz w:val="21"/>
+          <w:u w:val="none"/>
+        </w:rPr>
+        <w:t>Tom felt a little unhappy and said, “Madam, you've asked quite a lot of questions. Why not come here and o＿＿4＿＿ the parcel? Then you can get the answer y＿＿5＿＿.”</w:t>
+      </w:r>
+    </w:p>
+    <w:p>
+      <w:pPr>
+        <w:keepNext w:val="0"/>
+        <w:keepLines/>
+        <w:widowControl/>
+        <w:spacing w:before="0" w:after="60" w:line="264" w:lineRule="auto"/>
+      </w:pPr>
+      <w:r>
+        <w:rPr>
+          <w:rFonts w:ascii="Times New Roman" w:hAnsi="Times New Roman" w:eastAsia="宋体"/>
+          <w:b w:val="0"/>
+          <w:color w:val="000000"/>
+          <w:sz w:val="21"/>
+          <w:u w:val="none"/>
+        </w:rPr>
+        <w:t>“How can I do that?” said the woman. “I'm not Mrs Smith. You've rung the wrong bell. Mrs Smith's house is over there.”</w:t>
+      </w:r>
+    </w:p>
+    <w:p>
+      <w:pPr>
+        <w:keepNext/>
+        <w:keepLines/>
+        <w:widowControl/>
+        <w:spacing w:before="0" w:after="40" w:line="264" w:lineRule="auto"/>
+      </w:pPr>
+      <w:r>
+        <w:rPr>
+          <w:rFonts w:ascii="Times New Roman" w:hAnsi="Times New Roman" w:eastAsia="宋体"/>
+          <w:b/>
+          <w:color w:val="000000"/>
+          <w:sz w:val="21"/>
+          <w:u w:val="none"/>
+        </w:rPr>
+        <w:t>1.</w:t>
+      </w:r>
+      <w:r>
+        <w:rPr>
+          <w:rFonts w:ascii="Times New Roman" w:hAnsi="Times New Roman" w:eastAsia="宋体"/>
+          <w:b w:val="0"/>
+          <w:color w:val="000000"/>
+          <w:sz w:val="21"/>
+          <w:u w:val="none"/>
+        </w:rPr>
+        <w:t xml:space="preserve"> ________</w:t>
+      </w:r>
+    </w:p>
+    <w:p>
+      <w:pPr>
+        <w:keepNext/>
+        <w:keepLines/>
+        <w:widowControl/>
+        <w:tabs>
+          <w:tab w:pos="7200" w:val="left"/>
+        </w:tabs>
+        <w:spacing w:before="0" w:after="20" w:line="380" w:lineRule="exact"/>
+      </w:pPr>
+      <w:r>
+        <w:rPr>
+          <w:rFonts w:ascii="Times New Roman" w:hAnsi="Times New Roman" w:eastAsia="宋体"/>
+          <w:b w:val="0"/>
+          <w:color w:val="000000"/>
+          <w:sz w:val="20"/>
+          <w:u w:val="none"/>
+        </w:rPr>
+        <w:t>订正：</w:t>
+      </w:r>
+      <w:r>
+        <w:rPr>
+          <w:rFonts w:ascii="Times New Roman" w:hAnsi="Times New Roman" w:eastAsia="宋体"/>
+          <w:b w:val="0"/>
+          <w:color w:val="000000"/>
+          <w:sz w:val="20"/>
+          <w:u w:val="single"/>
+        </w:rPr>
+        <w:tab/>
+      </w:r>
+    </w:p>
+    <w:p>
+      <w:pPr>
+        <w:keepNext w:val="0"/>
+        <w:keepLines/>
+        <w:widowControl/>
+        <w:tabs>
+          <w:tab w:pos="7200" w:val="left"/>
+        </w:tabs>
+        <w:spacing w:before="0" w:after="80" w:line="380" w:lineRule="exact"/>
+      </w:pPr>
+      <w:r>
+        <w:rPr>
+          <w:rFonts w:ascii="Times New Roman" w:hAnsi="Times New Roman" w:eastAsia="宋体"/>
+          <w:b w:val="0"/>
+          <w:color w:val="000000"/>
+          <w:sz w:val="20"/>
+          <w:u w:val="none"/>
+        </w:rPr>
+        <w:t>心得：</w:t>
+      </w:r>
+      <w:r>
+        <w:rPr>
+          <w:rFonts w:ascii="Times New Roman" w:hAnsi="Times New Roman" w:eastAsia="宋体"/>
+          <w:b w:val="0"/>
+          <w:color w:val="000000"/>
+          <w:sz w:val="20"/>
+          <w:u w:val="single"/>
+        </w:rPr>
+        <w:tab/>
+      </w:r>
+    </w:p>
+    <w:p>
+      <w:pPr>
+        <w:keepNext/>
+        <w:keepLines/>
+        <w:widowControl/>
+        <w:spacing w:before="0" w:after="40" w:line="264" w:lineRule="auto"/>
+      </w:pPr>
+      <w:r>
+        <w:rPr>
+          <w:rFonts w:ascii="Times New Roman" w:hAnsi="Times New Roman" w:eastAsia="宋体"/>
+          <w:b/>
+          <w:color w:val="000000"/>
+          <w:sz w:val="21"/>
+          <w:u w:val="none"/>
+        </w:rPr>
+        <w:t>2.</w:t>
+      </w:r>
+      <w:r>
+        <w:rPr>
+          <w:rFonts w:ascii="Times New Roman" w:hAnsi="Times New Roman" w:eastAsia="宋体"/>
+          <w:b w:val="0"/>
+          <w:color w:val="000000"/>
+          <w:sz w:val="21"/>
+          <w:u w:val="none"/>
+        </w:rPr>
+        <w:t xml:space="preserve"> ________</w:t>
+      </w:r>
+    </w:p>
+    <w:p>
+      <w:pPr>
+        <w:keepNext/>
+        <w:keepLines/>
+        <w:widowControl/>
+        <w:tabs>
+          <w:tab w:pos="7200" w:val="left"/>
+        </w:tabs>
+        <w:spacing w:before="0" w:after="20" w:line="380" w:lineRule="exact"/>
+      </w:pPr>
+      <w:r>
+        <w:rPr>
+          <w:rFonts w:ascii="Times New Roman" w:hAnsi="Times New Roman" w:eastAsia="宋体"/>
+          <w:b w:val="0"/>
+          <w:color w:val="000000"/>
+          <w:sz w:val="20"/>
+          <w:u w:val="none"/>
+        </w:rPr>
+        <w:t>订正：</w:t>
+      </w:r>
+      <w:r>
+        <w:rPr>
+          <w:rFonts w:ascii="Times New Roman" w:hAnsi="Times New Roman" w:eastAsia="宋体"/>
+          <w:b w:val="0"/>
+          <w:color w:val="000000"/>
+          <w:sz w:val="20"/>
+          <w:u w:val="single"/>
+        </w:rPr>
+        <w:tab/>
+      </w:r>
+    </w:p>
+    <w:p>
+      <w:pPr>
+        <w:keepNext w:val="0"/>
+        <w:keepLines/>
+        <w:widowControl/>
+        <w:tabs>
+          <w:tab w:pos="7200" w:val="left"/>
+        </w:tabs>
+        <w:spacing w:before="0" w:after="80" w:line="380" w:lineRule="exact"/>
+      </w:pPr>
+      <w:r>
+        <w:rPr>
+          <w:rFonts w:ascii="Times New Roman" w:hAnsi="Times New Roman" w:eastAsia="宋体"/>
+          <w:b w:val="0"/>
+          <w:color w:val="000000"/>
+          <w:sz w:val="20"/>
+          <w:u w:val="none"/>
+        </w:rPr>
+        <w:t>心得：</w:t>
+      </w:r>
+      <w:r>
+        <w:rPr>
+          <w:rFonts w:ascii="Times New Roman" w:hAnsi="Times New Roman" w:eastAsia="宋体"/>
+          <w:b w:val="0"/>
+          <w:color w:val="000000"/>
+          <w:sz w:val="20"/>
+          <w:u w:val="single"/>
+        </w:rPr>
+        <w:tab/>
+      </w:r>
+    </w:p>
+    <w:p>
+      <w:pPr>
+        <w:keepNext/>
+        <w:keepLines/>
+        <w:widowControl/>
+        <w:spacing w:before="0" w:after="40" w:line="264" w:lineRule="auto"/>
+      </w:pPr>
+      <w:r>
+        <w:rPr>
+          <w:rFonts w:ascii="Times New Roman" w:hAnsi="Times New Roman" w:eastAsia="宋体"/>
+          <w:b/>
+          <w:color w:val="000000"/>
+          <w:sz w:val="21"/>
+          <w:u w:val="none"/>
+        </w:rPr>
+        <w:t>3.</w:t>
+      </w:r>
+      <w:r>
+        <w:rPr>
+          <w:rFonts w:ascii="Times New Roman" w:hAnsi="Times New Roman" w:eastAsia="宋体"/>
+          <w:b w:val="0"/>
+          <w:color w:val="000000"/>
+          <w:sz w:val="21"/>
+          <w:u w:val="none"/>
+        </w:rPr>
+        <w:t xml:space="preserve"> ________</w:t>
+      </w:r>
+    </w:p>
+    <w:p>
+      <w:pPr>
+        <w:keepNext/>
+        <w:keepLines/>
+        <w:widowControl/>
+        <w:tabs>
+          <w:tab w:pos="7200" w:val="left"/>
+        </w:tabs>
+        <w:spacing w:before="0" w:after="20" w:line="380" w:lineRule="exact"/>
+      </w:pPr>
+      <w:r>
+        <w:rPr>
+          <w:rFonts w:ascii="Times New Roman" w:hAnsi="Times New Roman" w:eastAsia="宋体"/>
+          <w:b w:val="0"/>
+          <w:color w:val="000000"/>
+          <w:sz w:val="20"/>
+          <w:u w:val="none"/>
+        </w:rPr>
+        <w:t>订正：</w:t>
+      </w:r>
+      <w:r>
+        <w:rPr>
+          <w:rFonts w:ascii="Times New Roman" w:hAnsi="Times New Roman" w:eastAsia="宋体"/>
+          <w:b w:val="0"/>
+          <w:color w:val="000000"/>
+          <w:sz w:val="20"/>
+          <w:u w:val="single"/>
+        </w:rPr>
+        <w:tab/>
+      </w:r>
+    </w:p>
+    <w:p>
+      <w:pPr>
+        <w:keepNext w:val="0"/>
+        <w:keepLines/>
+        <w:widowControl/>
+        <w:tabs>
+          <w:tab w:pos="7200" w:val="left"/>
+        </w:tabs>
+        <w:spacing w:before="0" w:after="80" w:line="380" w:lineRule="exact"/>
+      </w:pPr>
+      <w:r>
+        <w:rPr>
+          <w:rFonts w:ascii="Times New Roman" w:hAnsi="Times New Roman" w:eastAsia="宋体"/>
+          <w:b w:val="0"/>
+          <w:color w:val="000000"/>
+          <w:sz w:val="20"/>
+          <w:u w:val="none"/>
+        </w:rPr>
+        <w:t>心得：</w:t>
+      </w:r>
+      <w:r>
+        <w:rPr>
+          <w:rFonts w:ascii="Times New Roman" w:hAnsi="Times New Roman" w:eastAsia="宋体"/>
+          <w:b w:val="0"/>
+          <w:color w:val="000000"/>
+          <w:sz w:val="20"/>
+          <w:u w:val="single"/>
+        </w:rPr>
+        <w:tab/>
+      </w:r>
+    </w:p>
+    <w:p>
+      <w:pPr>
+        <w:keepNext/>
+        <w:keepLines/>
+        <w:widowControl/>
+        <w:spacing w:before="0" w:after="40" w:line="264" w:lineRule="auto"/>
+      </w:pPr>
+      <w:r>
+        <w:rPr>
+          <w:rFonts w:ascii="Times New Roman" w:hAnsi="Times New Roman" w:eastAsia="宋体"/>
+          <w:b/>
+          <w:color w:val="000000"/>
+          <w:sz w:val="21"/>
+          <w:u w:val="none"/>
+        </w:rPr>
+        <w:t>4.</w:t>
+      </w:r>
+      <w:r>
+        <w:rPr>
+          <w:rFonts w:ascii="Times New Roman" w:hAnsi="Times New Roman" w:eastAsia="宋体"/>
+          <w:b w:val="0"/>
+          <w:color w:val="000000"/>
+          <w:sz w:val="21"/>
+          <w:u w:val="none"/>
+        </w:rPr>
+        <w:t xml:space="preserve"> ________</w:t>
+      </w:r>
+    </w:p>
+    <w:p>
+      <w:pPr>
+        <w:keepNext/>
+        <w:keepLines/>
+        <w:widowControl/>
+        <w:tabs>
+          <w:tab w:pos="7200" w:val="left"/>
+        </w:tabs>
+        <w:spacing w:before="0" w:after="20" w:line="380" w:lineRule="exact"/>
+      </w:pPr>
+      <w:r>
+        <w:rPr>
+          <w:rFonts w:ascii="Times New Roman" w:hAnsi="Times New Roman" w:eastAsia="宋体"/>
+          <w:b w:val="0"/>
+          <w:color w:val="000000"/>
+          <w:sz w:val="20"/>
+          <w:u w:val="none"/>
+        </w:rPr>
+        <w:t>订正：</w:t>
+      </w:r>
+      <w:r>
+        <w:rPr>
+          <w:rFonts w:ascii="Times New Roman" w:hAnsi="Times New Roman" w:eastAsia="宋体"/>
+          <w:b w:val="0"/>
+          <w:color w:val="000000"/>
+          <w:sz w:val="20"/>
+          <w:u w:val="single"/>
+        </w:rPr>
+        <w:tab/>
+      </w:r>
+    </w:p>
+    <w:p>
+      <w:pPr>
+        <w:keepNext w:val="0"/>
+        <w:keepLines/>
+        <w:widowControl/>
+        <w:tabs>
+          <w:tab w:pos="7200" w:val="left"/>
+        </w:tabs>
+        <w:spacing w:before="0" w:after="80" w:line="380" w:lineRule="exact"/>
+      </w:pPr>
+      <w:r>
+        <w:rPr>
+          <w:rFonts w:ascii="Times New Roman" w:hAnsi="Times New Roman" w:eastAsia="宋体"/>
+          <w:b w:val="0"/>
+          <w:color w:val="000000"/>
+          <w:sz w:val="20"/>
+          <w:u w:val="none"/>
+        </w:rPr>
+        <w:t>心得：</w:t>
+      </w:r>
+      <w:r>
+        <w:rPr>
+          <w:rFonts w:ascii="Times New Roman" w:hAnsi="Times New Roman" w:eastAsia="宋体"/>
+          <w:b w:val="0"/>
+          <w:color w:val="000000"/>
+          <w:sz w:val="20"/>
+          <w:u w:val="single"/>
+        </w:rPr>
+        <w:tab/>
+      </w:r>
+    </w:p>
+    <w:p>
+      <w:pPr>
+        <w:keepNext/>
+        <w:keepLines/>
+        <w:widowControl/>
+        <w:spacing w:before="0" w:after="40" w:line="264" w:lineRule="auto"/>
+      </w:pPr>
+      <w:r>
+        <w:rPr>
+          <w:rFonts w:ascii="Times New Roman" w:hAnsi="Times New Roman" w:eastAsia="宋体"/>
+          <w:b/>
+          <w:color w:val="000000"/>
+          <w:sz w:val="21"/>
+          <w:u w:val="none"/>
+        </w:rPr>
+        <w:t>5.</w:t>
+      </w:r>
+      <w:r>
+        <w:rPr>
+          <w:rFonts w:ascii="Times New Roman" w:hAnsi="Times New Roman" w:eastAsia="宋体"/>
+          <w:b w:val="0"/>
+          <w:color w:val="000000"/>
+          <w:sz w:val="21"/>
+          <w:u w:val="none"/>
+        </w:rPr>
+        <w:t xml:space="preserve"> ________</w:t>
+      </w:r>
+    </w:p>
+    <w:p>
+      <w:pPr>
+        <w:keepNext/>
+        <w:keepLines/>
+        <w:widowControl/>
+        <w:spacing w:before="0" w:after="20" w:line="264" w:lineRule="auto"/>
+      </w:pPr>
+      <w:r>
+        <w:rPr>
+          <w:rFonts w:ascii="Times New Roman" w:hAnsi="Times New Roman" w:eastAsia="宋体"/>
+          <w:b/>
+          <w:color w:val="000000"/>
+          <w:sz w:val="20"/>
+          <w:u w:val="none"/>
+        </w:rPr>
+        <w:t>朵朵原答案：</w:t>
+      </w:r>
+      <w:r>
+        <w:rPr>
+          <w:rFonts w:ascii="Times New Roman" w:hAnsi="Times New Roman" w:eastAsia="宋体"/>
+          <w:b w:val="0"/>
+          <w:color w:val="000000"/>
+          <w:sz w:val="20"/>
+          <w:u w:val="none"/>
+        </w:rPr>
+        <w:t xml:space="preserve"> 空白</w:t>
+      </w:r>
+    </w:p>
+    <w:p>
+      <w:pPr>
+        <w:keepNext/>
+        <w:keepLines/>
+        <w:widowControl/>
+        <w:tabs>
+          <w:tab w:pos="7200" w:val="left"/>
+        </w:tabs>
+        <w:spacing w:before="0" w:after="20" w:line="380" w:lineRule="exact"/>
+      </w:pPr>
+      <w:r>
+        <w:rPr>
+          <w:rFonts w:ascii="Times New Roman" w:hAnsi="Times New Roman" w:eastAsia="宋体"/>
+          <w:b w:val="0"/>
+          <w:color w:val="000000"/>
+          <w:sz w:val="20"/>
+          <w:u w:val="none"/>
+        </w:rPr>
+        <w:t>订正：</w:t>
+      </w:r>
+      <w:r>
+        <w:rPr>
+          <w:rFonts w:ascii="Times New Roman" w:hAnsi="Times New Roman" w:eastAsia="宋体"/>
+          <w:b w:val="0"/>
+          <w:color w:val="000000"/>
+          <w:sz w:val="20"/>
+          <w:u w:val="single"/>
+        </w:rPr>
+        <w:tab/>
+      </w:r>
+    </w:p>
+    <w:p>
+      <w:pPr>
+        <w:keepNext w:val="0"/>
+        <w:keepLines/>
+        <w:widowControl/>
+        <w:tabs>
+          <w:tab w:pos="7200" w:val="left"/>
+        </w:tabs>
+        <w:spacing w:before="0" w:after="80" w:line="380" w:lineRule="exact"/>
+      </w:pPr>
+      <w:r>
+        <w:rPr>
+          <w:rFonts w:ascii="Times New Roman" w:hAnsi="Times New Roman" w:eastAsia="宋体"/>
+          <w:b w:val="0"/>
+          <w:color w:val="000000"/>
+          <w:sz w:val="20"/>
+          <w:u w:val="none"/>
+        </w:rPr>
+        <w:t>心得：</w:t>
+      </w:r>
+      <w:r>
+        <w:rPr>
+          <w:rFonts w:ascii="Times New Roman" w:hAnsi="Times New Roman" w:eastAsia="宋体"/>
+          <w:b w:val="0"/>
+          <w:color w:val="000000"/>
+          <w:sz w:val="20"/>
+          <w:u w:val="single"/>
+        </w:rPr>
+        <w:tab/>
       </w:r>
     </w:p>
     <w:sectPr>
-      <w:pgSz w:w="12240" w:h="15840"/>
-      <w:pgMar w:top="964" w:right="1020" w:bottom="964" w:left="1020" w:header="720" w:footer="720" w:gutter="0"/>
+      <w:headerReference w:type="default" r:id="rId9"/>
+      <w:footerReference w:type="default" r:id="rId10"/>
+      <w:pgSz w:w="8391" w:h="11906"/>
+      <w:pgMar w:top="624" w:right="567" w:bottom="680" w:left="567" w:header="283" w:footer="283" w:gutter="0"/>
       <w:cols w:space="720"/>
       <w:docGrid w:linePitch="360"/>
     </w:sectPr>
   </w:body>
 </w:document>
+</file>
+
+<file path=word/footer1.xml><?xml version="1.0" encoding="utf-8"?>
+<w:ftr xmlns:m="http://schemas.openxmlformats.org/officeDocument/2006/math" xmlns:mc="http://schemas.openxmlformats.org/markup-compatibility/2006" xmlns:mo="http://schemas.microsoft.com/office/mac/office/2008/main" xmlns:mv="urn:schemas-microsoft-com:mac:vml" xmlns:o="urn:schemas-microsoft-com:office:office" xmlns:r="http://schemas.openxmlformats.org/officeDocument/2006/relationships" xmlns:v="urn:schemas-microsoft-com:vml" xmlns:w10="urn:schemas-microsoft-com:office:word" xmlns:w14="http://schemas.microsoft.com/office/word/2010/wordml" xmlns:w="http://schemas.openxmlformats.org/wordprocessingml/2006/main" xmlns:wne="http://schemas.microsoft.com/office/word/2006/wordml" xmlns:wp14="http://schemas.microsoft.com/office/word/2010/wordprocessingDrawing" xmlns:wp="http://schemas.openxmlformats.org/drawingml/2006/wordprocessingDrawing" xmlns:wpc="http://schemas.microsoft.com/office/word/2010/wordprocessingCanvas" xmlns:wpg="http://schemas.microsoft.com/office/word/2010/wordprocessingGroup" xmlns:wpi="http://schemas.microsoft.com/office/word/2010/wordprocessingInk" xmlns:wps="http://schemas.microsoft.com/office/word/2010/wordprocessingShape" mc:Ignorable="w14 wp14">
+  <w:p>
+    <w:pPr>
+      <w:pStyle w:val="Footer"/>
+      <w:jc w:val="center"/>
+    </w:pPr>
+    <w:r>
+      <w:rPr>
+        <w:rFonts w:ascii="Times New Roman" w:hAnsi="Times New Roman" w:eastAsia="宋体"/>
+        <w:b w:val="0"/>
+        <w:color w:val="000000"/>
+        <w:sz w:val="16"/>
+        <w:u w:val="none"/>
+      </w:rPr>
+      <w:t xml:space="preserve">第 </w:t>
+    </w:r>
+    <w:fldSimple w:instr="PAGE"/>
+    <w:r>
+      <w:rPr>
+        <w:rFonts w:ascii="Times New Roman" w:hAnsi="Times New Roman" w:eastAsia="宋体"/>
+        <w:b w:val="0"/>
+        <w:color w:val="000000"/>
+        <w:sz w:val="16"/>
+        <w:u w:val="none"/>
+      </w:rPr>
+      <w:t xml:space="preserve"> 页 / 共 </w:t>
+    </w:r>
+    <w:fldSimple w:instr="NUMPAGES"/>
+    <w:r>
+      <w:rPr>
+        <w:rFonts w:ascii="Times New Roman" w:hAnsi="Times New Roman" w:eastAsia="宋体"/>
+        <w:b w:val="0"/>
+        <w:color w:val="000000"/>
+        <w:sz w:val="16"/>
+        <w:u w:val="none"/>
+      </w:rPr>
+      <w:t xml:space="preserve"> 页</w:t>
+    </w:r>
+  </w:p>
+</w:ftr>
+</file>
+
+<file path=word/header1.xml><?xml version="1.0" encoding="utf-8"?>
+<w:hdr xmlns:m="http://schemas.openxmlformats.org/officeDocument/2006/math" xmlns:mc="http://schemas.openxmlformats.org/markup-compatibility/2006" xmlns:mo="http://schemas.microsoft.com/office/mac/office/2008/main" xmlns:mv="urn:schemas-microsoft-com:mac:vml" xmlns:o="urn:schemas-microsoft-com:office:office" xmlns:r="http://schemas.openxmlformats.org/officeDocument/2006/relationships" xmlns:v="urn:schemas-microsoft-com:vml" xmlns:w10="urn:schemas-microsoft-com:office:word" xmlns:w14="http://schemas.microsoft.com/office/word/2010/wordml" xmlns:w="http://schemas.openxmlformats.org/wordprocessingml/2006/main" xmlns:wne="http://schemas.microsoft.com/office/word/2006/wordml" xmlns:wp14="http://schemas.microsoft.com/office/word/2010/wordprocessingDrawing" xmlns:wp="http://schemas.openxmlformats.org/drawingml/2006/wordprocessingDrawing" xmlns:wpc="http://schemas.microsoft.com/office/word/2010/wordprocessingCanvas" xmlns:wpg="http://schemas.microsoft.com/office/word/2010/wordprocessingGroup" xmlns:wpi="http://schemas.microsoft.com/office/word/2010/wordprocessingInk" xmlns:wps="http://schemas.microsoft.com/office/word/2010/wordprocessingShape" mc:Ignorable="w14 wp14">
+  <w:p>
+    <w:pPr>
+      <w:pStyle w:val="Header"/>
+      <w:spacing w:after="0"/>
+    </w:pPr>
+    <w:r>
+      <w:rPr>
+        <w:rFonts w:ascii="Times New Roman" w:hAnsi="Times New Roman" w:eastAsia="宋体"/>
+        <w:b w:val="0"/>
+        <w:color w:val="000000"/>
+        <w:sz w:val="16"/>
+        <w:u w:val="none"/>
+      </w:rPr>
+      <w:t>朵朵英语错题订正本 · L001</w:t>
+    </w:r>
+  </w:p>
+</w:hdr>
 </file>
 
 <file path=word/numbering.xml><?xml version="1.0" encoding="utf-8"?>
@@ -2325,6 +6279,10 @@
     <w:name w:val="Normal"/>
     <w:qFormat/>
     <w:rsid w:val="00FC693F"/>
+    <w:rPr>
+      <w:rFonts w:ascii="Times New Roman" w:hAnsi="Times New Roman" w:eastAsia="宋体"/>
+      <w:sz w:val="21"/>
+    </w:rPr>
   </w:style>
   <w:style w:type="paragraph" w:styleId="Header">
     <w:name w:val="header"/>
